--- a/LLDD/word/FE/LLDD-FE-Testing-Delivery.docx
+++ b/LLDD/word/FE/LLDD-FE-Testing-Delivery.docx
@@ -938,7 +938,7 @@
                 <w:b w:val="0"/>
                 <w:sz w:val="18"/>
               </w:rPr>
-              <w:t>required filters, 19 columns, totals, CSV parity</w:t>
+              <w:t>required status filter, 14 columns (SDD slide 60), totals, Excel parity</w:t>
             </w:r>
           </w:p>
         </w:tc>

--- a/LLDD/word/FE/LLDD-FE-Testing-Delivery.docx
+++ b/LLDD/word/FE/LLDD-FE-Testing-Delivery.docx
@@ -103,11 +103,15 @@
               <w:keepLines/>
               <w:spacing w:after="0"/>
             </w:pPr>
-            <w:r/>
             <w:r>
               <w:rPr>
                 <w:rFonts w:ascii="Arial" w:hAnsi="Arial" w:eastAsia="Arial"/>
-                <w:b w:val="0"/>
+                <w:sz w:val="18"/>
+              </w:rPr>
+            </w:r>
+            <w:r>
+              <w:rPr>
+                <w:rFonts w:ascii="Arial" w:hAnsi="Arial" w:eastAsia="Arial"/>
                 <w:sz w:val="18"/>
               </w:rPr>
               <w:t>วัตถุประสงค์</w:t>
@@ -124,11 +128,15 @@
               <w:keepLines/>
               <w:spacing w:after="0"/>
             </w:pPr>
-            <w:r/>
             <w:r>
               <w:rPr>
                 <w:rFonts w:ascii="Arial" w:hAnsi="Arial" w:eastAsia="Arial"/>
-                <w:b w:val="0"/>
+                <w:sz w:val="18"/>
+              </w:rPr>
+            </w:r>
+            <w:r>
+              <w:rPr>
+                <w:rFonts w:ascii="Arial" w:hAnsi="Arial" w:eastAsia="Arial"/>
                 <w:sz w:val="18"/>
               </w:rPr>
               <w:t>ใช้เป็นรายละเอียดระดับพัฒนาสำหรับออกแบบ ลงมือพัฒนา ตรวจทาน และทดสอบขอบเขตที่ระบุในฉบับนี้</w:t>
@@ -150,11 +158,15 @@
               <w:keepLines/>
               <w:spacing w:after="0"/>
             </w:pPr>
-            <w:r/>
             <w:r>
               <w:rPr>
                 <w:rFonts w:ascii="Arial" w:hAnsi="Arial" w:eastAsia="Arial"/>
-                <w:b w:val="0"/>
+                <w:sz w:val="18"/>
+              </w:rPr>
+            </w:r>
+            <w:r>
+              <w:rPr>
+                <w:rFonts w:ascii="Arial" w:hAnsi="Arial" w:eastAsia="Arial"/>
                 <w:sz w:val="18"/>
               </w:rPr>
               <w:t>ลำดับการอ่าน</w:t>
@@ -171,11 +183,15 @@
               <w:keepLines/>
               <w:spacing w:after="0"/>
             </w:pPr>
-            <w:r/>
             <w:r>
               <w:rPr>
                 <w:rFonts w:ascii="Arial" w:hAnsi="Arial" w:eastAsia="Arial"/>
-                <w:b w:val="0"/>
+                <w:sz w:val="18"/>
+              </w:rPr>
+            </w:r>
+            <w:r>
+              <w:rPr>
+                <w:rFonts w:ascii="Arial" w:hAnsi="Arial" w:eastAsia="Arial"/>
                 <w:sz w:val="18"/>
               </w:rPr>
               <w:t>เริ่มจาก Overview และ Scope จากนั้นตรวจ Field/Validation, Implementation, Contract, Processing Flow, Acceptance Criteria และ Test Checklist ตามลำดับ</w:t>
@@ -197,11 +213,15 @@
               <w:keepLines/>
               <w:spacing w:after="0"/>
             </w:pPr>
-            <w:r/>
             <w:r>
               <w:rPr>
                 <w:rFonts w:ascii="Arial" w:hAnsi="Arial" w:eastAsia="Arial"/>
-                <w:b w:val="0"/>
+                <w:sz w:val="18"/>
+              </w:rPr>
+            </w:r>
+            <w:r>
+              <w:rPr>
+                <w:rFonts w:ascii="Arial" w:hAnsi="Arial" w:eastAsia="Arial"/>
                 <w:sz w:val="18"/>
               </w:rPr>
               <w:t>ผลลัพธ์ที่คาดหวัง</w:t>
@@ -218,11 +238,15 @@
               <w:keepLines/>
               <w:spacing w:after="0"/>
             </w:pPr>
-            <w:r/>
             <w:r>
               <w:rPr>
                 <w:rFonts w:ascii="Arial" w:hAnsi="Arial" w:eastAsia="Arial"/>
-                <w:b w:val="0"/>
+                <w:sz w:val="18"/>
+              </w:rPr>
+            </w:r>
+            <w:r>
+              <w:rPr>
+                <w:rFonts w:ascii="Arial" w:hAnsi="Arial" w:eastAsia="Arial"/>
                 <w:sz w:val="18"/>
               </w:rPr>
               <w:t>ผู้อ่านสามารถระบุ input, ขั้นตอนประมวลผล, output, เงื่อนไขผิดพลาด และหลักฐานการทดสอบได้จากเนื้อหาในฉบับเดียว</w:t>
@@ -322,11 +346,15 @@
               <w:keepLines/>
               <w:spacing w:after="0"/>
             </w:pPr>
-            <w:r/>
             <w:r>
               <w:rPr>
                 <w:rFonts w:ascii="Arial" w:hAnsi="Arial" w:eastAsia="Arial"/>
-                <w:b w:val="0"/>
+                <w:sz w:val="18"/>
+              </w:rPr>
+            </w:r>
+            <w:r>
+              <w:rPr>
+                <w:rFonts w:ascii="Arial" w:hAnsi="Arial" w:eastAsia="Arial"/>
                 <w:sz w:val="18"/>
               </w:rPr>
               <w:t>Track</w:t>
@@ -343,11 +371,15 @@
               <w:keepLines/>
               <w:spacing w:after="0"/>
             </w:pPr>
-            <w:r/>
             <w:r>
               <w:rPr>
                 <w:rFonts w:ascii="Arial" w:hAnsi="Arial" w:eastAsia="Arial"/>
-                <w:b w:val="0"/>
+                <w:sz w:val="18"/>
+              </w:rPr>
+            </w:r>
+            <w:r>
+              <w:rPr>
+                <w:rFonts w:ascii="Arial" w:hAnsi="Arial" w:eastAsia="Arial"/>
                 <w:sz w:val="18"/>
               </w:rPr>
               <w:t>FE</w:t>
@@ -369,11 +401,15 @@
               <w:keepLines/>
               <w:spacing w:after="0"/>
             </w:pPr>
-            <w:r/>
             <w:r>
               <w:rPr>
                 <w:rFonts w:ascii="Arial" w:hAnsi="Arial" w:eastAsia="Arial"/>
-                <w:b w:val="0"/>
+                <w:sz w:val="18"/>
+              </w:rPr>
+            </w:r>
+            <w:r>
+              <w:rPr>
+                <w:rFonts w:ascii="Arial" w:hAnsi="Arial" w:eastAsia="Arial"/>
                 <w:sz w:val="18"/>
               </w:rPr>
               <w:t>Estimate</w:t>
@@ -390,14 +426,18 @@
               <w:keepLines/>
               <w:spacing w:after="0"/>
             </w:pPr>
-            <w:r/>
             <w:r>
               <w:rPr>
                 <w:rFonts w:ascii="Arial" w:hAnsi="Arial" w:eastAsia="Arial"/>
-                <w:b w:val="0"/>
                 <w:sz w:val="18"/>
               </w:rPr>
-              <w:t>24 ชั่วโมง</w:t>
+            </w:r>
+            <w:r>
+              <w:rPr>
+                <w:rFonts w:ascii="Arial" w:hAnsi="Arial" w:eastAsia="Arial"/>
+                <w:sz w:val="18"/>
+              </w:rPr>
+              <w:t>20 ชั่วโมง</w:t>
             </w:r>
           </w:p>
         </w:tc>
@@ -416,11 +456,15 @@
               <w:keepLines/>
               <w:spacing w:after="0"/>
             </w:pPr>
-            <w:r/>
             <w:r>
               <w:rPr>
                 <w:rFonts w:ascii="Arial" w:hAnsi="Arial" w:eastAsia="Arial"/>
-                <w:b w:val="0"/>
+                <w:sz w:val="18"/>
+              </w:rPr>
+            </w:r>
+            <w:r>
+              <w:rPr>
+                <w:rFonts w:ascii="Arial" w:hAnsi="Arial" w:eastAsia="Arial"/>
                 <w:sz w:val="18"/>
               </w:rPr>
               <w:t>Owner</w:t>
@@ -437,14 +481,18 @@
               <w:keepLines/>
               <w:spacing w:after="0"/>
             </w:pPr>
-            <w:r/>
             <w:r>
               <w:rPr>
                 <w:rFonts w:ascii="Arial" w:hAnsi="Arial" w:eastAsia="Arial"/>
-                <w:b w:val="0"/>
                 <w:sz w:val="18"/>
               </w:rPr>
-              <w:t>Peerakorn &lt;Pete&gt; Sakunkaewphithak</w:t>
+            </w:r>
+            <w:r>
+              <w:rPr>
+                <w:rFonts w:ascii="Arial" w:hAnsi="Arial" w:eastAsia="Arial"/>
+                <w:sz w:val="18"/>
+              </w:rPr>
+              <w:t>Chidchanok &lt;lin&gt; Saengamnat</w:t>
             </w:r>
           </w:p>
         </w:tc>
@@ -463,11 +511,15 @@
               <w:keepLines/>
               <w:spacing w:after="0"/>
             </w:pPr>
-            <w:r/>
             <w:r>
               <w:rPr>
                 <w:rFonts w:ascii="Arial" w:hAnsi="Arial" w:eastAsia="Arial"/>
-                <w:b w:val="0"/>
+                <w:sz w:val="18"/>
+              </w:rPr>
+            </w:r>
+            <w:r>
+              <w:rPr>
+                <w:rFonts w:ascii="Arial" w:hAnsi="Arial" w:eastAsia="Arial"/>
                 <w:sz w:val="18"/>
               </w:rPr>
               <w:t>Document type</w:t>
@@ -484,11 +536,15 @@
               <w:keepLines/>
               <w:spacing w:after="0"/>
             </w:pPr>
-            <w:r/>
             <w:r>
               <w:rPr>
                 <w:rFonts w:ascii="Arial" w:hAnsi="Arial" w:eastAsia="Arial"/>
-                <w:b w:val="0"/>
+                <w:sz w:val="18"/>
+              </w:rPr>
+            </w:r>
+            <w:r>
+              <w:rPr>
+                <w:rFonts w:ascii="Arial" w:hAnsi="Arial" w:eastAsia="Arial"/>
                 <w:sz w:val="18"/>
               </w:rPr>
               <w:t>FE verification and release handover specification; not an application screen</w:t>
@@ -510,11 +566,15 @@
               <w:keepLines/>
               <w:spacing w:after="0"/>
             </w:pPr>
-            <w:r/>
             <w:r>
               <w:rPr>
                 <w:rFonts w:ascii="Arial" w:hAnsi="Arial" w:eastAsia="Arial"/>
-                <w:b w:val="0"/>
+                <w:sz w:val="18"/>
+              </w:rPr>
+            </w:r>
+            <w:r>
+              <w:rPr>
+                <w:rFonts w:ascii="Arial" w:hAnsi="Arial" w:eastAsia="Arial"/>
                 <w:sz w:val="18"/>
               </w:rPr>
               <w:t>Objective</w:t>
@@ -531,11 +591,15 @@
               <w:keepLines/>
               <w:spacing w:after="0"/>
             </w:pPr>
-            <w:r/>
             <w:r>
               <w:rPr>
                 <w:rFonts w:ascii="Arial" w:hAnsi="Arial" w:eastAsia="Arial"/>
-                <w:b w:val="0"/>
+                <w:sz w:val="18"/>
+              </w:rPr>
+            </w:r>
+            <w:r>
+              <w:rPr>
+                <w:rFonts w:ascii="Arial" w:hAnsi="Arial" w:eastAsia="Arial"/>
                 <w:sz w:val="18"/>
               </w:rPr>
               <w:t>กำหนด regression, responsive pass, API payload adjustment และ delivery note สำหรับ FE</w:t>
@@ -732,11 +796,15 @@
               <w:keepLines/>
               <w:spacing w:after="0"/>
             </w:pPr>
-            <w:r/>
             <w:r>
               <w:rPr>
                 <w:rFonts w:ascii="Arial" w:hAnsi="Arial" w:eastAsia="Arial"/>
-                <w:b w:val="0"/>
+                <w:sz w:val="18"/>
+              </w:rPr>
+            </w:r>
+            <w:r>
+              <w:rPr>
+                <w:rFonts w:ascii="Arial" w:hAnsi="Arial" w:eastAsia="Arial"/>
                 <w:sz w:val="18"/>
               </w:rPr>
               <w:t>FE-SMOKE</w:t>
@@ -753,11 +821,15 @@
               <w:keepLines/>
               <w:spacing w:after="0"/>
             </w:pPr>
-            <w:r/>
             <w:r>
               <w:rPr>
                 <w:rFonts w:ascii="Arial" w:hAnsi="Arial" w:eastAsia="Arial"/>
-                <w:b w:val="0"/>
+                <w:sz w:val="18"/>
+              </w:rPr>
+            </w:r>
+            <w:r>
+              <w:rPr>
+                <w:rFonts w:ascii="Arial" w:hAnsi="Arial" w:eastAsia="Arial"/>
                 <w:sz w:val="18"/>
               </w:rPr>
               <w:t>app bootstrap, menus, dashboard, open list/detail</w:t>
@@ -774,11 +846,15 @@
               <w:keepLines/>
               <w:spacing w:after="0"/>
             </w:pPr>
-            <w:r/>
             <w:r>
               <w:rPr>
                 <w:rFonts w:ascii="Arial" w:hAnsi="Arial" w:eastAsia="Arial"/>
-                <w:b w:val="0"/>
+                <w:sz w:val="18"/>
+              </w:rPr>
+            </w:r>
+            <w:r>
+              <w:rPr>
+                <w:rFonts w:ascii="Arial" w:hAnsi="Arial" w:eastAsia="Arial"/>
                 <w:sz w:val="18"/>
               </w:rPr>
               <w:t>deploy reachable and test user available</w:t>
@@ -795,11 +871,15 @@
               <w:keepLines/>
               <w:spacing w:after="0"/>
             </w:pPr>
-            <w:r/>
             <w:r>
               <w:rPr>
                 <w:rFonts w:ascii="Arial" w:hAnsi="Arial" w:eastAsia="Arial"/>
-                <w:b w:val="0"/>
+                <w:sz w:val="18"/>
+              </w:rPr>
+            </w:r>
+            <w:r>
+              <w:rPr>
+                <w:rFonts w:ascii="Arial" w:hAnsi="Arial" w:eastAsia="Arial"/>
                 <w:sz w:val="18"/>
               </w:rPr>
               <w:t>timestamped run result and failed-step detail</w:t>
@@ -821,11 +901,15 @@
               <w:keepLines/>
               <w:spacing w:after="0"/>
             </w:pPr>
-            <w:r/>
             <w:r>
               <w:rPr>
                 <w:rFonts w:ascii="Arial" w:hAnsi="Arial" w:eastAsia="Arial"/>
-                <w:b w:val="0"/>
+                <w:sz w:val="18"/>
+              </w:rPr>
+            </w:r>
+            <w:r>
+              <w:rPr>
+                <w:rFonts w:ascii="Arial" w:hAnsi="Arial" w:eastAsia="Arial"/>
                 <w:sz w:val="18"/>
               </w:rPr>
               <w:t>FE-DOC</w:t>
@@ -842,11 +926,15 @@
               <w:keepLines/>
               <w:spacing w:after="0"/>
             </w:pPr>
-            <w:r/>
             <w:r>
               <w:rPr>
                 <w:rFonts w:ascii="Arial" w:hAnsi="Arial" w:eastAsia="Arial"/>
-                <w:b w:val="0"/>
+                <w:sz w:val="18"/>
+              </w:rPr>
+            </w:r>
+            <w:r>
+              <w:rPr>
+                <w:rFonts w:ascii="Arial" w:hAnsi="Arial" w:eastAsia="Arial"/>
                 <w:sz w:val="18"/>
               </w:rPr>
               <w:t>create, edit section, attachment, action, timeline and role views</w:t>
@@ -863,11 +951,15 @@
               <w:keepLines/>
               <w:spacing w:after="0"/>
             </w:pPr>
-            <w:r/>
             <w:r>
               <w:rPr>
                 <w:rFonts w:ascii="Arial" w:hAnsi="Arial" w:eastAsia="Arial"/>
-                <w:b w:val="0"/>
+                <w:sz w:val="18"/>
+              </w:rPr>
+            </w:r>
+            <w:r>
+              <w:rPr>
+                <w:rFonts w:ascii="Arial" w:hAnsi="Arial" w:eastAsia="Arial"/>
                 <w:sz w:val="18"/>
               </w:rPr>
               <w:t>fixture documents for sections 06/08/01/02/03</w:t>
@@ -884,11 +976,15 @@
               <w:keepLines/>
               <w:spacing w:after="0"/>
             </w:pPr>
-            <w:r/>
             <w:r>
               <w:rPr>
                 <w:rFonts w:ascii="Arial" w:hAnsi="Arial" w:eastAsia="Arial"/>
-                <w:b w:val="0"/>
+                <w:sz w:val="18"/>
+              </w:rPr>
+            </w:r>
+            <w:r>
+              <w:rPr>
+                <w:rFonts w:ascii="Arial" w:hAnsi="Arial" w:eastAsia="Arial"/>
                 <w:sz w:val="18"/>
               </w:rPr>
               <w:t>case ID, docNo, requestId and screenshots for failures</w:t>
@@ -910,11 +1006,15 @@
               <w:keepLines/>
               <w:spacing w:after="0"/>
             </w:pPr>
-            <w:r/>
             <w:r>
               <w:rPr>
                 <w:rFonts w:ascii="Arial" w:hAnsi="Arial" w:eastAsia="Arial"/>
-                <w:b w:val="0"/>
+                <w:sz w:val="18"/>
+              </w:rPr>
+            </w:r>
+            <w:r>
+              <w:rPr>
+                <w:rFonts w:ascii="Arial" w:hAnsi="Arial" w:eastAsia="Arial"/>
                 <w:sz w:val="18"/>
               </w:rPr>
               <w:t>FE-REPORT</w:t>
@@ -931,11 +1031,15 @@
               <w:keepLines/>
               <w:spacing w:after="0"/>
             </w:pPr>
-            <w:r/>
             <w:r>
               <w:rPr>
                 <w:rFonts w:ascii="Arial" w:hAnsi="Arial" w:eastAsia="Arial"/>
-                <w:b w:val="0"/>
+                <w:sz w:val="18"/>
+              </w:rPr>
+            </w:r>
+            <w:r>
+              <w:rPr>
+                <w:rFonts w:ascii="Arial" w:hAnsi="Arial" w:eastAsia="Arial"/>
                 <w:sz w:val="18"/>
               </w:rPr>
               <w:t>required status filter, 14 columns (SDD slide 60), totals, Excel parity</w:t>
@@ -952,11 +1056,15 @@
               <w:keepLines/>
               <w:spacing w:after="0"/>
             </w:pPr>
-            <w:r/>
             <w:r>
               <w:rPr>
                 <w:rFonts w:ascii="Arial" w:hAnsi="Arial" w:eastAsia="Arial"/>
-                <w:b w:val="0"/>
+                <w:sz w:val="18"/>
+              </w:rPr>
+            </w:r>
+            <w:r>
+              <w:rPr>
+                <w:rFonts w:ascii="Arial" w:hAnsi="Arial" w:eastAsia="Arial"/>
                 <w:sz w:val="18"/>
               </w:rPr>
               <w:t>known report fixture and expected aggregate</w:t>
@@ -973,11 +1081,15 @@
               <w:keepLines/>
               <w:spacing w:after="0"/>
             </w:pPr>
-            <w:r/>
             <w:r>
               <w:rPr>
                 <w:rFonts w:ascii="Arial" w:hAnsi="Arial" w:eastAsia="Arial"/>
-                <w:b w:val="0"/>
+                <w:sz w:val="18"/>
+              </w:rPr>
+            </w:r>
+            <w:r>
+              <w:rPr>
+                <w:rFonts w:ascii="Arial" w:hAnsi="Arial" w:eastAsia="Arial"/>
                 <w:sz w:val="18"/>
               </w:rPr>
               <w:t>query snapshot, row count, totals and exported checksum</w:t>
@@ -999,11 +1111,15 @@
               <w:keepLines/>
               <w:spacing w:after="0"/>
             </w:pPr>
-            <w:r/>
             <w:r>
               <w:rPr>
                 <w:rFonts w:ascii="Arial" w:hAnsi="Arial" w:eastAsia="Arial"/>
-                <w:b w:val="0"/>
+                <w:sz w:val="18"/>
+              </w:rPr>
+            </w:r>
+            <w:r>
+              <w:rPr>
+                <w:rFonts w:ascii="Arial" w:hAnsi="Arial" w:eastAsia="Arial"/>
                 <w:sz w:val="18"/>
               </w:rPr>
               <w:t>FE-ADMIN</w:t>
@@ -1020,11 +1136,15 @@
               <w:keepLines/>
               <w:spacing w:after="0"/>
             </w:pPr>
-            <w:r/>
             <w:r>
               <w:rPr>
                 <w:rFonts w:ascii="Arial" w:hAnsi="Arial" w:eastAsia="Arial"/>
-                <w:b w:val="0"/>
+                <w:sz w:val="18"/>
+              </w:rPr>
+            </w:r>
+            <w:r>
+              <w:rPr>
+                <w:rFonts w:ascii="Arial" w:hAnsi="Arial" w:eastAsia="Arial"/>
                 <w:sz w:val="18"/>
               </w:rPr>
               <w:t>SCR-08/09/10/11 plus email template</w:t>
@@ -1041,11 +1161,15 @@
               <w:keepLines/>
               <w:spacing w:after="0"/>
             </w:pPr>
-            <w:r/>
             <w:r>
               <w:rPr>
                 <w:rFonts w:ascii="Arial" w:hAnsi="Arial" w:eastAsia="Arial"/>
-                <w:b w:val="0"/>
+                <w:sz w:val="18"/>
+              </w:rPr>
+            </w:r>
+            <w:r>
+              <w:rPr>
+                <w:rFonts w:ascii="Arial" w:hAnsi="Arial" w:eastAsia="Arial"/>
                 <w:sz w:val="18"/>
               </w:rPr>
               <w:t>admin role and reversible test data</w:t>
@@ -1062,11 +1186,15 @@
               <w:keepLines/>
               <w:spacing w:after="0"/>
             </w:pPr>
-            <w:r/>
             <w:r>
               <w:rPr>
                 <w:rFonts w:ascii="Arial" w:hAnsi="Arial" w:eastAsia="Arial"/>
-                <w:b w:val="0"/>
+                <w:sz w:val="18"/>
+              </w:rPr>
+            </w:r>
+            <w:r>
+              <w:rPr>
+                <w:rFonts w:ascii="Arial" w:hAnsi="Arial" w:eastAsia="Arial"/>
                 <w:sz w:val="18"/>
               </w:rPr>
               <w:t>before/after values and audit reference</w:t>
@@ -1088,11 +1216,15 @@
               <w:keepLines/>
               <w:spacing w:after="0"/>
             </w:pPr>
-            <w:r/>
             <w:r>
               <w:rPr>
                 <w:rFonts w:ascii="Arial" w:hAnsi="Arial" w:eastAsia="Arial"/>
-                <w:b w:val="0"/>
+                <w:sz w:val="18"/>
+              </w:rPr>
+            </w:r>
+            <w:r>
+              <w:rPr>
+                <w:rFonts w:ascii="Arial" w:hAnsi="Arial" w:eastAsia="Arial"/>
                 <w:sz w:val="18"/>
               </w:rPr>
               <w:t>FE-BATCH</w:t>
@@ -1109,11 +1241,15 @@
               <w:keepLines/>
               <w:spacing w:after="0"/>
             </w:pPr>
-            <w:r/>
             <w:r>
               <w:rPr>
                 <w:rFonts w:ascii="Arial" w:hAnsi="Arial" w:eastAsia="Arial"/>
-                <w:b w:val="0"/>
+                <w:sz w:val="18"/>
+              </w:rPr>
+            </w:r>
+            <w:r>
+              <w:rPr>
+                <w:rFonts w:ascii="Arial" w:hAnsi="Arial" w:eastAsia="Arial"/>
                 <w:sz w:val="18"/>
               </w:rPr>
               <w:t>job selection, editable params, locked params, run history</w:t>
@@ -1130,11 +1266,15 @@
               <w:keepLines/>
               <w:spacing w:after="0"/>
             </w:pPr>
-            <w:r/>
             <w:r>
               <w:rPr>
                 <w:rFonts w:ascii="Arial" w:hAnsi="Arial" w:eastAsia="Arial"/>
-                <w:b w:val="0"/>
+                <w:sz w:val="18"/>
+              </w:rPr>
+            </w:r>
+            <w:r>
+              <w:rPr>
+                <w:rFonts w:ascii="Arial" w:hAnsi="Arial" w:eastAsia="Arial"/>
                 <w:sz w:val="18"/>
               </w:rPr>
               <w:t>job metadata/run fixtures</w:t>
@@ -1151,11 +1291,15 @@
               <w:keepLines/>
               <w:spacing w:after="0"/>
             </w:pPr>
-            <w:r/>
             <w:r>
               <w:rPr>
                 <w:rFonts w:ascii="Arial" w:hAnsi="Arial" w:eastAsia="Arial"/>
-                <w:b w:val="0"/>
+                <w:sz w:val="18"/>
+              </w:rPr>
+            </w:r>
+            <w:r>
+              <w:rPr>
+                <w:rFonts w:ascii="Arial" w:hAnsi="Arial" w:eastAsia="Arial"/>
                 <w:sz w:val="18"/>
               </w:rPr>
               <w:t>request/response capture and UI state</w:t>
@@ -1177,11 +1321,15 @@
               <w:keepLines/>
               <w:spacing w:after="0"/>
             </w:pPr>
-            <w:r/>
             <w:r>
               <w:rPr>
                 <w:rFonts w:ascii="Arial" w:hAnsi="Arial" w:eastAsia="Arial"/>
-                <w:b w:val="0"/>
+                <w:sz w:val="18"/>
+              </w:rPr>
+            </w:r>
+            <w:r>
+              <w:rPr>
+                <w:rFonts w:ascii="Arial" w:hAnsi="Arial" w:eastAsia="Arial"/>
                 <w:sz w:val="18"/>
               </w:rPr>
               <w:t>FE-RESP</w:t>
@@ -1198,11 +1346,15 @@
               <w:keepLines/>
               <w:spacing w:after="0"/>
             </w:pPr>
-            <w:r/>
             <w:r>
               <w:rPr>
                 <w:rFonts w:ascii="Arial" w:hAnsi="Arial" w:eastAsia="Arial"/>
-                <w:b w:val="0"/>
+                <w:sz w:val="18"/>
+              </w:rPr>
+            </w:r>
+            <w:r>
+              <w:rPr>
+                <w:rFonts w:ascii="Arial" w:hAnsi="Arial" w:eastAsia="Arial"/>
                 <w:sz w:val="18"/>
               </w:rPr>
               <w:t>desktop 1440, tablet 768, mobile 390</w:t>
@@ -1219,11 +1371,15 @@
               <w:keepLines/>
               <w:spacing w:after="0"/>
             </w:pPr>
-            <w:r/>
             <w:r>
               <w:rPr>
                 <w:rFonts w:ascii="Arial" w:hAnsi="Arial" w:eastAsia="Arial"/>
-                <w:b w:val="0"/>
+                <w:sz w:val="18"/>
+              </w:rPr>
+            </w:r>
+            <w:r>
+              <w:rPr>
+                <w:rFonts w:ascii="Arial" w:hAnsi="Arial" w:eastAsia="Arial"/>
                 <w:sz w:val="18"/>
               </w:rPr>
               <w:t>latest supported browsers</w:t>
@@ -1240,11 +1396,15 @@
               <w:keepLines/>
               <w:spacing w:after="0"/>
             </w:pPr>
-            <w:r/>
             <w:r>
               <w:rPr>
                 <w:rFonts w:ascii="Arial" w:hAnsi="Arial" w:eastAsia="Arial"/>
-                <w:b w:val="0"/>
+                <w:sz w:val="18"/>
+              </w:rPr>
+            </w:r>
+            <w:r>
+              <w:rPr>
+                <w:rFonts w:ascii="Arial" w:hAnsi="Arial" w:eastAsia="Arial"/>
                 <w:sz w:val="18"/>
               </w:rPr>
               <w:t>page checklist with overflow/modal/navigation result</w:t>
@@ -1362,11 +1522,15 @@
               <w:keepLines/>
               <w:spacing w:after="0"/>
             </w:pPr>
-            <w:r/>
             <w:r>
               <w:rPr>
                 <w:rFonts w:ascii="Arial" w:hAnsi="Arial" w:eastAsia="Arial"/>
-                <w:b w:val="0"/>
+                <w:sz w:val="18"/>
+              </w:rPr>
+            </w:r>
+            <w:r>
+              <w:rPr>
+                <w:rFonts w:ascii="Arial" w:hAnsi="Arial" w:eastAsia="Arial"/>
                 <w:sz w:val="18"/>
               </w:rPr>
               <w:t>Build identity</w:t>
@@ -1383,11 +1547,15 @@
               <w:keepLines/>
               <w:spacing w:after="0"/>
             </w:pPr>
-            <w:r/>
             <w:r>
               <w:rPr>
                 <w:rFonts w:ascii="Arial" w:hAnsi="Arial" w:eastAsia="Arial"/>
-                <w:b w:val="0"/>
+                <w:sz w:val="18"/>
+              </w:rPr>
+            </w:r>
+            <w:r>
+              <w:rPr>
+                <w:rFonts w:ascii="Arial" w:hAnsi="Arial" w:eastAsia="Arial"/>
                 <w:sz w:val="18"/>
               </w:rPr>
               <w:t>commit SHA, build number, deploy timestamp</w:t>
@@ -1404,11 +1572,15 @@
               <w:keepLines/>
               <w:spacing w:after="0"/>
             </w:pPr>
-            <w:r/>
             <w:r>
               <w:rPr>
                 <w:rFonts w:ascii="Arial" w:hAnsi="Arial" w:eastAsia="Arial"/>
-                <w:b w:val="0"/>
+                <w:sz w:val="18"/>
+              </w:rPr>
+            </w:r>
+            <w:r>
+              <w:rPr>
+                <w:rFonts w:ascii="Arial" w:hAnsi="Arial" w:eastAsia="Arial"/>
                 <w:sz w:val="18"/>
               </w:rPr>
               <w:t>freeze before regression</w:t>
@@ -1430,11 +1602,15 @@
               <w:keepLines/>
               <w:spacing w:after="0"/>
             </w:pPr>
-            <w:r/>
             <w:r>
               <w:rPr>
                 <w:rFonts w:ascii="Arial" w:hAnsi="Arial" w:eastAsia="Arial"/>
-                <w:b w:val="0"/>
+                <w:sz w:val="18"/>
+              </w:rPr>
+            </w:r>
+            <w:r>
+              <w:rPr>
+                <w:rFonts w:ascii="Arial" w:hAnsi="Arial" w:eastAsia="Arial"/>
                 <w:sz w:val="18"/>
               </w:rPr>
               <w:t>API identity</w:t>
@@ -1451,11 +1627,15 @@
               <w:keepLines/>
               <w:spacing w:after="0"/>
             </w:pPr>
-            <w:r/>
             <w:r>
               <w:rPr>
                 <w:rFonts w:ascii="Arial" w:hAnsi="Arial" w:eastAsia="Arial"/>
-                <w:b w:val="0"/>
+                <w:sz w:val="18"/>
+              </w:rPr>
+            </w:r>
+            <w:r>
+              <w:rPr>
+                <w:rFonts w:ascii="Arial" w:hAnsi="Arial" w:eastAsia="Arial"/>
                 <w:sz w:val="18"/>
               </w:rPr>
               <w:t>base URL and contract version</w:t>
@@ -1472,11 +1652,15 @@
               <w:keepLines/>
               <w:spacing w:after="0"/>
             </w:pPr>
-            <w:r/>
             <w:r>
               <w:rPr>
                 <w:rFonts w:ascii="Arial" w:hAnsi="Arial" w:eastAsia="Arial"/>
-                <w:b w:val="0"/>
+                <w:sz w:val="18"/>
+              </w:rPr>
+            </w:r>
+            <w:r>
+              <w:rPr>
+                <w:rFonts w:ascii="Arial" w:hAnsi="Arial" w:eastAsia="Arial"/>
                 <w:sz w:val="18"/>
               </w:rPr>
               <w:t>no production credentials in evidence</w:t>
@@ -1498,11 +1682,15 @@
               <w:keepLines/>
               <w:spacing w:after="0"/>
             </w:pPr>
-            <w:r/>
             <w:r>
               <w:rPr>
                 <w:rFonts w:ascii="Arial" w:hAnsi="Arial" w:eastAsia="Arial"/>
-                <w:b w:val="0"/>
+                <w:sz w:val="18"/>
+              </w:rPr>
+            </w:r>
+            <w:r>
+              <w:rPr>
+                <w:rFonts w:ascii="Arial" w:hAnsi="Arial" w:eastAsia="Arial"/>
                 <w:sz w:val="18"/>
               </w:rPr>
               <w:t>Role users</w:t>
@@ -1519,11 +1707,15 @@
               <w:keepLines/>
               <w:spacing w:after="0"/>
             </w:pPr>
-            <w:r/>
             <w:r>
               <w:rPr>
                 <w:rFonts w:ascii="Arial" w:hAnsi="Arial" w:eastAsia="Arial"/>
-                <w:b w:val="0"/>
+                <w:sz w:val="18"/>
+              </w:rPr>
+            </w:r>
+            <w:r>
+              <w:rPr>
+                <w:rFonts w:ascii="Arial" w:hAnsi="Arial" w:eastAsia="Arial"/>
                 <w:sz w:val="18"/>
               </w:rPr>
               <w:t>one account per tested RBAC role/profile</w:t>
@@ -1540,11 +1732,15 @@
               <w:keepLines/>
               <w:spacing w:after="0"/>
             </w:pPr>
-            <w:r/>
             <w:r>
               <w:rPr>
                 <w:rFonts w:ascii="Arial" w:hAnsi="Arial" w:eastAsia="Arial"/>
-                <w:b w:val="0"/>
+                <w:sz w:val="18"/>
+              </w:rPr>
+            </w:r>
+            <w:r>
+              <w:rPr>
+                <w:rFonts w:ascii="Arial" w:hAnsi="Arial" w:eastAsia="Arial"/>
                 <w:sz w:val="18"/>
               </w:rPr>
               <w:t>masked identifiers in shared evidence</w:t>
@@ -1566,11 +1762,15 @@
               <w:keepLines/>
               <w:spacing w:after="0"/>
             </w:pPr>
-            <w:r/>
             <w:r>
               <w:rPr>
                 <w:rFonts w:ascii="Arial" w:hAnsi="Arial" w:eastAsia="Arial"/>
-                <w:b w:val="0"/>
+                <w:sz w:val="18"/>
+              </w:rPr>
+            </w:r>
+            <w:r>
+              <w:rPr>
+                <w:rFonts w:ascii="Arial" w:hAnsi="Arial" w:eastAsia="Arial"/>
                 <w:sz w:val="18"/>
               </w:rPr>
               <w:t>Document fixtures</w:t>
@@ -1587,14 +1787,18 @@
               <w:keepLines/>
               <w:spacing w:after="0"/>
             </w:pPr>
-            <w:r/>
             <w:r>
               <w:rPr>
                 <w:rFonts w:ascii="Arial" w:hAnsi="Arial" w:eastAsia="Arial"/>
-                <w:b w:val="0"/>
                 <w:sz w:val="18"/>
               </w:rPr>
-              <w:t>docNo per current section plus &lt;=100,000 and &gt;100,000 cases</w:t>
+            </w:r>
+            <w:r>
+              <w:rPr>
+                <w:rFonts w:ascii="Arial" w:hAnsi="Arial" w:eastAsia="Arial"/>
+                <w:sz w:val="18"/>
+              </w:rPr>
+              <w:t>docNo per current section plus &lt;=50,000 (GM) and 50,001-300,000 (AVP) cases per SDD GI</w:t>
             </w:r>
           </w:p>
         </w:tc>
@@ -1608,11 +1812,15 @@
               <w:keepLines/>
               <w:spacing w:after="0"/>
             </w:pPr>
-            <w:r/>
             <w:r>
               <w:rPr>
                 <w:rFonts w:ascii="Arial" w:hAnsi="Arial" w:eastAsia="Arial"/>
-                <w:b w:val="0"/>
+                <w:sz w:val="18"/>
+              </w:rPr>
+            </w:r>
+            <w:r>
+              <w:rPr>
+                <w:rFonts w:ascii="Arial" w:hAnsi="Arial" w:eastAsia="Arial"/>
                 <w:sz w:val="18"/>
               </w:rPr>
               <w:t>resettable or uniquely generated</w:t>
@@ -1634,11 +1842,15 @@
               <w:keepLines/>
               <w:spacing w:after="0"/>
             </w:pPr>
-            <w:r/>
             <w:r>
               <w:rPr>
                 <w:rFonts w:ascii="Arial" w:hAnsi="Arial" w:eastAsia="Arial"/>
-                <w:b w:val="0"/>
+                <w:sz w:val="18"/>
+              </w:rPr>
+            </w:r>
+            <w:r>
+              <w:rPr>
+                <w:rFonts w:ascii="Arial" w:hAnsi="Arial" w:eastAsia="Arial"/>
                 <w:sz w:val="18"/>
               </w:rPr>
               <w:t>File fixtures</w:t>
@@ -1655,11 +1867,15 @@
               <w:keepLines/>
               <w:spacing w:after="0"/>
             </w:pPr>
-            <w:r/>
             <w:r>
               <w:rPr>
                 <w:rFonts w:ascii="Arial" w:hAnsi="Arial" w:eastAsia="Arial"/>
-                <w:b w:val="0"/>
+                <w:sz w:val="18"/>
+              </w:rPr>
+            </w:r>
+            <w:r>
+              <w:rPr>
+                <w:rFonts w:ascii="Arial" w:hAnsi="Arial" w:eastAsia="Arial"/>
                 <w:sz w:val="18"/>
               </w:rPr>
               <w:t>valid type, &gt;5MB, unsupported type, AV-blocked stub</w:t>
@@ -1676,11 +1892,15 @@
               <w:keepLines/>
               <w:spacing w:after="0"/>
             </w:pPr>
-            <w:r/>
             <w:r>
               <w:rPr>
                 <w:rFonts w:ascii="Arial" w:hAnsi="Arial" w:eastAsia="Arial"/>
-                <w:b w:val="0"/>
+                <w:sz w:val="18"/>
+              </w:rPr>
+            </w:r>
+            <w:r>
+              <w:rPr>
+                <w:rFonts w:ascii="Arial" w:hAnsi="Arial" w:eastAsia="Arial"/>
                 <w:sz w:val="18"/>
               </w:rPr>
               <w:t>checksum recorded</w:t>
@@ -1702,11 +1922,15 @@
               <w:keepLines/>
               <w:spacing w:after="0"/>
             </w:pPr>
-            <w:r/>
             <w:r>
               <w:rPr>
                 <w:rFonts w:ascii="Arial" w:hAnsi="Arial" w:eastAsia="Arial"/>
-                <w:b w:val="0"/>
+                <w:sz w:val="18"/>
+              </w:rPr>
+            </w:r>
+            <w:r>
+              <w:rPr>
+                <w:rFonts w:ascii="Arial" w:hAnsi="Arial" w:eastAsia="Arial"/>
                 <w:sz w:val="18"/>
               </w:rPr>
               <w:t>Job fixtures</w:t>
@@ -1723,11 +1947,15 @@
               <w:keepLines/>
               <w:spacing w:after="0"/>
             </w:pPr>
-            <w:r/>
             <w:r>
               <w:rPr>
                 <w:rFonts w:ascii="Arial" w:hAnsi="Arial" w:eastAsia="Arial"/>
-                <w:b w:val="0"/>
+                <w:sz w:val="18"/>
+              </w:rPr>
+            </w:r>
+            <w:r>
+              <w:rPr>
+                <w:rFonts w:ascii="Arial" w:hAnsi="Arial" w:eastAsia="Arial"/>
                 <w:sz w:val="18"/>
               </w:rPr>
               <w:t>SUCCESS/FAILED/RUNNING/QUEUED histories</w:t>
@@ -1744,11 +1972,15 @@
               <w:keepLines/>
               <w:spacing w:after="0"/>
             </w:pPr>
-            <w:r/>
             <w:r>
               <w:rPr>
                 <w:rFonts w:ascii="Arial" w:hAnsi="Arial" w:eastAsia="Arial"/>
-                <w:b w:val="0"/>
+                <w:sz w:val="18"/>
+              </w:rPr>
+            </w:r>
+            <w:r>
+              <w:rPr>
+                <w:rFonts w:ascii="Arial" w:hAnsi="Arial" w:eastAsia="Arial"/>
                 <w:sz w:val="18"/>
               </w:rPr>
               <w:t>read-only unless manual-run case</w:t>
@@ -1866,11 +2098,15 @@
               <w:keepLines/>
               <w:spacing w:after="0"/>
             </w:pPr>
-            <w:r/>
             <w:r>
               <w:rPr>
                 <w:rFonts w:ascii="Arial" w:hAnsi="Arial" w:eastAsia="Arial"/>
-                <w:b w:val="0"/>
+                <w:sz w:val="18"/>
+              </w:rPr>
+            </w:r>
+            <w:r>
+              <w:rPr>
+                <w:rFonts w:ascii="Arial" w:hAnsi="Arial" w:eastAsia="Arial"/>
                 <w:sz w:val="18"/>
               </w:rPr>
               <w:t>1</w:t>
@@ -1887,11 +2123,15 @@
               <w:keepLines/>
               <w:spacing w:after="0"/>
             </w:pPr>
-            <w:r/>
             <w:r>
               <w:rPr>
                 <w:rFonts w:ascii="Arial" w:hAnsi="Arial" w:eastAsia="Arial"/>
-                <w:b w:val="0"/>
+                <w:sz w:val="18"/>
+              </w:rPr>
+            </w:r>
+            <w:r>
+              <w:rPr>
+                <w:rFonts w:ascii="Arial" w:hAnsi="Arial" w:eastAsia="Arial"/>
                 <w:sz w:val="18"/>
               </w:rPr>
               <w:t>Record build/environment and run FE-SMOKE</w:t>
@@ -1908,11 +2148,15 @@
               <w:keepLines/>
               <w:spacing w:after="0"/>
             </w:pPr>
-            <w:r/>
             <w:r>
               <w:rPr>
                 <w:rFonts w:ascii="Arial" w:hAnsi="Arial" w:eastAsia="Arial"/>
-                <w:b w:val="0"/>
+                <w:sz w:val="18"/>
+              </w:rPr>
+            </w:r>
+            <w:r>
+              <w:rPr>
+                <w:rFonts w:ascii="Arial" w:hAnsi="Arial" w:eastAsia="Arial"/>
                 <w:sz w:val="18"/>
               </w:rPr>
               <w:t>all smoke cases pass before broad regression</w:t>
@@ -1934,11 +2178,15 @@
               <w:keepLines/>
               <w:spacing w:after="0"/>
             </w:pPr>
-            <w:r/>
             <w:r>
               <w:rPr>
                 <w:rFonts w:ascii="Arial" w:hAnsi="Arial" w:eastAsia="Arial"/>
-                <w:b w:val="0"/>
+                <w:sz w:val="18"/>
+              </w:rPr>
+            </w:r>
+            <w:r>
+              <w:rPr>
+                <w:rFonts w:ascii="Arial" w:hAnsi="Arial" w:eastAsia="Arial"/>
                 <w:sz w:val="18"/>
               </w:rPr>
               <w:t>2</w:t>
@@ -1955,11 +2203,15 @@
               <w:keepLines/>
               <w:spacing w:after="0"/>
             </w:pPr>
-            <w:r/>
             <w:r>
               <w:rPr>
                 <w:rFonts w:ascii="Arial" w:hAnsi="Arial" w:eastAsia="Arial"/>
-                <w:b w:val="0"/>
+                <w:sz w:val="18"/>
+              </w:rPr>
+            </w:r>
+            <w:r>
+              <w:rPr>
+                <w:rFonts w:ascii="Arial" w:hAnsi="Arial" w:eastAsia="Arial"/>
                 <w:sz w:val="18"/>
               </w:rPr>
               <w:t>Execute feature suites using fixed fixtures</w:t>
@@ -1976,11 +2228,15 @@
               <w:keepLines/>
               <w:spacing w:after="0"/>
             </w:pPr>
-            <w:r/>
             <w:r>
               <w:rPr>
                 <w:rFonts w:ascii="Arial" w:hAnsi="Arial" w:eastAsia="Arial"/>
-                <w:b w:val="0"/>
+                <w:sz w:val="18"/>
+              </w:rPr>
+            </w:r>
+            <w:r>
+              <w:rPr>
+                <w:rFonts w:ascii="Arial" w:hAnsi="Arial" w:eastAsia="Arial"/>
                 <w:sz w:val="18"/>
               </w:rPr>
               <w:t>each case has pass/fail and evidence reference</w:t>
@@ -2002,11 +2258,15 @@
               <w:keepLines/>
               <w:spacing w:after="0"/>
             </w:pPr>
-            <w:r/>
             <w:r>
               <w:rPr>
                 <w:rFonts w:ascii="Arial" w:hAnsi="Arial" w:eastAsia="Arial"/>
-                <w:b w:val="0"/>
+                <w:sz w:val="18"/>
+              </w:rPr>
+            </w:r>
+            <w:r>
+              <w:rPr>
+                <w:rFonts w:ascii="Arial" w:hAnsi="Arial" w:eastAsia="Arial"/>
                 <w:sz w:val="18"/>
               </w:rPr>
               <w:t>3</w:t>
@@ -2023,11 +2283,15 @@
               <w:keepLines/>
               <w:spacing w:after="0"/>
             </w:pPr>
-            <w:r/>
             <w:r>
               <w:rPr>
                 <w:rFonts w:ascii="Arial" w:hAnsi="Arial" w:eastAsia="Arial"/>
-                <w:b w:val="0"/>
+                <w:sz w:val="18"/>
+              </w:rPr>
+            </w:r>
+            <w:r>
+              <w:rPr>
+                <w:rFonts w:ascii="Arial" w:hAnsi="Arial" w:eastAsia="Arial"/>
                 <w:sz w:val="18"/>
               </w:rPr>
               <w:t>Log defects with severity, route, role, data key, steps and expected/actual</w:t>
@@ -2044,11 +2308,15 @@
               <w:keepLines/>
               <w:spacing w:after="0"/>
             </w:pPr>
-            <w:r/>
             <w:r>
               <w:rPr>
                 <w:rFonts w:ascii="Arial" w:hAnsi="Arial" w:eastAsia="Arial"/>
-                <w:b w:val="0"/>
+                <w:sz w:val="18"/>
+              </w:rPr>
+            </w:r>
+            <w:r>
+              <w:rPr>
+                <w:rFonts w:ascii="Arial" w:hAnsi="Arial" w:eastAsia="Arial"/>
                 <w:sz w:val="18"/>
               </w:rPr>
               <w:t>defect is reproducible or explicitly closed as non-reproducible</w:t>
@@ -2070,11 +2338,15 @@
               <w:keepLines/>
               <w:spacing w:after="0"/>
             </w:pPr>
-            <w:r/>
             <w:r>
               <w:rPr>
                 <w:rFonts w:ascii="Arial" w:hAnsi="Arial" w:eastAsia="Arial"/>
-                <w:b w:val="0"/>
+                <w:sz w:val="18"/>
+              </w:rPr>
+            </w:r>
+            <w:r>
+              <w:rPr>
+                <w:rFonts w:ascii="Arial" w:hAnsi="Arial" w:eastAsia="Arial"/>
                 <w:sz w:val="18"/>
               </w:rPr>
               <w:t>4</w:t>
@@ -2091,11 +2363,15 @@
               <w:keepLines/>
               <w:spacing w:after="0"/>
             </w:pPr>
-            <w:r/>
             <w:r>
               <w:rPr>
                 <w:rFonts w:ascii="Arial" w:hAnsi="Arial" w:eastAsia="Arial"/>
-                <w:b w:val="0"/>
+                <w:sz w:val="18"/>
+              </w:rPr>
+            </w:r>
+            <w:r>
+              <w:rPr>
+                <w:rFonts w:ascii="Arial" w:hAnsi="Arial" w:eastAsia="Arial"/>
                 <w:sz w:val="18"/>
               </w:rPr>
               <w:t>Retest fixes and run impacted regression</w:t>
@@ -2112,11 +2388,15 @@
               <w:keepLines/>
               <w:spacing w:after="0"/>
             </w:pPr>
-            <w:r/>
             <w:r>
               <w:rPr>
                 <w:rFonts w:ascii="Arial" w:hAnsi="Arial" w:eastAsia="Arial"/>
-                <w:b w:val="0"/>
+                <w:sz w:val="18"/>
+              </w:rPr>
+            </w:r>
+            <w:r>
+              <w:rPr>
+                <w:rFonts w:ascii="Arial" w:hAnsi="Arial" w:eastAsia="Arial"/>
                 <w:sz w:val="18"/>
               </w:rPr>
               <w:t>no Critical/High open; Medium has accepted disposition</w:t>
@@ -2138,11 +2418,15 @@
               <w:keepLines/>
               <w:spacing w:after="0"/>
             </w:pPr>
-            <w:r/>
             <w:r>
               <w:rPr>
                 <w:rFonts w:ascii="Arial" w:hAnsi="Arial" w:eastAsia="Arial"/>
-                <w:b w:val="0"/>
+                <w:sz w:val="18"/>
+              </w:rPr>
+            </w:r>
+            <w:r>
+              <w:rPr>
+                <w:rFonts w:ascii="Arial" w:hAnsi="Arial" w:eastAsia="Arial"/>
                 <w:sz w:val="18"/>
               </w:rPr>
               <w:t>5</w:t>
@@ -2159,11 +2443,15 @@
               <w:keepLines/>
               <w:spacing w:after="0"/>
             </w:pPr>
-            <w:r/>
             <w:r>
               <w:rPr>
                 <w:rFonts w:ascii="Arial" w:hAnsi="Arial" w:eastAsia="Arial"/>
-                <w:b w:val="0"/>
+                <w:sz w:val="18"/>
+              </w:rPr>
+            </w:r>
+            <w:r>
+              <w:rPr>
+                <w:rFonts w:ascii="Arial" w:hAnsi="Arial" w:eastAsia="Arial"/>
                 <w:sz w:val="18"/>
               </w:rPr>
               <w:t>Run responsive/browser matrix and release checklist</w:t>
@@ -2180,11 +2468,15 @@
               <w:keepLines/>
               <w:spacing w:after="0"/>
             </w:pPr>
-            <w:r/>
             <w:r>
               <w:rPr>
                 <w:rFonts w:ascii="Arial" w:hAnsi="Arial" w:eastAsia="Arial"/>
-                <w:b w:val="0"/>
+                <w:sz w:val="18"/>
+              </w:rPr>
+            </w:r>
+            <w:r>
+              <w:rPr>
+                <w:rFonts w:ascii="Arial" w:hAnsi="Arial" w:eastAsia="Arial"/>
                 <w:sz w:val="18"/>
               </w:rPr>
               <w:t>all mandatory cells pass</w:t>
@@ -2206,11 +2498,15 @@
               <w:keepLines/>
               <w:spacing w:after="0"/>
             </w:pPr>
-            <w:r/>
             <w:r>
               <w:rPr>
                 <w:rFonts w:ascii="Arial" w:hAnsi="Arial" w:eastAsia="Arial"/>
-                <w:b w:val="0"/>
+                <w:sz w:val="18"/>
+              </w:rPr>
+            </w:r>
+            <w:r>
+              <w:rPr>
+                <w:rFonts w:ascii="Arial" w:hAnsi="Arial" w:eastAsia="Arial"/>
                 <w:sz w:val="18"/>
               </w:rPr>
               <w:t>6</w:t>
@@ -2227,11 +2523,15 @@
               <w:keepLines/>
               <w:spacing w:after="0"/>
             </w:pPr>
-            <w:r/>
             <w:r>
               <w:rPr>
                 <w:rFonts w:ascii="Arial" w:hAnsi="Arial" w:eastAsia="Arial"/>
-                <w:b w:val="0"/>
+                <w:sz w:val="18"/>
+              </w:rPr>
+            </w:r>
+            <w:r>
+              <w:rPr>
+                <w:rFonts w:ascii="Arial" w:hAnsi="Arial" w:eastAsia="Arial"/>
                 <w:sz w:val="18"/>
               </w:rPr>
               <w:t>Produce handover summary</w:t>
@@ -2248,11 +2548,15 @@
               <w:keepLines/>
               <w:spacing w:after="0"/>
             </w:pPr>
-            <w:r/>
             <w:r>
               <w:rPr>
                 <w:rFonts w:ascii="Arial" w:hAnsi="Arial" w:eastAsia="Arial"/>
-                <w:b w:val="0"/>
+                <w:sz w:val="18"/>
+              </w:rPr>
+            </w:r>
+            <w:r>
+              <w:rPr>
+                <w:rFonts w:ascii="Arial" w:hAnsi="Arial" w:eastAsia="Arial"/>
                 <w:sz w:val="18"/>
               </w:rPr>
               <w:t>build identity, known limitations, evidence index and rollback note complete</w:t>
@@ -2347,11 +2651,15 @@
               <w:keepLines/>
               <w:spacing w:after="0"/>
             </w:pPr>
-            <w:r/>
             <w:r>
               <w:rPr>
                 <w:rFonts w:ascii="Arial" w:hAnsi="Arial" w:eastAsia="Arial"/>
-                <w:b w:val="0"/>
+                <w:sz w:val="18"/>
+              </w:rPr>
+            </w:r>
+            <w:r>
+              <w:rPr>
+                <w:rFonts w:ascii="Arial" w:hAnsi="Arial" w:eastAsia="Arial"/>
                 <w:sz w:val="18"/>
               </w:rPr>
               <w:t>Functional</w:t>
@@ -2368,11 +2676,15 @@
               <w:keepLines/>
               <w:spacing w:after="0"/>
             </w:pPr>
-            <w:r/>
             <w:r>
               <w:rPr>
                 <w:rFonts w:ascii="Arial" w:hAnsi="Arial" w:eastAsia="Arial"/>
-                <w:b w:val="0"/>
+                <w:sz w:val="18"/>
+              </w:rPr>
+            </w:r>
+            <w:r>
+              <w:rPr>
+                <w:rFonts w:ascii="Arial" w:hAnsi="Arial" w:eastAsia="Arial"/>
                 <w:sz w:val="18"/>
               </w:rPr>
               <w:t>All Critical/High feature and workflow cases pass</w:t>
@@ -2394,11 +2706,15 @@
               <w:keepLines/>
               <w:spacing w:after="0"/>
             </w:pPr>
-            <w:r/>
             <w:r>
               <w:rPr>
                 <w:rFonts w:ascii="Arial" w:hAnsi="Arial" w:eastAsia="Arial"/>
-                <w:b w:val="0"/>
+                <w:sz w:val="18"/>
+              </w:rPr>
+            </w:r>
+            <w:r>
+              <w:rPr>
+                <w:rFonts w:ascii="Arial" w:hAnsi="Arial" w:eastAsia="Arial"/>
                 <w:sz w:val="18"/>
               </w:rPr>
               <w:t>Contract</w:t>
@@ -2415,11 +2731,15 @@
               <w:keepLines/>
               <w:spacing w:after="0"/>
             </w:pPr>
-            <w:r/>
             <w:r>
               <w:rPr>
                 <w:rFonts w:ascii="Arial" w:hAnsi="Arial" w:eastAsia="Arial"/>
-                <w:b w:val="0"/>
+                <w:sz w:val="18"/>
+              </w:rPr>
+            </w:r>
+            <w:r>
+              <w:rPr>
+                <w:rFonts w:ascii="Arial" w:hAnsi="Arial" w:eastAsia="Arial"/>
                 <w:sz w:val="18"/>
               </w:rPr>
               <w:t>No request/response field mismatch against feature LLDD schema tables</w:t>
@@ -2441,11 +2761,15 @@
               <w:keepLines/>
               <w:spacing w:after="0"/>
             </w:pPr>
-            <w:r/>
             <w:r>
               <w:rPr>
                 <w:rFonts w:ascii="Arial" w:hAnsi="Arial" w:eastAsia="Arial"/>
-                <w:b w:val="0"/>
+                <w:sz w:val="18"/>
+              </w:rPr>
+            </w:r>
+            <w:r>
+              <w:rPr>
+                <w:rFonts w:ascii="Arial" w:hAnsi="Arial" w:eastAsia="Arial"/>
                 <w:sz w:val="18"/>
               </w:rPr>
               <w:t>Visual</w:t>
@@ -2462,11 +2786,15 @@
               <w:keepLines/>
               <w:spacing w:after="0"/>
             </w:pPr>
-            <w:r/>
             <w:r>
               <w:rPr>
                 <w:rFonts w:ascii="Arial" w:hAnsi="Arial" w:eastAsia="Arial"/>
-                <w:b w:val="0"/>
+                <w:sz w:val="18"/>
+              </w:rPr>
+            </w:r>
+            <w:r>
+              <w:rPr>
+                <w:rFonts w:ascii="Arial" w:hAnsi="Arial" w:eastAsia="Arial"/>
                 <w:sz w:val="18"/>
               </w:rPr>
               <w:t>No blocked action, clipped modal/table or unusable navigation at required viewports</w:t>
@@ -2488,11 +2816,15 @@
               <w:keepLines/>
               <w:spacing w:after="0"/>
             </w:pPr>
-            <w:r/>
             <w:r>
               <w:rPr>
                 <w:rFonts w:ascii="Arial" w:hAnsi="Arial" w:eastAsia="Arial"/>
-                <w:b w:val="0"/>
+                <w:sz w:val="18"/>
+              </w:rPr>
+            </w:r>
+            <w:r>
+              <w:rPr>
+                <w:rFonts w:ascii="Arial" w:hAnsi="Arial" w:eastAsia="Arial"/>
                 <w:sz w:val="18"/>
               </w:rPr>
               <w:t>Security</w:t>
@@ -2509,11 +2841,15 @@
               <w:keepLines/>
               <w:spacing w:after="0"/>
             </w:pPr>
-            <w:r/>
             <w:r>
               <w:rPr>
                 <w:rFonts w:ascii="Arial" w:hAnsi="Arial" w:eastAsia="Arial"/>
-                <w:b w:val="0"/>
+                <w:sz w:val="18"/>
+              </w:rPr>
+            </w:r>
+            <w:r>
+              <w:rPr>
+                <w:rFonts w:ascii="Arial" w:hAnsi="Arial" w:eastAsia="Arial"/>
                 <w:sz w:val="18"/>
               </w:rPr>
               <w:t>Unauthorized routes/actions fail closed; evidence contains no token/secret</w:t>
@@ -2535,11 +2871,15 @@
               <w:keepLines/>
               <w:spacing w:after="0"/>
             </w:pPr>
-            <w:r/>
             <w:r>
               <w:rPr>
                 <w:rFonts w:ascii="Arial" w:hAnsi="Arial" w:eastAsia="Arial"/>
-                <w:b w:val="0"/>
+                <w:sz w:val="18"/>
+              </w:rPr>
+            </w:r>
+            <w:r>
+              <w:rPr>
+                <w:rFonts w:ascii="Arial" w:hAnsi="Arial" w:eastAsia="Arial"/>
                 <w:sz w:val="18"/>
               </w:rPr>
               <w:t>Data</w:t>
@@ -2556,11 +2896,15 @@
               <w:keepLines/>
               <w:spacing w:after="0"/>
             </w:pPr>
-            <w:r/>
             <w:r>
               <w:rPr>
                 <w:rFonts w:ascii="Arial" w:hAnsi="Arial" w:eastAsia="Arial"/>
-                <w:b w:val="0"/>
+                <w:sz w:val="18"/>
+              </w:rPr>
+            </w:r>
+            <w:r>
+              <w:rPr>
+                <w:rFonts w:ascii="Arial" w:hAnsi="Arial" w:eastAsia="Arial"/>
                 <w:sz w:val="18"/>
               </w:rPr>
               <w:t>Report totals/export parity and action transitions reconcile with persisted result</w:t>
@@ -2582,11 +2926,15 @@
               <w:keepLines/>
               <w:spacing w:after="0"/>
             </w:pPr>
-            <w:r/>
             <w:r>
               <w:rPr>
                 <w:rFonts w:ascii="Arial" w:hAnsi="Arial" w:eastAsia="Arial"/>
-                <w:b w:val="0"/>
+                <w:sz w:val="18"/>
+              </w:rPr>
+            </w:r>
+            <w:r>
+              <w:rPr>
+                <w:rFonts w:ascii="Arial" w:hAnsi="Arial" w:eastAsia="Arial"/>
                 <w:sz w:val="18"/>
               </w:rPr>
               <w:t>Handover</w:t>
@@ -2603,11 +2951,15 @@
               <w:keepLines/>
               <w:spacing w:after="0"/>
             </w:pPr>
-            <w:r/>
             <w:r>
               <w:rPr>
                 <w:rFonts w:ascii="Arial" w:hAnsi="Arial" w:eastAsia="Arial"/>
-                <w:b w:val="0"/>
+                <w:sz w:val="18"/>
+              </w:rPr>
+            </w:r>
+            <w:r>
+              <w:rPr>
+                <w:rFonts w:ascii="Arial" w:hAnsi="Arial" w:eastAsia="Arial"/>
                 <w:sz w:val="18"/>
               </w:rPr>
               <w:t>Known limitations, rollback steps and test evidence index are complete</w:t>
@@ -2702,11 +3054,15 @@
               <w:keepLines/>
               <w:spacing w:after="0"/>
             </w:pPr>
-            <w:r/>
             <w:r>
               <w:rPr>
                 <w:rFonts w:ascii="Arial" w:hAnsi="Arial" w:eastAsia="Arial"/>
-                <w:b w:val="0"/>
+                <w:sz w:val="18"/>
+              </w:rPr>
+            </w:r>
+            <w:r>
+              <w:rPr>
+                <w:rFonts w:ascii="Arial" w:hAnsi="Arial" w:eastAsia="Arial"/>
                 <w:sz w:val="18"/>
               </w:rPr>
               <w:t>1</w:t>
@@ -2723,11 +3079,15 @@
               <w:keepLines/>
               <w:spacing w:after="0"/>
             </w:pPr>
-            <w:r/>
             <w:r>
               <w:rPr>
                 <w:rFonts w:ascii="Arial" w:hAnsi="Arial" w:eastAsia="Arial"/>
-                <w:b w:val="0"/>
+                <w:sz w:val="18"/>
+              </w:rPr>
+            </w:r>
+            <w:r>
+              <w:rPr>
+                <w:rFonts w:ascii="Arial" w:hAnsi="Arial" w:eastAsia="Arial"/>
                 <w:sz w:val="18"/>
               </w:rPr>
               <w:t>desktop regression ครบทุก route หลัก</w:t>
@@ -2749,11 +3109,15 @@
               <w:keepLines/>
               <w:spacing w:after="0"/>
             </w:pPr>
-            <w:r/>
             <w:r>
               <w:rPr>
                 <w:rFonts w:ascii="Arial" w:hAnsi="Arial" w:eastAsia="Arial"/>
-                <w:b w:val="0"/>
+                <w:sz w:val="18"/>
+              </w:rPr>
+            </w:r>
+            <w:r>
+              <w:rPr>
+                <w:rFonts w:ascii="Arial" w:hAnsi="Arial" w:eastAsia="Arial"/>
                 <w:sz w:val="18"/>
               </w:rPr>
               <w:t>2</w:t>
@@ -2770,11 +3134,15 @@
               <w:keepLines/>
               <w:spacing w:after="0"/>
             </w:pPr>
-            <w:r/>
             <w:r>
               <w:rPr>
                 <w:rFonts w:ascii="Arial" w:hAnsi="Arial" w:eastAsia="Arial"/>
-                <w:b w:val="0"/>
+                <w:sz w:val="18"/>
+              </w:rPr>
+            </w:r>
+            <w:r>
+              <w:rPr>
+                <w:rFonts w:ascii="Arial" w:hAnsi="Arial" w:eastAsia="Arial"/>
                 <w:sz w:val="18"/>
               </w:rPr>
               <w:t>tablet/mobile regression</w:t>
@@ -2796,11 +3164,15 @@
               <w:keepLines/>
               <w:spacing w:after="0"/>
             </w:pPr>
-            <w:r/>
             <w:r>
               <w:rPr>
                 <w:rFonts w:ascii="Arial" w:hAnsi="Arial" w:eastAsia="Arial"/>
-                <w:b w:val="0"/>
+                <w:sz w:val="18"/>
+              </w:rPr>
+            </w:r>
+            <w:r>
+              <w:rPr>
+                <w:rFonts w:ascii="Arial" w:hAnsi="Arial" w:eastAsia="Arial"/>
                 <w:sz w:val="18"/>
               </w:rPr>
               <w:t>3</w:t>
@@ -2817,11 +3189,15 @@
               <w:keepLines/>
               <w:spacing w:after="0"/>
             </w:pPr>
-            <w:r/>
             <w:r>
               <w:rPr>
                 <w:rFonts w:ascii="Arial" w:hAnsi="Arial" w:eastAsia="Arial"/>
-                <w:b w:val="0"/>
+                <w:sz w:val="18"/>
+              </w:rPr>
+            </w:r>
+            <w:r>
+              <w:rPr>
+                <w:rFonts w:ascii="Arial" w:hAnsi="Arial" w:eastAsia="Arial"/>
                 <w:sz w:val="18"/>
               </w:rPr>
               <w:t>request/response schema mismatch ต้องเป็นศูนย์</w:t>
@@ -2843,11 +3219,15 @@
               <w:keepLines/>
               <w:spacing w:after="0"/>
             </w:pPr>
-            <w:r/>
             <w:r>
               <w:rPr>
                 <w:rFonts w:ascii="Arial" w:hAnsi="Arial" w:eastAsia="Arial"/>
-                <w:b w:val="0"/>
+                <w:sz w:val="18"/>
+              </w:rPr>
+            </w:r>
+            <w:r>
+              <w:rPr>
+                <w:rFonts w:ascii="Arial" w:hAnsi="Arial" w:eastAsia="Arial"/>
                 <w:sz w:val="18"/>
               </w:rPr>
               <w:t>4</w:t>
@@ -2864,11 +3244,15 @@
               <w:keepLines/>
               <w:spacing w:after="0"/>
             </w:pPr>
-            <w:r/>
             <w:r>
               <w:rPr>
                 <w:rFonts w:ascii="Arial" w:hAnsi="Arial" w:eastAsia="Arial"/>
-                <w:b w:val="0"/>
+                <w:sz w:val="18"/>
+              </w:rPr>
+            </w:r>
+            <w:r>
+              <w:rPr>
+                <w:rFonts w:ascii="Arial" w:hAnsi="Arial" w:eastAsia="Arial"/>
                 <w:sz w:val="18"/>
               </w:rPr>
               <w:t>Critical/High defects ต้องปิด</w:t>
@@ -2890,11 +3274,15 @@
               <w:keepLines/>
               <w:spacing w:after="0"/>
             </w:pPr>
-            <w:r/>
             <w:r>
               <w:rPr>
                 <w:rFonts w:ascii="Arial" w:hAnsi="Arial" w:eastAsia="Arial"/>
-                <w:b w:val="0"/>
+                <w:sz w:val="18"/>
+              </w:rPr>
+            </w:r>
+            <w:r>
+              <w:rPr>
+                <w:rFonts w:ascii="Arial" w:hAnsi="Arial" w:eastAsia="Arial"/>
                 <w:sz w:val="18"/>
               </w:rPr>
               <w:t>5</w:t>
@@ -2911,11 +3299,15 @@
               <w:keepLines/>
               <w:spacing w:after="0"/>
             </w:pPr>
-            <w:r/>
             <w:r>
               <w:rPr>
                 <w:rFonts w:ascii="Arial" w:hAnsi="Arial" w:eastAsia="Arial"/>
-                <w:b w:val="0"/>
+                <w:sz w:val="18"/>
+              </w:rPr>
+            </w:r>
+            <w:r>
+              <w:rPr>
+                <w:rFonts w:ascii="Arial" w:hAnsi="Arial" w:eastAsia="Arial"/>
                 <w:sz w:val="18"/>
               </w:rPr>
               <w:t>report preview/export parity</w:t>
@@ -2937,11 +3329,15 @@
               <w:keepLines/>
               <w:spacing w:after="0"/>
             </w:pPr>
-            <w:r/>
             <w:r>
               <w:rPr>
                 <w:rFonts w:ascii="Arial" w:hAnsi="Arial" w:eastAsia="Arial"/>
-                <w:b w:val="0"/>
+                <w:sz w:val="18"/>
+              </w:rPr>
+            </w:r>
+            <w:r>
+              <w:rPr>
+                <w:rFonts w:ascii="Arial" w:hAnsi="Arial" w:eastAsia="Arial"/>
                 <w:sz w:val="18"/>
               </w:rPr>
               <w:t>6</w:t>
@@ -2958,11 +3354,15 @@
               <w:keepLines/>
               <w:spacing w:after="0"/>
             </w:pPr>
-            <w:r/>
             <w:r>
               <w:rPr>
                 <w:rFonts w:ascii="Arial" w:hAnsi="Arial" w:eastAsia="Arial"/>
-                <w:b w:val="0"/>
+                <w:sz w:val="18"/>
+              </w:rPr>
+            </w:r>
+            <w:r>
+              <w:rPr>
+                <w:rFonts w:ascii="Arial" w:hAnsi="Arial" w:eastAsia="Arial"/>
                 <w:sz w:val="18"/>
               </w:rPr>
               <w:t>action transition 06→08→01→02→03→99</w:t>
@@ -2984,11 +3384,15 @@
               <w:keepLines/>
               <w:spacing w:after="0"/>
             </w:pPr>
-            <w:r/>
             <w:r>
               <w:rPr>
                 <w:rFonts w:ascii="Arial" w:hAnsi="Arial" w:eastAsia="Arial"/>
-                <w:b w:val="0"/>
+                <w:sz w:val="18"/>
+              </w:rPr>
+            </w:r>
+            <w:r>
+              <w:rPr>
+                <w:rFonts w:ascii="Arial" w:hAnsi="Arial" w:eastAsia="Arial"/>
                 <w:sz w:val="18"/>
               </w:rPr>
               <w:t>7</w:t>
@@ -3005,11 +3409,15 @@
               <w:keepLines/>
               <w:spacing w:after="0"/>
             </w:pPr>
-            <w:r/>
             <w:r>
               <w:rPr>
                 <w:rFonts w:ascii="Arial" w:hAnsi="Arial" w:eastAsia="Arial"/>
-                <w:b w:val="0"/>
+                <w:sz w:val="18"/>
+              </w:rPr>
+            </w:r>
+            <w:r>
+              <w:rPr>
+                <w:rFonts w:ascii="Arial" w:hAnsi="Arial" w:eastAsia="Arial"/>
                 <w:sz w:val="18"/>
               </w:rPr>
               <w:t>delivery evidence ไม่มี token/secret</w:t>
@@ -3567,12 +3975,13 @@
       <w:outlineLvl w:val="3"/>
     </w:pPr>
     <w:rPr>
-      <w:rFonts w:asciiTheme="majorHAnsi" w:eastAsiaTheme="majorEastAsia" w:hAnsiTheme="majorHAnsi" w:cstheme="majorBidi"/>
+      <w:rFonts w:asciiTheme="majorHAnsi" w:eastAsiaTheme="majorEastAsia" w:hAnsiTheme="majorHAnsi" w:cstheme="majorBidi" w:ascii="Arial" w:hAnsi="Arial" w:eastAsia="Arial"/>
       <w:b/>
       <w:bCs/>
       <w:i/>
       <w:iCs/>
-      <w:color w:val="4F81BD" w:themeColor="accent1"/>
+      <w:color w:val="2E74B5"/>
+      <w:sz w:val="20"/>
     </w:rPr>
   </w:style>
   <w:style w:type="paragraph" w:styleId="Heading5">

--- a/LLDD/word/FE/LLDD-FE-Testing-Delivery.docx
+++ b/LLDD/word/FE/LLDD-FE-Testing-Delivery.docx
@@ -437,7 +437,7 @@
                 <w:rFonts w:ascii="Arial" w:hAnsi="Arial" w:eastAsia="Arial"/>
                 <w:sz w:val="18"/>
               </w:rPr>
-              <w:t>20 ชั่วโมง</w:t>
+              <w:t>12 ชั่วโมง</w:t>
             </w:r>
           </w:p>
         </w:tc>
@@ -1122,7 +1122,7 @@
                 <w:rFonts w:ascii="Arial" w:hAnsi="Arial" w:eastAsia="Arial"/>
                 <w:sz w:val="18"/>
               </w:rPr>
-              <w:t>FE-ADMIN</w:t>
+              <w:t>FE-MASTER</w:t>
             </w:r>
           </w:p>
         </w:tc>
@@ -1147,7 +1147,7 @@
                 <w:rFonts w:ascii="Arial" w:hAnsi="Arial" w:eastAsia="Arial"/>
                 <w:sz w:val="18"/>
               </w:rPr>
-              <w:t>SCR-08/09/10/11 plus email template</w:t>
+              <w:t>SCR-09 ปัจจัยภายนอก + รายชื่อคู่แข่ง (SCR-08/10/11 และ email template ตัดออกแล้ว)</w:t>
             </w:r>
           </w:p>
         </w:tc>
@@ -1197,7 +1197,7 @@
                 <w:rFonts w:ascii="Arial" w:hAnsi="Arial" w:eastAsia="Arial"/>
                 <w:sz w:val="18"/>
               </w:rPr>
-              <w:t>before/after values and audit reference</w:t>
+              <w:t>before/after values</w:t>
             </w:r>
           </w:p>
         </w:tc>

--- a/LLDD/word/FE/LLDD-FE-Testing-Delivery.docx
+++ b/LLDD/word/FE/LLDD-FE-Testing-Delivery.docx
@@ -5,7 +5,7 @@
     <w:p>
       <w:r>
         <w:rPr>
-          <w:rFonts w:ascii="Arial" w:hAnsi="Arial" w:eastAsia="Arial"/>
+          <w:rFonts w:ascii="Arial" w:hAnsi="Arial" w:eastAsia="Arial" w:cs="Tahoma"/>
           <w:b/>
           <w:color w:val="0B2545"/>
           <w:sz w:val="40"/>
@@ -58,7 +58,7 @@
             <w:r/>
             <w:r>
               <w:rPr>
-                <w:rFonts w:ascii="Arial" w:hAnsi="Arial" w:eastAsia="Arial"/>
+                <w:rFonts w:ascii="Arial" w:hAnsi="Arial" w:eastAsia="Arial" w:cs="Tahoma"/>
                 <w:b/>
                 <w:sz w:val="18"/>
               </w:rPr>
@@ -80,7 +80,7 @@
             <w:r/>
             <w:r>
               <w:rPr>
-                <w:rFonts w:ascii="Arial" w:hAnsi="Arial" w:eastAsia="Arial"/>
+                <w:rFonts w:ascii="Arial" w:hAnsi="Arial" w:eastAsia="Arial" w:cs="Tahoma"/>
                 <w:b/>
                 <w:sz w:val="18"/>
               </w:rPr>
@@ -105,13 +105,13 @@
             </w:pPr>
             <w:r>
               <w:rPr>
-                <w:rFonts w:ascii="Arial" w:hAnsi="Arial" w:eastAsia="Arial"/>
+                <w:rFonts w:ascii="Arial" w:hAnsi="Arial" w:eastAsia="Arial" w:cs="Tahoma"/>
                 <w:sz w:val="18"/>
               </w:rPr>
             </w:r>
             <w:r>
               <w:rPr>
-                <w:rFonts w:ascii="Arial" w:hAnsi="Arial" w:eastAsia="Arial"/>
+                <w:rFonts w:ascii="Arial" w:hAnsi="Arial" w:eastAsia="Arial" w:cs="Tahoma"/>
                 <w:sz w:val="18"/>
               </w:rPr>
               <w:t>วัตถุประสงค์</w:t>
@@ -130,13 +130,13 @@
             </w:pPr>
             <w:r>
               <w:rPr>
-                <w:rFonts w:ascii="Arial" w:hAnsi="Arial" w:eastAsia="Arial"/>
+                <w:rFonts w:ascii="Arial" w:hAnsi="Arial" w:eastAsia="Arial" w:cs="Tahoma"/>
                 <w:sz w:val="18"/>
               </w:rPr>
             </w:r>
             <w:r>
               <w:rPr>
-                <w:rFonts w:ascii="Arial" w:hAnsi="Arial" w:eastAsia="Arial"/>
+                <w:rFonts w:ascii="Arial" w:hAnsi="Arial" w:eastAsia="Arial" w:cs="Tahoma"/>
                 <w:sz w:val="18"/>
               </w:rPr>
               <w:t>ใช้เป็นรายละเอียดระดับพัฒนาสำหรับออกแบบ ลงมือพัฒนา ตรวจทาน และทดสอบขอบเขตที่ระบุในฉบับนี้</w:t>
@@ -160,13 +160,13 @@
             </w:pPr>
             <w:r>
               <w:rPr>
-                <w:rFonts w:ascii="Arial" w:hAnsi="Arial" w:eastAsia="Arial"/>
+                <w:rFonts w:ascii="Arial" w:hAnsi="Arial" w:eastAsia="Arial" w:cs="Tahoma"/>
                 <w:sz w:val="18"/>
               </w:rPr>
             </w:r>
             <w:r>
               <w:rPr>
-                <w:rFonts w:ascii="Arial" w:hAnsi="Arial" w:eastAsia="Arial"/>
+                <w:rFonts w:ascii="Arial" w:hAnsi="Arial" w:eastAsia="Arial" w:cs="Tahoma"/>
                 <w:sz w:val="18"/>
               </w:rPr>
               <w:t>ลำดับการอ่าน</w:t>
@@ -185,13 +185,13 @@
             </w:pPr>
             <w:r>
               <w:rPr>
-                <w:rFonts w:ascii="Arial" w:hAnsi="Arial" w:eastAsia="Arial"/>
+                <w:rFonts w:ascii="Arial" w:hAnsi="Arial" w:eastAsia="Arial" w:cs="Tahoma"/>
                 <w:sz w:val="18"/>
               </w:rPr>
             </w:r>
             <w:r>
               <w:rPr>
-                <w:rFonts w:ascii="Arial" w:hAnsi="Arial" w:eastAsia="Arial"/>
+                <w:rFonts w:ascii="Arial" w:hAnsi="Arial" w:eastAsia="Arial" w:cs="Tahoma"/>
                 <w:sz w:val="18"/>
               </w:rPr>
               <w:t>เริ่มจาก Overview และ Scope จากนั้นตรวจ Field/Validation, Implementation, Contract, Processing Flow, Acceptance Criteria และ Test Checklist ตามลำดับ</w:t>
@@ -215,13 +215,13 @@
             </w:pPr>
             <w:r>
               <w:rPr>
-                <w:rFonts w:ascii="Arial" w:hAnsi="Arial" w:eastAsia="Arial"/>
+                <w:rFonts w:ascii="Arial" w:hAnsi="Arial" w:eastAsia="Arial" w:cs="Tahoma"/>
                 <w:sz w:val="18"/>
               </w:rPr>
             </w:r>
             <w:r>
               <w:rPr>
-                <w:rFonts w:ascii="Arial" w:hAnsi="Arial" w:eastAsia="Arial"/>
+                <w:rFonts w:ascii="Arial" w:hAnsi="Arial" w:eastAsia="Arial" w:cs="Tahoma"/>
                 <w:sz w:val="18"/>
               </w:rPr>
               <w:t>ผลลัพธ์ที่คาดหวัง</w:t>
@@ -240,13 +240,13 @@
             </w:pPr>
             <w:r>
               <w:rPr>
-                <w:rFonts w:ascii="Arial" w:hAnsi="Arial" w:eastAsia="Arial"/>
+                <w:rFonts w:ascii="Arial" w:hAnsi="Arial" w:eastAsia="Arial" w:cs="Tahoma"/>
                 <w:sz w:val="18"/>
               </w:rPr>
             </w:r>
             <w:r>
               <w:rPr>
-                <w:rFonts w:ascii="Arial" w:hAnsi="Arial" w:eastAsia="Arial"/>
+                <w:rFonts w:ascii="Arial" w:hAnsi="Arial" w:eastAsia="Arial" w:cs="Tahoma"/>
                 <w:sz w:val="18"/>
               </w:rPr>
               <w:t>ผู้อ่านสามารถระบุ input, ขั้นตอนประมวลผล, output, เงื่อนไขผิดพลาด และหลักฐานการทดสอบได้จากเนื้อหาในฉบับเดียว</w:t>
@@ -301,7 +301,7 @@
             <w:r/>
             <w:r>
               <w:rPr>
-                <w:rFonts w:ascii="Arial" w:hAnsi="Arial" w:eastAsia="Arial"/>
+                <w:rFonts w:ascii="Arial" w:hAnsi="Arial" w:eastAsia="Arial" w:cs="Tahoma"/>
                 <w:b/>
                 <w:sz w:val="18"/>
               </w:rPr>
@@ -323,7 +323,7 @@
             <w:r/>
             <w:r>
               <w:rPr>
-                <w:rFonts w:ascii="Arial" w:hAnsi="Arial" w:eastAsia="Arial"/>
+                <w:rFonts w:ascii="Arial" w:hAnsi="Arial" w:eastAsia="Arial" w:cs="Tahoma"/>
                 <w:b/>
                 <w:sz w:val="18"/>
               </w:rPr>
@@ -348,13 +348,13 @@
             </w:pPr>
             <w:r>
               <w:rPr>
-                <w:rFonts w:ascii="Arial" w:hAnsi="Arial" w:eastAsia="Arial"/>
+                <w:rFonts w:ascii="Arial" w:hAnsi="Arial" w:eastAsia="Arial" w:cs="Tahoma"/>
                 <w:sz w:val="18"/>
               </w:rPr>
             </w:r>
             <w:r>
               <w:rPr>
-                <w:rFonts w:ascii="Arial" w:hAnsi="Arial" w:eastAsia="Arial"/>
+                <w:rFonts w:ascii="Arial" w:hAnsi="Arial" w:eastAsia="Arial" w:cs="Tahoma"/>
                 <w:sz w:val="18"/>
               </w:rPr>
               <w:t>Track</w:t>
@@ -373,13 +373,13 @@
             </w:pPr>
             <w:r>
               <w:rPr>
-                <w:rFonts w:ascii="Arial" w:hAnsi="Arial" w:eastAsia="Arial"/>
+                <w:rFonts w:ascii="Arial" w:hAnsi="Arial" w:eastAsia="Arial" w:cs="Tahoma"/>
                 <w:sz w:val="18"/>
               </w:rPr>
             </w:r>
             <w:r>
               <w:rPr>
-                <w:rFonts w:ascii="Arial" w:hAnsi="Arial" w:eastAsia="Arial"/>
+                <w:rFonts w:ascii="Arial" w:hAnsi="Arial" w:eastAsia="Arial" w:cs="Tahoma"/>
                 <w:sz w:val="18"/>
               </w:rPr>
               <w:t>FE</w:t>
@@ -403,13 +403,13 @@
             </w:pPr>
             <w:r>
               <w:rPr>
-                <w:rFonts w:ascii="Arial" w:hAnsi="Arial" w:eastAsia="Arial"/>
+                <w:rFonts w:ascii="Arial" w:hAnsi="Arial" w:eastAsia="Arial" w:cs="Tahoma"/>
                 <w:sz w:val="18"/>
               </w:rPr>
             </w:r>
             <w:r>
               <w:rPr>
-                <w:rFonts w:ascii="Arial" w:hAnsi="Arial" w:eastAsia="Arial"/>
+                <w:rFonts w:ascii="Arial" w:hAnsi="Arial" w:eastAsia="Arial" w:cs="Tahoma"/>
                 <w:sz w:val="18"/>
               </w:rPr>
               <w:t>Estimate</w:t>
@@ -428,16 +428,16 @@
             </w:pPr>
             <w:r>
               <w:rPr>
-                <w:rFonts w:ascii="Arial" w:hAnsi="Arial" w:eastAsia="Arial"/>
+                <w:rFonts w:ascii="Arial" w:hAnsi="Arial" w:eastAsia="Arial" w:cs="Tahoma"/>
                 <w:sz w:val="18"/>
               </w:rPr>
             </w:r>
             <w:r>
               <w:rPr>
-                <w:rFonts w:ascii="Arial" w:hAnsi="Arial" w:eastAsia="Arial"/>
+                <w:rFonts w:ascii="Arial" w:hAnsi="Arial" w:eastAsia="Arial" w:cs="Tahoma"/>
                 <w:sz w:val="18"/>
               </w:rPr>
-              <w:t>12 ชั่วโมง</w:t>
+              <w:t>12 ชั่วโมง (ไม่มี unit test แยก — ดูเหตุผลใน NO_UNIT_TEST_DOCS)</w:t>
             </w:r>
           </w:p>
         </w:tc>
@@ -458,13 +458,13 @@
             </w:pPr>
             <w:r>
               <w:rPr>
-                <w:rFonts w:ascii="Arial" w:hAnsi="Arial" w:eastAsia="Arial"/>
+                <w:rFonts w:ascii="Arial" w:hAnsi="Arial" w:eastAsia="Arial" w:cs="Tahoma"/>
                 <w:sz w:val="18"/>
               </w:rPr>
             </w:r>
             <w:r>
               <w:rPr>
-                <w:rFonts w:ascii="Arial" w:hAnsi="Arial" w:eastAsia="Arial"/>
+                <w:rFonts w:ascii="Arial" w:hAnsi="Arial" w:eastAsia="Arial" w:cs="Tahoma"/>
                 <w:sz w:val="18"/>
               </w:rPr>
               <w:t>Owner</w:t>
@@ -483,13 +483,13 @@
             </w:pPr>
             <w:r>
               <w:rPr>
-                <w:rFonts w:ascii="Arial" w:hAnsi="Arial" w:eastAsia="Arial"/>
+                <w:rFonts w:ascii="Arial" w:hAnsi="Arial" w:eastAsia="Arial" w:cs="Tahoma"/>
                 <w:sz w:val="18"/>
               </w:rPr>
             </w:r>
             <w:r>
               <w:rPr>
-                <w:rFonts w:ascii="Arial" w:hAnsi="Arial" w:eastAsia="Arial"/>
+                <w:rFonts w:ascii="Arial" w:hAnsi="Arial" w:eastAsia="Arial" w:cs="Tahoma"/>
                 <w:sz w:val="18"/>
               </w:rPr>
               <w:t>Chidchanok &lt;lin&gt; Saengamnat</w:t>
@@ -513,13 +513,103 @@
             </w:pPr>
             <w:r>
               <w:rPr>
-                <w:rFonts w:ascii="Arial" w:hAnsi="Arial" w:eastAsia="Arial"/>
+                <w:rFonts w:ascii="Arial" w:hAnsi="Arial" w:eastAsia="Arial" w:cs="Tahoma"/>
                 <w:sz w:val="18"/>
               </w:rPr>
             </w:r>
             <w:r>
               <w:rPr>
-                <w:rFonts w:ascii="Arial" w:hAnsi="Arial" w:eastAsia="Arial"/>
+                <w:rFonts w:ascii="Arial" w:hAnsi="Arial" w:eastAsia="Arial" w:cs="Tahoma"/>
+                <w:sz w:val="18"/>
+              </w:rPr>
+              <w:t>Target repository</w:t>
+            </w:r>
+          </w:p>
+        </w:tc>
+        <w:tc>
+          <w:tcPr>
+            <w:tcW w:type="dxa" w:w="5040"/>
+            <w:vAlign w:val="center"/>
+          </w:tcPr>
+          <w:p>
+            <w:pPr>
+              <w:keepLines/>
+              <w:spacing w:after="0"/>
+            </w:pPr>
+            <w:r>
+              <w:rPr>
+                <w:rFonts w:ascii="Arial" w:hAnsi="Arial" w:eastAsia="Arial" w:cs="Tahoma"/>
+                <w:sz w:val="18"/>
+              </w:rPr>
+            </w:r>
+            <w:r>
+              <w:rPr>
+                <w:rFonts w:ascii="Courier New" w:hAnsi="Courier New" w:eastAsia="Courier New" w:cs="Tahoma"/>
+                <w:sz w:val="18"/>
+              </w:rPr>
+              <w:t>SBP/srm-sps-spsap-web-frontend</w:t>
+            </w:r>
+            <w:r>
+              <w:rPr>
+                <w:rFonts w:ascii="Arial" w:hAnsi="Arial" w:eastAsia="Arial" w:cs="Tahoma"/>
+                <w:sz w:val="18"/>
+              </w:rPr>
+              <w:t xml:space="preserve"> (sbp-portal · Next.js · </w:t>
+            </w:r>
+            <w:r>
+              <w:rPr>
+                <w:rFonts w:ascii="Courier New" w:hAnsi="Courier New" w:eastAsia="Courier New" w:cs="Tahoma"/>
+                <w:sz w:val="18"/>
+              </w:rPr>
+              <w:t>NEXT_PUBLIC_APP_TARGET=sbpm</w:t>
+            </w:r>
+            <w:r>
+              <w:rPr>
+                <w:rFonts w:ascii="Arial" w:hAnsi="Arial" w:eastAsia="Arial" w:cs="Tahoma"/>
+                <w:sz w:val="18"/>
+              </w:rPr>
+              <w:t xml:space="preserve">) — เรียก API ผ่าน </w:t>
+            </w:r>
+            <w:r>
+              <w:rPr>
+                <w:rFonts w:ascii="Courier New" w:hAnsi="Courier New" w:eastAsia="Courier New" w:cs="Tahoma"/>
+                <w:sz w:val="18"/>
+              </w:rPr>
+              <w:t>SBP/srm-sps-spsap-sbp-bff</w:t>
+            </w:r>
+            <w:r>
+              <w:rPr>
+                <w:rFonts w:ascii="Arial" w:hAnsi="Arial" w:eastAsia="Arial" w:cs="Tahoma"/>
+                <w:sz w:val="18"/>
+              </w:rPr>
+              <w:t xml:space="preserve"> เท่านั้น ห้ามยิง store-backend ตรง</w:t>
+            </w:r>
+          </w:p>
+        </w:tc>
+      </w:tr>
+      <w:tr>
+        <w:trPr>
+          <w:cantSplit/>
+        </w:trPr>
+        <w:tc>
+          <w:tcPr>
+            <w:tcW w:type="dxa" w:w="5040"/>
+            <w:vAlign w:val="center"/>
+          </w:tcPr>
+          <w:p>
+            <w:pPr>
+              <w:keepLines/>
+              <w:spacing w:after="0"/>
+            </w:pPr>
+            <w:r>
+              <w:rPr>
+                <w:rFonts w:ascii="Arial" w:hAnsi="Arial" w:eastAsia="Arial" w:cs="Tahoma"/>
+                <w:sz w:val="18"/>
+              </w:rPr>
+            </w:r>
+            <w:r>
+              <w:rPr>
+                <w:rFonts w:ascii="Arial" w:hAnsi="Arial" w:eastAsia="Arial" w:cs="Tahoma"/>
                 <w:sz w:val="18"/>
               </w:rPr>
               <w:t>Document type</w:t>
@@ -538,13 +628,13 @@
             </w:pPr>
             <w:r>
               <w:rPr>
-                <w:rFonts w:ascii="Arial" w:hAnsi="Arial" w:eastAsia="Arial"/>
+                <w:rFonts w:ascii="Arial" w:hAnsi="Arial" w:eastAsia="Arial" w:cs="Tahoma"/>
                 <w:sz w:val="18"/>
               </w:rPr>
             </w:r>
             <w:r>
               <w:rPr>
-                <w:rFonts w:ascii="Arial" w:hAnsi="Arial" w:eastAsia="Arial"/>
+                <w:rFonts w:ascii="Arial" w:hAnsi="Arial" w:eastAsia="Arial" w:cs="Tahoma"/>
                 <w:sz w:val="18"/>
               </w:rPr>
               <w:t>FE verification and release handover specification; not an application screen</w:t>
@@ -568,13 +658,13 @@
             </w:pPr>
             <w:r>
               <w:rPr>
-                <w:rFonts w:ascii="Arial" w:hAnsi="Arial" w:eastAsia="Arial"/>
+                <w:rFonts w:ascii="Arial" w:hAnsi="Arial" w:eastAsia="Arial" w:cs="Tahoma"/>
                 <w:sz w:val="18"/>
               </w:rPr>
             </w:r>
             <w:r>
               <w:rPr>
-                <w:rFonts w:ascii="Arial" w:hAnsi="Arial" w:eastAsia="Arial"/>
+                <w:rFonts w:ascii="Arial" w:hAnsi="Arial" w:eastAsia="Arial" w:cs="Tahoma"/>
                 <w:sz w:val="18"/>
               </w:rPr>
               <w:t>Objective</w:t>
@@ -593,13 +683,13 @@
             </w:pPr>
             <w:r>
               <w:rPr>
-                <w:rFonts w:ascii="Arial" w:hAnsi="Arial" w:eastAsia="Arial"/>
+                <w:rFonts w:ascii="Arial" w:hAnsi="Arial" w:eastAsia="Arial" w:cs="Tahoma"/>
                 <w:sz w:val="18"/>
               </w:rPr>
             </w:r>
             <w:r>
               <w:rPr>
-                <w:rFonts w:ascii="Arial" w:hAnsi="Arial" w:eastAsia="Arial"/>
+                <w:rFonts w:ascii="Arial" w:hAnsi="Arial" w:eastAsia="Arial" w:cs="Tahoma"/>
                 <w:sz w:val="18"/>
               </w:rPr>
               <w:t>กำหนด regression, responsive pass, API payload adjustment และ delivery note สำหรับ FE</w:t>
@@ -707,7 +797,7 @@
             <w:r/>
             <w:r>
               <w:rPr>
-                <w:rFonts w:ascii="Arial" w:hAnsi="Arial" w:eastAsia="Arial"/>
+                <w:rFonts w:ascii="Arial" w:hAnsi="Arial" w:eastAsia="Arial" w:cs="Tahoma"/>
                 <w:b/>
                 <w:sz w:val="18"/>
               </w:rPr>
@@ -729,7 +819,7 @@
             <w:r/>
             <w:r>
               <w:rPr>
-                <w:rFonts w:ascii="Arial" w:hAnsi="Arial" w:eastAsia="Arial"/>
+                <w:rFonts w:ascii="Arial" w:hAnsi="Arial" w:eastAsia="Arial" w:cs="Tahoma"/>
                 <w:b/>
                 <w:sz w:val="18"/>
               </w:rPr>
@@ -751,7 +841,7 @@
             <w:r/>
             <w:r>
               <w:rPr>
-                <w:rFonts w:ascii="Arial" w:hAnsi="Arial" w:eastAsia="Arial"/>
+                <w:rFonts w:ascii="Arial" w:hAnsi="Arial" w:eastAsia="Arial" w:cs="Tahoma"/>
                 <w:b/>
                 <w:sz w:val="18"/>
               </w:rPr>
@@ -773,7 +863,7 @@
             <w:r/>
             <w:r>
               <w:rPr>
-                <w:rFonts w:ascii="Arial" w:hAnsi="Arial" w:eastAsia="Arial"/>
+                <w:rFonts w:ascii="Arial" w:hAnsi="Arial" w:eastAsia="Arial" w:cs="Tahoma"/>
                 <w:b/>
                 <w:sz w:val="18"/>
               </w:rPr>
@@ -798,13 +888,13 @@
             </w:pPr>
             <w:r>
               <w:rPr>
-                <w:rFonts w:ascii="Arial" w:hAnsi="Arial" w:eastAsia="Arial"/>
+                <w:rFonts w:ascii="Arial" w:hAnsi="Arial" w:eastAsia="Arial" w:cs="Tahoma"/>
                 <w:sz w:val="18"/>
               </w:rPr>
             </w:r>
             <w:r>
               <w:rPr>
-                <w:rFonts w:ascii="Arial" w:hAnsi="Arial" w:eastAsia="Arial"/>
+                <w:rFonts w:ascii="Arial" w:hAnsi="Arial" w:eastAsia="Arial" w:cs="Tahoma"/>
                 <w:sz w:val="18"/>
               </w:rPr>
               <w:t>FE-SMOKE</w:t>
@@ -823,13 +913,13 @@
             </w:pPr>
             <w:r>
               <w:rPr>
-                <w:rFonts w:ascii="Arial" w:hAnsi="Arial" w:eastAsia="Arial"/>
+                <w:rFonts w:ascii="Arial" w:hAnsi="Arial" w:eastAsia="Arial" w:cs="Tahoma"/>
                 <w:sz w:val="18"/>
               </w:rPr>
             </w:r>
             <w:r>
               <w:rPr>
-                <w:rFonts w:ascii="Arial" w:hAnsi="Arial" w:eastAsia="Arial"/>
+                <w:rFonts w:ascii="Arial" w:hAnsi="Arial" w:eastAsia="Arial" w:cs="Tahoma"/>
                 <w:sz w:val="18"/>
               </w:rPr>
               <w:t>app bootstrap, menus, dashboard, open list/detail</w:t>
@@ -848,13 +938,13 @@
             </w:pPr>
             <w:r>
               <w:rPr>
-                <w:rFonts w:ascii="Arial" w:hAnsi="Arial" w:eastAsia="Arial"/>
+                <w:rFonts w:ascii="Arial" w:hAnsi="Arial" w:eastAsia="Arial" w:cs="Tahoma"/>
                 <w:sz w:val="18"/>
               </w:rPr>
             </w:r>
             <w:r>
               <w:rPr>
-                <w:rFonts w:ascii="Arial" w:hAnsi="Arial" w:eastAsia="Arial"/>
+                <w:rFonts w:ascii="Arial" w:hAnsi="Arial" w:eastAsia="Arial" w:cs="Tahoma"/>
                 <w:sz w:val="18"/>
               </w:rPr>
               <w:t>deploy reachable and test user available</w:t>
@@ -873,13 +963,13 @@
             </w:pPr>
             <w:r>
               <w:rPr>
-                <w:rFonts w:ascii="Arial" w:hAnsi="Arial" w:eastAsia="Arial"/>
+                <w:rFonts w:ascii="Arial" w:hAnsi="Arial" w:eastAsia="Arial" w:cs="Tahoma"/>
                 <w:sz w:val="18"/>
               </w:rPr>
             </w:r>
             <w:r>
               <w:rPr>
-                <w:rFonts w:ascii="Arial" w:hAnsi="Arial" w:eastAsia="Arial"/>
+                <w:rFonts w:ascii="Arial" w:hAnsi="Arial" w:eastAsia="Arial" w:cs="Tahoma"/>
                 <w:sz w:val="18"/>
               </w:rPr>
               <w:t>timestamped run result and failed-step detail</w:t>
@@ -903,13 +993,13 @@
             </w:pPr>
             <w:r>
               <w:rPr>
-                <w:rFonts w:ascii="Arial" w:hAnsi="Arial" w:eastAsia="Arial"/>
+                <w:rFonts w:ascii="Arial" w:hAnsi="Arial" w:eastAsia="Arial" w:cs="Tahoma"/>
                 <w:sz w:val="18"/>
               </w:rPr>
             </w:r>
             <w:r>
               <w:rPr>
-                <w:rFonts w:ascii="Arial" w:hAnsi="Arial" w:eastAsia="Arial"/>
+                <w:rFonts w:ascii="Arial" w:hAnsi="Arial" w:eastAsia="Arial" w:cs="Tahoma"/>
                 <w:sz w:val="18"/>
               </w:rPr>
               <w:t>FE-DOC</w:t>
@@ -928,13 +1018,13 @@
             </w:pPr>
             <w:r>
               <w:rPr>
-                <w:rFonts w:ascii="Arial" w:hAnsi="Arial" w:eastAsia="Arial"/>
+                <w:rFonts w:ascii="Arial" w:hAnsi="Arial" w:eastAsia="Arial" w:cs="Tahoma"/>
                 <w:sz w:val="18"/>
               </w:rPr>
             </w:r>
             <w:r>
               <w:rPr>
-                <w:rFonts w:ascii="Arial" w:hAnsi="Arial" w:eastAsia="Arial"/>
+                <w:rFonts w:ascii="Arial" w:hAnsi="Arial" w:eastAsia="Arial" w:cs="Tahoma"/>
                 <w:sz w:val="18"/>
               </w:rPr>
               <w:t>create, edit section, attachment, action, timeline and role views</w:t>
@@ -953,13 +1043,13 @@
             </w:pPr>
             <w:r>
               <w:rPr>
-                <w:rFonts w:ascii="Arial" w:hAnsi="Arial" w:eastAsia="Arial"/>
+                <w:rFonts w:ascii="Arial" w:hAnsi="Arial" w:eastAsia="Arial" w:cs="Tahoma"/>
                 <w:sz w:val="18"/>
               </w:rPr>
             </w:r>
             <w:r>
               <w:rPr>
-                <w:rFonts w:ascii="Arial" w:hAnsi="Arial" w:eastAsia="Arial"/>
+                <w:rFonts w:ascii="Arial" w:hAnsi="Arial" w:eastAsia="Arial" w:cs="Tahoma"/>
                 <w:sz w:val="18"/>
               </w:rPr>
               <w:t>fixture documents for sections 06/08/01/02/03</w:t>
@@ -978,13 +1068,13 @@
             </w:pPr>
             <w:r>
               <w:rPr>
-                <w:rFonts w:ascii="Arial" w:hAnsi="Arial" w:eastAsia="Arial"/>
+                <w:rFonts w:ascii="Arial" w:hAnsi="Arial" w:eastAsia="Arial" w:cs="Tahoma"/>
                 <w:sz w:val="18"/>
               </w:rPr>
             </w:r>
             <w:r>
               <w:rPr>
-                <w:rFonts w:ascii="Arial" w:hAnsi="Arial" w:eastAsia="Arial"/>
+                <w:rFonts w:ascii="Arial" w:hAnsi="Arial" w:eastAsia="Arial" w:cs="Tahoma"/>
                 <w:sz w:val="18"/>
               </w:rPr>
               <w:t>case ID, docNo, requestId and screenshots for failures</w:t>
@@ -1008,13 +1098,13 @@
             </w:pPr>
             <w:r>
               <w:rPr>
-                <w:rFonts w:ascii="Arial" w:hAnsi="Arial" w:eastAsia="Arial"/>
+                <w:rFonts w:ascii="Arial" w:hAnsi="Arial" w:eastAsia="Arial" w:cs="Tahoma"/>
                 <w:sz w:val="18"/>
               </w:rPr>
             </w:r>
             <w:r>
               <w:rPr>
-                <w:rFonts w:ascii="Arial" w:hAnsi="Arial" w:eastAsia="Arial"/>
+                <w:rFonts w:ascii="Arial" w:hAnsi="Arial" w:eastAsia="Arial" w:cs="Tahoma"/>
                 <w:sz w:val="18"/>
               </w:rPr>
               <w:t>FE-REPORT</w:t>
@@ -1033,13 +1123,13 @@
             </w:pPr>
             <w:r>
               <w:rPr>
-                <w:rFonts w:ascii="Arial" w:hAnsi="Arial" w:eastAsia="Arial"/>
+                <w:rFonts w:ascii="Arial" w:hAnsi="Arial" w:eastAsia="Arial" w:cs="Tahoma"/>
                 <w:sz w:val="18"/>
               </w:rPr>
             </w:r>
             <w:r>
               <w:rPr>
-                <w:rFonts w:ascii="Arial" w:hAnsi="Arial" w:eastAsia="Arial"/>
+                <w:rFonts w:ascii="Arial" w:hAnsi="Arial" w:eastAsia="Arial" w:cs="Tahoma"/>
                 <w:sz w:val="18"/>
               </w:rPr>
               <w:t>required status filter, 14 columns (SDD slide 60), totals, Excel parity</w:t>
@@ -1058,13 +1148,13 @@
             </w:pPr>
             <w:r>
               <w:rPr>
-                <w:rFonts w:ascii="Arial" w:hAnsi="Arial" w:eastAsia="Arial"/>
+                <w:rFonts w:ascii="Arial" w:hAnsi="Arial" w:eastAsia="Arial" w:cs="Tahoma"/>
                 <w:sz w:val="18"/>
               </w:rPr>
             </w:r>
             <w:r>
               <w:rPr>
-                <w:rFonts w:ascii="Arial" w:hAnsi="Arial" w:eastAsia="Arial"/>
+                <w:rFonts w:ascii="Arial" w:hAnsi="Arial" w:eastAsia="Arial" w:cs="Tahoma"/>
                 <w:sz w:val="18"/>
               </w:rPr>
               <w:t>known report fixture and expected aggregate</w:t>
@@ -1083,13 +1173,13 @@
             </w:pPr>
             <w:r>
               <w:rPr>
-                <w:rFonts w:ascii="Arial" w:hAnsi="Arial" w:eastAsia="Arial"/>
+                <w:rFonts w:ascii="Arial" w:hAnsi="Arial" w:eastAsia="Arial" w:cs="Tahoma"/>
                 <w:sz w:val="18"/>
               </w:rPr>
             </w:r>
             <w:r>
               <w:rPr>
-                <w:rFonts w:ascii="Arial" w:hAnsi="Arial" w:eastAsia="Arial"/>
+                <w:rFonts w:ascii="Arial" w:hAnsi="Arial" w:eastAsia="Arial" w:cs="Tahoma"/>
                 <w:sz w:val="18"/>
               </w:rPr>
               <w:t>query snapshot, row count, totals and exported checksum</w:t>
@@ -1113,13 +1203,13 @@
             </w:pPr>
             <w:r>
               <w:rPr>
-                <w:rFonts w:ascii="Arial" w:hAnsi="Arial" w:eastAsia="Arial"/>
+                <w:rFonts w:ascii="Arial" w:hAnsi="Arial" w:eastAsia="Arial" w:cs="Tahoma"/>
                 <w:sz w:val="18"/>
               </w:rPr>
             </w:r>
             <w:r>
               <w:rPr>
-                <w:rFonts w:ascii="Arial" w:hAnsi="Arial" w:eastAsia="Arial"/>
+                <w:rFonts w:ascii="Arial" w:hAnsi="Arial" w:eastAsia="Arial" w:cs="Tahoma"/>
                 <w:sz w:val="18"/>
               </w:rPr>
               <w:t>FE-MASTER</w:t>
@@ -1138,13 +1228,13 @@
             </w:pPr>
             <w:r>
               <w:rPr>
-                <w:rFonts w:ascii="Arial" w:hAnsi="Arial" w:eastAsia="Arial"/>
+                <w:rFonts w:ascii="Arial" w:hAnsi="Arial" w:eastAsia="Arial" w:cs="Tahoma"/>
                 <w:sz w:val="18"/>
               </w:rPr>
             </w:r>
             <w:r>
               <w:rPr>
-                <w:rFonts w:ascii="Arial" w:hAnsi="Arial" w:eastAsia="Arial"/>
+                <w:rFonts w:ascii="Arial" w:hAnsi="Arial" w:eastAsia="Arial" w:cs="Tahoma"/>
                 <w:sz w:val="18"/>
               </w:rPr>
               <w:t>SCR-09 ปัจจัยภายนอก + รายชื่อคู่แข่ง (SCR-08/10/11 และ email template ตัดออกแล้ว)</w:t>
@@ -1163,13 +1253,13 @@
             </w:pPr>
             <w:r>
               <w:rPr>
-                <w:rFonts w:ascii="Arial" w:hAnsi="Arial" w:eastAsia="Arial"/>
+                <w:rFonts w:ascii="Arial" w:hAnsi="Arial" w:eastAsia="Arial" w:cs="Tahoma"/>
                 <w:sz w:val="18"/>
               </w:rPr>
             </w:r>
             <w:r>
               <w:rPr>
-                <w:rFonts w:ascii="Arial" w:hAnsi="Arial" w:eastAsia="Arial"/>
+                <w:rFonts w:ascii="Arial" w:hAnsi="Arial" w:eastAsia="Arial" w:cs="Tahoma"/>
                 <w:sz w:val="18"/>
               </w:rPr>
               <w:t>admin role and reversible test data</w:t>
@@ -1188,13 +1278,13 @@
             </w:pPr>
             <w:r>
               <w:rPr>
-                <w:rFonts w:ascii="Arial" w:hAnsi="Arial" w:eastAsia="Arial"/>
+                <w:rFonts w:ascii="Arial" w:hAnsi="Arial" w:eastAsia="Arial" w:cs="Tahoma"/>
                 <w:sz w:val="18"/>
               </w:rPr>
             </w:r>
             <w:r>
               <w:rPr>
-                <w:rFonts w:ascii="Arial" w:hAnsi="Arial" w:eastAsia="Arial"/>
+                <w:rFonts w:ascii="Arial" w:hAnsi="Arial" w:eastAsia="Arial" w:cs="Tahoma"/>
                 <w:sz w:val="18"/>
               </w:rPr>
               <w:t>before/after values</w:t>
@@ -1218,13 +1308,13 @@
             </w:pPr>
             <w:r>
               <w:rPr>
-                <w:rFonts w:ascii="Arial" w:hAnsi="Arial" w:eastAsia="Arial"/>
+                <w:rFonts w:ascii="Arial" w:hAnsi="Arial" w:eastAsia="Arial" w:cs="Tahoma"/>
                 <w:sz w:val="18"/>
               </w:rPr>
             </w:r>
             <w:r>
               <w:rPr>
-                <w:rFonts w:ascii="Arial" w:hAnsi="Arial" w:eastAsia="Arial"/>
+                <w:rFonts w:ascii="Arial" w:hAnsi="Arial" w:eastAsia="Arial" w:cs="Tahoma"/>
                 <w:sz w:val="18"/>
               </w:rPr>
               <w:t>FE-BATCH</w:t>
@@ -1243,13 +1333,13 @@
             </w:pPr>
             <w:r>
               <w:rPr>
-                <w:rFonts w:ascii="Arial" w:hAnsi="Arial" w:eastAsia="Arial"/>
+                <w:rFonts w:ascii="Arial" w:hAnsi="Arial" w:eastAsia="Arial" w:cs="Tahoma"/>
                 <w:sz w:val="18"/>
               </w:rPr>
             </w:r>
             <w:r>
               <w:rPr>
-                <w:rFonts w:ascii="Arial" w:hAnsi="Arial" w:eastAsia="Arial"/>
+                <w:rFonts w:ascii="Arial" w:hAnsi="Arial" w:eastAsia="Arial" w:cs="Tahoma"/>
                 <w:sz w:val="18"/>
               </w:rPr>
               <w:t>job selection, editable params, locked params, run history</w:t>
@@ -1268,13 +1358,13 @@
             </w:pPr>
             <w:r>
               <w:rPr>
-                <w:rFonts w:ascii="Arial" w:hAnsi="Arial" w:eastAsia="Arial"/>
+                <w:rFonts w:ascii="Arial" w:hAnsi="Arial" w:eastAsia="Arial" w:cs="Tahoma"/>
                 <w:sz w:val="18"/>
               </w:rPr>
             </w:r>
             <w:r>
               <w:rPr>
-                <w:rFonts w:ascii="Arial" w:hAnsi="Arial" w:eastAsia="Arial"/>
+                <w:rFonts w:ascii="Arial" w:hAnsi="Arial" w:eastAsia="Arial" w:cs="Tahoma"/>
                 <w:sz w:val="18"/>
               </w:rPr>
               <w:t>job metadata/run fixtures</w:t>
@@ -1293,13 +1383,13 @@
             </w:pPr>
             <w:r>
               <w:rPr>
-                <w:rFonts w:ascii="Arial" w:hAnsi="Arial" w:eastAsia="Arial"/>
+                <w:rFonts w:ascii="Arial" w:hAnsi="Arial" w:eastAsia="Arial" w:cs="Tahoma"/>
                 <w:sz w:val="18"/>
               </w:rPr>
             </w:r>
             <w:r>
               <w:rPr>
-                <w:rFonts w:ascii="Arial" w:hAnsi="Arial" w:eastAsia="Arial"/>
+                <w:rFonts w:ascii="Arial" w:hAnsi="Arial" w:eastAsia="Arial" w:cs="Tahoma"/>
                 <w:sz w:val="18"/>
               </w:rPr>
               <w:t>request/response capture and UI state</w:t>
@@ -1323,13 +1413,13 @@
             </w:pPr>
             <w:r>
               <w:rPr>
-                <w:rFonts w:ascii="Arial" w:hAnsi="Arial" w:eastAsia="Arial"/>
+                <w:rFonts w:ascii="Arial" w:hAnsi="Arial" w:eastAsia="Arial" w:cs="Tahoma"/>
                 <w:sz w:val="18"/>
               </w:rPr>
             </w:r>
             <w:r>
               <w:rPr>
-                <w:rFonts w:ascii="Arial" w:hAnsi="Arial" w:eastAsia="Arial"/>
+                <w:rFonts w:ascii="Arial" w:hAnsi="Arial" w:eastAsia="Arial" w:cs="Tahoma"/>
                 <w:sz w:val="18"/>
               </w:rPr>
               <w:t>FE-RESP</w:t>
@@ -1348,13 +1438,13 @@
             </w:pPr>
             <w:r>
               <w:rPr>
-                <w:rFonts w:ascii="Arial" w:hAnsi="Arial" w:eastAsia="Arial"/>
+                <w:rFonts w:ascii="Arial" w:hAnsi="Arial" w:eastAsia="Arial" w:cs="Tahoma"/>
                 <w:sz w:val="18"/>
               </w:rPr>
             </w:r>
             <w:r>
               <w:rPr>
-                <w:rFonts w:ascii="Arial" w:hAnsi="Arial" w:eastAsia="Arial"/>
+                <w:rFonts w:ascii="Arial" w:hAnsi="Arial" w:eastAsia="Arial" w:cs="Tahoma"/>
                 <w:sz w:val="18"/>
               </w:rPr>
               <w:t>desktop 1440, tablet 768, mobile 390</w:t>
@@ -1373,13 +1463,13 @@
             </w:pPr>
             <w:r>
               <w:rPr>
-                <w:rFonts w:ascii="Arial" w:hAnsi="Arial" w:eastAsia="Arial"/>
+                <w:rFonts w:ascii="Arial" w:hAnsi="Arial" w:eastAsia="Arial" w:cs="Tahoma"/>
                 <w:sz w:val="18"/>
               </w:rPr>
             </w:r>
             <w:r>
               <w:rPr>
-                <w:rFonts w:ascii="Arial" w:hAnsi="Arial" w:eastAsia="Arial"/>
+                <w:rFonts w:ascii="Arial" w:hAnsi="Arial" w:eastAsia="Arial" w:cs="Tahoma"/>
                 <w:sz w:val="18"/>
               </w:rPr>
               <w:t>latest supported browsers</w:t>
@@ -1398,13 +1488,13 @@
             </w:pPr>
             <w:r>
               <w:rPr>
-                <w:rFonts w:ascii="Arial" w:hAnsi="Arial" w:eastAsia="Arial"/>
+                <w:rFonts w:ascii="Arial" w:hAnsi="Arial" w:eastAsia="Arial" w:cs="Tahoma"/>
                 <w:sz w:val="18"/>
               </w:rPr>
             </w:r>
             <w:r>
               <w:rPr>
-                <w:rFonts w:ascii="Arial" w:hAnsi="Arial" w:eastAsia="Arial"/>
+                <w:rFonts w:ascii="Arial" w:hAnsi="Arial" w:eastAsia="Arial" w:cs="Tahoma"/>
                 <w:sz w:val="18"/>
               </w:rPr>
               <w:t>page checklist with overflow/modal/navigation result</w:t>
@@ -1455,7 +1545,7 @@
             <w:r/>
             <w:r>
               <w:rPr>
-                <w:rFonts w:ascii="Arial" w:hAnsi="Arial" w:eastAsia="Arial"/>
+                <w:rFonts w:ascii="Arial" w:hAnsi="Arial" w:eastAsia="Arial" w:cs="Tahoma"/>
                 <w:b/>
                 <w:sz w:val="18"/>
               </w:rPr>
@@ -1477,7 +1567,7 @@
             <w:r/>
             <w:r>
               <w:rPr>
-                <w:rFonts w:ascii="Arial" w:hAnsi="Arial" w:eastAsia="Arial"/>
+                <w:rFonts w:ascii="Arial" w:hAnsi="Arial" w:eastAsia="Arial" w:cs="Tahoma"/>
                 <w:b/>
                 <w:sz w:val="18"/>
               </w:rPr>
@@ -1499,7 +1589,7 @@
             <w:r/>
             <w:r>
               <w:rPr>
-                <w:rFonts w:ascii="Arial" w:hAnsi="Arial" w:eastAsia="Arial"/>
+                <w:rFonts w:ascii="Arial" w:hAnsi="Arial" w:eastAsia="Arial" w:cs="Tahoma"/>
                 <w:b/>
                 <w:sz w:val="18"/>
               </w:rPr>
@@ -1524,13 +1614,13 @@
             </w:pPr>
             <w:r>
               <w:rPr>
-                <w:rFonts w:ascii="Arial" w:hAnsi="Arial" w:eastAsia="Arial"/>
+                <w:rFonts w:ascii="Arial" w:hAnsi="Arial" w:eastAsia="Arial" w:cs="Tahoma"/>
                 <w:sz w:val="18"/>
               </w:rPr>
             </w:r>
             <w:r>
               <w:rPr>
-                <w:rFonts w:ascii="Arial" w:hAnsi="Arial" w:eastAsia="Arial"/>
+                <w:rFonts w:ascii="Arial" w:hAnsi="Arial" w:eastAsia="Arial" w:cs="Tahoma"/>
                 <w:sz w:val="18"/>
               </w:rPr>
               <w:t>Build identity</w:t>
@@ -1549,13 +1639,13 @@
             </w:pPr>
             <w:r>
               <w:rPr>
-                <w:rFonts w:ascii="Arial" w:hAnsi="Arial" w:eastAsia="Arial"/>
+                <w:rFonts w:ascii="Arial" w:hAnsi="Arial" w:eastAsia="Arial" w:cs="Tahoma"/>
                 <w:sz w:val="18"/>
               </w:rPr>
             </w:r>
             <w:r>
               <w:rPr>
-                <w:rFonts w:ascii="Arial" w:hAnsi="Arial" w:eastAsia="Arial"/>
+                <w:rFonts w:ascii="Arial" w:hAnsi="Arial" w:eastAsia="Arial" w:cs="Tahoma"/>
                 <w:sz w:val="18"/>
               </w:rPr>
               <w:t>commit SHA, build number, deploy timestamp</w:t>
@@ -1574,13 +1664,13 @@
             </w:pPr>
             <w:r>
               <w:rPr>
-                <w:rFonts w:ascii="Arial" w:hAnsi="Arial" w:eastAsia="Arial"/>
+                <w:rFonts w:ascii="Arial" w:hAnsi="Arial" w:eastAsia="Arial" w:cs="Tahoma"/>
                 <w:sz w:val="18"/>
               </w:rPr>
             </w:r>
             <w:r>
               <w:rPr>
-                <w:rFonts w:ascii="Arial" w:hAnsi="Arial" w:eastAsia="Arial"/>
+                <w:rFonts w:ascii="Arial" w:hAnsi="Arial" w:eastAsia="Arial" w:cs="Tahoma"/>
                 <w:sz w:val="18"/>
               </w:rPr>
               <w:t>freeze before regression</w:t>
@@ -1604,13 +1694,13 @@
             </w:pPr>
             <w:r>
               <w:rPr>
-                <w:rFonts w:ascii="Arial" w:hAnsi="Arial" w:eastAsia="Arial"/>
+                <w:rFonts w:ascii="Arial" w:hAnsi="Arial" w:eastAsia="Arial" w:cs="Tahoma"/>
                 <w:sz w:val="18"/>
               </w:rPr>
             </w:r>
             <w:r>
               <w:rPr>
-                <w:rFonts w:ascii="Arial" w:hAnsi="Arial" w:eastAsia="Arial"/>
+                <w:rFonts w:ascii="Arial" w:hAnsi="Arial" w:eastAsia="Arial" w:cs="Tahoma"/>
                 <w:sz w:val="18"/>
               </w:rPr>
               <w:t>API identity</w:t>
@@ -1629,13 +1719,13 @@
             </w:pPr>
             <w:r>
               <w:rPr>
-                <w:rFonts w:ascii="Arial" w:hAnsi="Arial" w:eastAsia="Arial"/>
+                <w:rFonts w:ascii="Arial" w:hAnsi="Arial" w:eastAsia="Arial" w:cs="Tahoma"/>
                 <w:sz w:val="18"/>
               </w:rPr>
             </w:r>
             <w:r>
               <w:rPr>
-                <w:rFonts w:ascii="Arial" w:hAnsi="Arial" w:eastAsia="Arial"/>
+                <w:rFonts w:ascii="Arial" w:hAnsi="Arial" w:eastAsia="Arial" w:cs="Tahoma"/>
                 <w:sz w:val="18"/>
               </w:rPr>
               <w:t>base URL and contract version</w:t>
@@ -1654,13 +1744,13 @@
             </w:pPr>
             <w:r>
               <w:rPr>
-                <w:rFonts w:ascii="Arial" w:hAnsi="Arial" w:eastAsia="Arial"/>
+                <w:rFonts w:ascii="Arial" w:hAnsi="Arial" w:eastAsia="Arial" w:cs="Tahoma"/>
                 <w:sz w:val="18"/>
               </w:rPr>
             </w:r>
             <w:r>
               <w:rPr>
-                <w:rFonts w:ascii="Arial" w:hAnsi="Arial" w:eastAsia="Arial"/>
+                <w:rFonts w:ascii="Arial" w:hAnsi="Arial" w:eastAsia="Arial" w:cs="Tahoma"/>
                 <w:sz w:val="18"/>
               </w:rPr>
               <w:t>no production credentials in evidence</w:t>
@@ -1684,13 +1774,13 @@
             </w:pPr>
             <w:r>
               <w:rPr>
-                <w:rFonts w:ascii="Arial" w:hAnsi="Arial" w:eastAsia="Arial"/>
+                <w:rFonts w:ascii="Arial" w:hAnsi="Arial" w:eastAsia="Arial" w:cs="Tahoma"/>
                 <w:sz w:val="18"/>
               </w:rPr>
             </w:r>
             <w:r>
               <w:rPr>
-                <w:rFonts w:ascii="Arial" w:hAnsi="Arial" w:eastAsia="Arial"/>
+                <w:rFonts w:ascii="Arial" w:hAnsi="Arial" w:eastAsia="Arial" w:cs="Tahoma"/>
                 <w:sz w:val="18"/>
               </w:rPr>
               <w:t>Role users</w:t>
@@ -1709,13 +1799,13 @@
             </w:pPr>
             <w:r>
               <w:rPr>
-                <w:rFonts w:ascii="Arial" w:hAnsi="Arial" w:eastAsia="Arial"/>
+                <w:rFonts w:ascii="Arial" w:hAnsi="Arial" w:eastAsia="Arial" w:cs="Tahoma"/>
                 <w:sz w:val="18"/>
               </w:rPr>
             </w:r>
             <w:r>
               <w:rPr>
-                <w:rFonts w:ascii="Arial" w:hAnsi="Arial" w:eastAsia="Arial"/>
+                <w:rFonts w:ascii="Arial" w:hAnsi="Arial" w:eastAsia="Arial" w:cs="Tahoma"/>
                 <w:sz w:val="18"/>
               </w:rPr>
               <w:t>one account per tested RBAC role/profile</w:t>
@@ -1734,13 +1824,13 @@
             </w:pPr>
             <w:r>
               <w:rPr>
-                <w:rFonts w:ascii="Arial" w:hAnsi="Arial" w:eastAsia="Arial"/>
+                <w:rFonts w:ascii="Arial" w:hAnsi="Arial" w:eastAsia="Arial" w:cs="Tahoma"/>
                 <w:sz w:val="18"/>
               </w:rPr>
             </w:r>
             <w:r>
               <w:rPr>
-                <w:rFonts w:ascii="Arial" w:hAnsi="Arial" w:eastAsia="Arial"/>
+                <w:rFonts w:ascii="Arial" w:hAnsi="Arial" w:eastAsia="Arial" w:cs="Tahoma"/>
                 <w:sz w:val="18"/>
               </w:rPr>
               <w:t>masked identifiers in shared evidence</w:t>
@@ -1764,13 +1854,13 @@
             </w:pPr>
             <w:r>
               <w:rPr>
-                <w:rFonts w:ascii="Arial" w:hAnsi="Arial" w:eastAsia="Arial"/>
+                <w:rFonts w:ascii="Arial" w:hAnsi="Arial" w:eastAsia="Arial" w:cs="Tahoma"/>
                 <w:sz w:val="18"/>
               </w:rPr>
             </w:r>
             <w:r>
               <w:rPr>
-                <w:rFonts w:ascii="Arial" w:hAnsi="Arial" w:eastAsia="Arial"/>
+                <w:rFonts w:ascii="Arial" w:hAnsi="Arial" w:eastAsia="Arial" w:cs="Tahoma"/>
                 <w:sz w:val="18"/>
               </w:rPr>
               <w:t>Document fixtures</w:t>
@@ -1789,16 +1879,16 @@
             </w:pPr>
             <w:r>
               <w:rPr>
-                <w:rFonts w:ascii="Arial" w:hAnsi="Arial" w:eastAsia="Arial"/>
+                <w:rFonts w:ascii="Arial" w:hAnsi="Arial" w:eastAsia="Arial" w:cs="Tahoma"/>
                 <w:sz w:val="18"/>
               </w:rPr>
             </w:r>
             <w:r>
               <w:rPr>
-                <w:rFonts w:ascii="Arial" w:hAnsi="Arial" w:eastAsia="Arial"/>
+                <w:rFonts w:ascii="Arial" w:hAnsi="Arial" w:eastAsia="Arial" w:cs="Tahoma"/>
                 <w:sz w:val="18"/>
               </w:rPr>
-              <w:t>docNo per current section plus &lt;=50,000 (GM) and 50,001-300,000 (AVP) cases per SDD GI</w:t>
+              <w:t>docNo per current section plus &lt;100,000 (GM) and &gt;=100,000 (AVP) cases per มติ 2026-08-18</w:t>
             </w:r>
           </w:p>
         </w:tc>
@@ -1814,13 +1904,13 @@
             </w:pPr>
             <w:r>
               <w:rPr>
-                <w:rFonts w:ascii="Arial" w:hAnsi="Arial" w:eastAsia="Arial"/>
+                <w:rFonts w:ascii="Arial" w:hAnsi="Arial" w:eastAsia="Arial" w:cs="Tahoma"/>
                 <w:sz w:val="18"/>
               </w:rPr>
             </w:r>
             <w:r>
               <w:rPr>
-                <w:rFonts w:ascii="Arial" w:hAnsi="Arial" w:eastAsia="Arial"/>
+                <w:rFonts w:ascii="Arial" w:hAnsi="Arial" w:eastAsia="Arial" w:cs="Tahoma"/>
                 <w:sz w:val="18"/>
               </w:rPr>
               <w:t>resettable or uniquely generated</w:t>
@@ -1844,13 +1934,13 @@
             </w:pPr>
             <w:r>
               <w:rPr>
-                <w:rFonts w:ascii="Arial" w:hAnsi="Arial" w:eastAsia="Arial"/>
+                <w:rFonts w:ascii="Arial" w:hAnsi="Arial" w:eastAsia="Arial" w:cs="Tahoma"/>
                 <w:sz w:val="18"/>
               </w:rPr>
             </w:r>
             <w:r>
               <w:rPr>
-                <w:rFonts w:ascii="Arial" w:hAnsi="Arial" w:eastAsia="Arial"/>
+                <w:rFonts w:ascii="Arial" w:hAnsi="Arial" w:eastAsia="Arial" w:cs="Tahoma"/>
                 <w:sz w:val="18"/>
               </w:rPr>
               <w:t>File fixtures</w:t>
@@ -1869,13 +1959,13 @@
             </w:pPr>
             <w:r>
               <w:rPr>
-                <w:rFonts w:ascii="Arial" w:hAnsi="Arial" w:eastAsia="Arial"/>
+                <w:rFonts w:ascii="Arial" w:hAnsi="Arial" w:eastAsia="Arial" w:cs="Tahoma"/>
                 <w:sz w:val="18"/>
               </w:rPr>
             </w:r>
             <w:r>
               <w:rPr>
-                <w:rFonts w:ascii="Arial" w:hAnsi="Arial" w:eastAsia="Arial"/>
+                <w:rFonts w:ascii="Arial" w:hAnsi="Arial" w:eastAsia="Arial" w:cs="Tahoma"/>
                 <w:sz w:val="18"/>
               </w:rPr>
               <w:t>valid type, &gt;5MB, unsupported type, AV-blocked stub</w:t>
@@ -1894,13 +1984,13 @@
             </w:pPr>
             <w:r>
               <w:rPr>
-                <w:rFonts w:ascii="Arial" w:hAnsi="Arial" w:eastAsia="Arial"/>
+                <w:rFonts w:ascii="Arial" w:hAnsi="Arial" w:eastAsia="Arial" w:cs="Tahoma"/>
                 <w:sz w:val="18"/>
               </w:rPr>
             </w:r>
             <w:r>
               <w:rPr>
-                <w:rFonts w:ascii="Arial" w:hAnsi="Arial" w:eastAsia="Arial"/>
+                <w:rFonts w:ascii="Arial" w:hAnsi="Arial" w:eastAsia="Arial" w:cs="Tahoma"/>
                 <w:sz w:val="18"/>
               </w:rPr>
               <w:t>checksum recorded</w:t>
@@ -1924,13 +2014,13 @@
             </w:pPr>
             <w:r>
               <w:rPr>
-                <w:rFonts w:ascii="Arial" w:hAnsi="Arial" w:eastAsia="Arial"/>
+                <w:rFonts w:ascii="Arial" w:hAnsi="Arial" w:eastAsia="Arial" w:cs="Tahoma"/>
                 <w:sz w:val="18"/>
               </w:rPr>
             </w:r>
             <w:r>
               <w:rPr>
-                <w:rFonts w:ascii="Arial" w:hAnsi="Arial" w:eastAsia="Arial"/>
+                <w:rFonts w:ascii="Arial" w:hAnsi="Arial" w:eastAsia="Arial" w:cs="Tahoma"/>
                 <w:sz w:val="18"/>
               </w:rPr>
               <w:t>Job fixtures</w:t>
@@ -1949,13 +2039,13 @@
             </w:pPr>
             <w:r>
               <w:rPr>
-                <w:rFonts w:ascii="Arial" w:hAnsi="Arial" w:eastAsia="Arial"/>
+                <w:rFonts w:ascii="Arial" w:hAnsi="Arial" w:eastAsia="Arial" w:cs="Tahoma"/>
                 <w:sz w:val="18"/>
               </w:rPr>
             </w:r>
             <w:r>
               <w:rPr>
-                <w:rFonts w:ascii="Arial" w:hAnsi="Arial" w:eastAsia="Arial"/>
+                <w:rFonts w:ascii="Arial" w:hAnsi="Arial" w:eastAsia="Arial" w:cs="Tahoma"/>
                 <w:sz w:val="18"/>
               </w:rPr>
               <w:t>SUCCESS/FAILED/RUNNING/QUEUED histories</w:t>
@@ -1974,13 +2064,13 @@
             </w:pPr>
             <w:r>
               <w:rPr>
-                <w:rFonts w:ascii="Arial" w:hAnsi="Arial" w:eastAsia="Arial"/>
+                <w:rFonts w:ascii="Arial" w:hAnsi="Arial" w:eastAsia="Arial" w:cs="Tahoma"/>
                 <w:sz w:val="18"/>
               </w:rPr>
             </w:r>
             <w:r>
               <w:rPr>
-                <w:rFonts w:ascii="Arial" w:hAnsi="Arial" w:eastAsia="Arial"/>
+                <w:rFonts w:ascii="Arial" w:hAnsi="Arial" w:eastAsia="Arial" w:cs="Tahoma"/>
                 <w:sz w:val="18"/>
               </w:rPr>
               <w:t>read-only unless manual-run case</w:t>
@@ -2031,7 +2121,7 @@
             <w:r/>
             <w:r>
               <w:rPr>
-                <w:rFonts w:ascii="Arial" w:hAnsi="Arial" w:eastAsia="Arial"/>
+                <w:rFonts w:ascii="Arial" w:hAnsi="Arial" w:eastAsia="Arial" w:cs="Tahoma"/>
                 <w:b/>
                 <w:sz w:val="18"/>
               </w:rPr>
@@ -2053,7 +2143,7 @@
             <w:r/>
             <w:r>
               <w:rPr>
-                <w:rFonts w:ascii="Arial" w:hAnsi="Arial" w:eastAsia="Arial"/>
+                <w:rFonts w:ascii="Arial" w:hAnsi="Arial" w:eastAsia="Arial" w:cs="Tahoma"/>
                 <w:b/>
                 <w:sz w:val="18"/>
               </w:rPr>
@@ -2075,7 +2165,7 @@
             <w:r/>
             <w:r>
               <w:rPr>
-                <w:rFonts w:ascii="Arial" w:hAnsi="Arial" w:eastAsia="Arial"/>
+                <w:rFonts w:ascii="Arial" w:hAnsi="Arial" w:eastAsia="Arial" w:cs="Tahoma"/>
                 <w:b/>
                 <w:sz w:val="18"/>
               </w:rPr>
@@ -2100,13 +2190,13 @@
             </w:pPr>
             <w:r>
               <w:rPr>
-                <w:rFonts w:ascii="Arial" w:hAnsi="Arial" w:eastAsia="Arial"/>
+                <w:rFonts w:ascii="Arial" w:hAnsi="Arial" w:eastAsia="Arial" w:cs="Tahoma"/>
                 <w:sz w:val="18"/>
               </w:rPr>
             </w:r>
             <w:r>
               <w:rPr>
-                <w:rFonts w:ascii="Arial" w:hAnsi="Arial" w:eastAsia="Arial"/>
+                <w:rFonts w:ascii="Arial" w:hAnsi="Arial" w:eastAsia="Arial" w:cs="Tahoma"/>
                 <w:sz w:val="18"/>
               </w:rPr>
               <w:t>1</w:t>
@@ -2125,13 +2215,13 @@
             </w:pPr>
             <w:r>
               <w:rPr>
-                <w:rFonts w:ascii="Arial" w:hAnsi="Arial" w:eastAsia="Arial"/>
+                <w:rFonts w:ascii="Arial" w:hAnsi="Arial" w:eastAsia="Arial" w:cs="Tahoma"/>
                 <w:sz w:val="18"/>
               </w:rPr>
             </w:r>
             <w:r>
               <w:rPr>
-                <w:rFonts w:ascii="Arial" w:hAnsi="Arial" w:eastAsia="Arial"/>
+                <w:rFonts w:ascii="Arial" w:hAnsi="Arial" w:eastAsia="Arial" w:cs="Tahoma"/>
                 <w:sz w:val="18"/>
               </w:rPr>
               <w:t>Record build/environment and run FE-SMOKE</w:t>
@@ -2150,13 +2240,13 @@
             </w:pPr>
             <w:r>
               <w:rPr>
-                <w:rFonts w:ascii="Arial" w:hAnsi="Arial" w:eastAsia="Arial"/>
+                <w:rFonts w:ascii="Arial" w:hAnsi="Arial" w:eastAsia="Arial" w:cs="Tahoma"/>
                 <w:sz w:val="18"/>
               </w:rPr>
             </w:r>
             <w:r>
               <w:rPr>
-                <w:rFonts w:ascii="Arial" w:hAnsi="Arial" w:eastAsia="Arial"/>
+                <w:rFonts w:ascii="Arial" w:hAnsi="Arial" w:eastAsia="Arial" w:cs="Tahoma"/>
                 <w:sz w:val="18"/>
               </w:rPr>
               <w:t>all smoke cases pass before broad regression</w:t>
@@ -2180,13 +2270,13 @@
             </w:pPr>
             <w:r>
               <w:rPr>
-                <w:rFonts w:ascii="Arial" w:hAnsi="Arial" w:eastAsia="Arial"/>
+                <w:rFonts w:ascii="Arial" w:hAnsi="Arial" w:eastAsia="Arial" w:cs="Tahoma"/>
                 <w:sz w:val="18"/>
               </w:rPr>
             </w:r>
             <w:r>
               <w:rPr>
-                <w:rFonts w:ascii="Arial" w:hAnsi="Arial" w:eastAsia="Arial"/>
+                <w:rFonts w:ascii="Arial" w:hAnsi="Arial" w:eastAsia="Arial" w:cs="Tahoma"/>
                 <w:sz w:val="18"/>
               </w:rPr>
               <w:t>2</w:t>
@@ -2205,13 +2295,13 @@
             </w:pPr>
             <w:r>
               <w:rPr>
-                <w:rFonts w:ascii="Arial" w:hAnsi="Arial" w:eastAsia="Arial"/>
+                <w:rFonts w:ascii="Arial" w:hAnsi="Arial" w:eastAsia="Arial" w:cs="Tahoma"/>
                 <w:sz w:val="18"/>
               </w:rPr>
             </w:r>
             <w:r>
               <w:rPr>
-                <w:rFonts w:ascii="Arial" w:hAnsi="Arial" w:eastAsia="Arial"/>
+                <w:rFonts w:ascii="Arial" w:hAnsi="Arial" w:eastAsia="Arial" w:cs="Tahoma"/>
                 <w:sz w:val="18"/>
               </w:rPr>
               <w:t>Execute feature suites using fixed fixtures</w:t>
@@ -2230,13 +2320,13 @@
             </w:pPr>
             <w:r>
               <w:rPr>
-                <w:rFonts w:ascii="Arial" w:hAnsi="Arial" w:eastAsia="Arial"/>
+                <w:rFonts w:ascii="Arial" w:hAnsi="Arial" w:eastAsia="Arial" w:cs="Tahoma"/>
                 <w:sz w:val="18"/>
               </w:rPr>
             </w:r>
             <w:r>
               <w:rPr>
-                <w:rFonts w:ascii="Arial" w:hAnsi="Arial" w:eastAsia="Arial"/>
+                <w:rFonts w:ascii="Arial" w:hAnsi="Arial" w:eastAsia="Arial" w:cs="Tahoma"/>
                 <w:sz w:val="18"/>
               </w:rPr>
               <w:t>each case has pass/fail and evidence reference</w:t>
@@ -2260,13 +2350,13 @@
             </w:pPr>
             <w:r>
               <w:rPr>
-                <w:rFonts w:ascii="Arial" w:hAnsi="Arial" w:eastAsia="Arial"/>
+                <w:rFonts w:ascii="Arial" w:hAnsi="Arial" w:eastAsia="Arial" w:cs="Tahoma"/>
                 <w:sz w:val="18"/>
               </w:rPr>
             </w:r>
             <w:r>
               <w:rPr>
-                <w:rFonts w:ascii="Arial" w:hAnsi="Arial" w:eastAsia="Arial"/>
+                <w:rFonts w:ascii="Arial" w:hAnsi="Arial" w:eastAsia="Arial" w:cs="Tahoma"/>
                 <w:sz w:val="18"/>
               </w:rPr>
               <w:t>3</w:t>
@@ -2285,13 +2375,13 @@
             </w:pPr>
             <w:r>
               <w:rPr>
-                <w:rFonts w:ascii="Arial" w:hAnsi="Arial" w:eastAsia="Arial"/>
+                <w:rFonts w:ascii="Arial" w:hAnsi="Arial" w:eastAsia="Arial" w:cs="Tahoma"/>
                 <w:sz w:val="18"/>
               </w:rPr>
             </w:r>
             <w:r>
               <w:rPr>
-                <w:rFonts w:ascii="Arial" w:hAnsi="Arial" w:eastAsia="Arial"/>
+                <w:rFonts w:ascii="Arial" w:hAnsi="Arial" w:eastAsia="Arial" w:cs="Tahoma"/>
                 <w:sz w:val="18"/>
               </w:rPr>
               <w:t>Log defects with severity, route, role, data key, steps and expected/actual</w:t>
@@ -2310,13 +2400,13 @@
             </w:pPr>
             <w:r>
               <w:rPr>
-                <w:rFonts w:ascii="Arial" w:hAnsi="Arial" w:eastAsia="Arial"/>
+                <w:rFonts w:ascii="Arial" w:hAnsi="Arial" w:eastAsia="Arial" w:cs="Tahoma"/>
                 <w:sz w:val="18"/>
               </w:rPr>
             </w:r>
             <w:r>
               <w:rPr>
-                <w:rFonts w:ascii="Arial" w:hAnsi="Arial" w:eastAsia="Arial"/>
+                <w:rFonts w:ascii="Arial" w:hAnsi="Arial" w:eastAsia="Arial" w:cs="Tahoma"/>
                 <w:sz w:val="18"/>
               </w:rPr>
               <w:t>defect is reproducible or explicitly closed as non-reproducible</w:t>
@@ -2340,13 +2430,13 @@
             </w:pPr>
             <w:r>
               <w:rPr>
-                <w:rFonts w:ascii="Arial" w:hAnsi="Arial" w:eastAsia="Arial"/>
+                <w:rFonts w:ascii="Arial" w:hAnsi="Arial" w:eastAsia="Arial" w:cs="Tahoma"/>
                 <w:sz w:val="18"/>
               </w:rPr>
             </w:r>
             <w:r>
               <w:rPr>
-                <w:rFonts w:ascii="Arial" w:hAnsi="Arial" w:eastAsia="Arial"/>
+                <w:rFonts w:ascii="Arial" w:hAnsi="Arial" w:eastAsia="Arial" w:cs="Tahoma"/>
                 <w:sz w:val="18"/>
               </w:rPr>
               <w:t>4</w:t>
@@ -2365,13 +2455,13 @@
             </w:pPr>
             <w:r>
               <w:rPr>
-                <w:rFonts w:ascii="Arial" w:hAnsi="Arial" w:eastAsia="Arial"/>
+                <w:rFonts w:ascii="Arial" w:hAnsi="Arial" w:eastAsia="Arial" w:cs="Tahoma"/>
                 <w:sz w:val="18"/>
               </w:rPr>
             </w:r>
             <w:r>
               <w:rPr>
-                <w:rFonts w:ascii="Arial" w:hAnsi="Arial" w:eastAsia="Arial"/>
+                <w:rFonts w:ascii="Arial" w:hAnsi="Arial" w:eastAsia="Arial" w:cs="Tahoma"/>
                 <w:sz w:val="18"/>
               </w:rPr>
               <w:t>Retest fixes and run impacted regression</w:t>
@@ -2390,13 +2480,13 @@
             </w:pPr>
             <w:r>
               <w:rPr>
-                <w:rFonts w:ascii="Arial" w:hAnsi="Arial" w:eastAsia="Arial"/>
+                <w:rFonts w:ascii="Arial" w:hAnsi="Arial" w:eastAsia="Arial" w:cs="Tahoma"/>
                 <w:sz w:val="18"/>
               </w:rPr>
             </w:r>
             <w:r>
               <w:rPr>
-                <w:rFonts w:ascii="Arial" w:hAnsi="Arial" w:eastAsia="Arial"/>
+                <w:rFonts w:ascii="Arial" w:hAnsi="Arial" w:eastAsia="Arial" w:cs="Tahoma"/>
                 <w:sz w:val="18"/>
               </w:rPr>
               <w:t>no Critical/High open; Medium has accepted disposition</w:t>
@@ -2420,13 +2510,13 @@
             </w:pPr>
             <w:r>
               <w:rPr>
-                <w:rFonts w:ascii="Arial" w:hAnsi="Arial" w:eastAsia="Arial"/>
+                <w:rFonts w:ascii="Arial" w:hAnsi="Arial" w:eastAsia="Arial" w:cs="Tahoma"/>
                 <w:sz w:val="18"/>
               </w:rPr>
             </w:r>
             <w:r>
               <w:rPr>
-                <w:rFonts w:ascii="Arial" w:hAnsi="Arial" w:eastAsia="Arial"/>
+                <w:rFonts w:ascii="Arial" w:hAnsi="Arial" w:eastAsia="Arial" w:cs="Tahoma"/>
                 <w:sz w:val="18"/>
               </w:rPr>
               <w:t>5</w:t>
@@ -2445,13 +2535,13 @@
             </w:pPr>
             <w:r>
               <w:rPr>
-                <w:rFonts w:ascii="Arial" w:hAnsi="Arial" w:eastAsia="Arial"/>
+                <w:rFonts w:ascii="Arial" w:hAnsi="Arial" w:eastAsia="Arial" w:cs="Tahoma"/>
                 <w:sz w:val="18"/>
               </w:rPr>
             </w:r>
             <w:r>
               <w:rPr>
-                <w:rFonts w:ascii="Arial" w:hAnsi="Arial" w:eastAsia="Arial"/>
+                <w:rFonts w:ascii="Arial" w:hAnsi="Arial" w:eastAsia="Arial" w:cs="Tahoma"/>
                 <w:sz w:val="18"/>
               </w:rPr>
               <w:t>Run responsive/browser matrix and release checklist</w:t>
@@ -2470,13 +2560,13 @@
             </w:pPr>
             <w:r>
               <w:rPr>
-                <w:rFonts w:ascii="Arial" w:hAnsi="Arial" w:eastAsia="Arial"/>
+                <w:rFonts w:ascii="Arial" w:hAnsi="Arial" w:eastAsia="Arial" w:cs="Tahoma"/>
                 <w:sz w:val="18"/>
               </w:rPr>
             </w:r>
             <w:r>
               <w:rPr>
-                <w:rFonts w:ascii="Arial" w:hAnsi="Arial" w:eastAsia="Arial"/>
+                <w:rFonts w:ascii="Arial" w:hAnsi="Arial" w:eastAsia="Arial" w:cs="Tahoma"/>
                 <w:sz w:val="18"/>
               </w:rPr>
               <w:t>all mandatory cells pass</w:t>
@@ -2500,13 +2590,13 @@
             </w:pPr>
             <w:r>
               <w:rPr>
-                <w:rFonts w:ascii="Arial" w:hAnsi="Arial" w:eastAsia="Arial"/>
+                <w:rFonts w:ascii="Arial" w:hAnsi="Arial" w:eastAsia="Arial" w:cs="Tahoma"/>
                 <w:sz w:val="18"/>
               </w:rPr>
             </w:r>
             <w:r>
               <w:rPr>
-                <w:rFonts w:ascii="Arial" w:hAnsi="Arial" w:eastAsia="Arial"/>
+                <w:rFonts w:ascii="Arial" w:hAnsi="Arial" w:eastAsia="Arial" w:cs="Tahoma"/>
                 <w:sz w:val="18"/>
               </w:rPr>
               <w:t>6</w:t>
@@ -2525,13 +2615,13 @@
             </w:pPr>
             <w:r>
               <w:rPr>
-                <w:rFonts w:ascii="Arial" w:hAnsi="Arial" w:eastAsia="Arial"/>
+                <w:rFonts w:ascii="Arial" w:hAnsi="Arial" w:eastAsia="Arial" w:cs="Tahoma"/>
                 <w:sz w:val="18"/>
               </w:rPr>
             </w:r>
             <w:r>
               <w:rPr>
-                <w:rFonts w:ascii="Arial" w:hAnsi="Arial" w:eastAsia="Arial"/>
+                <w:rFonts w:ascii="Arial" w:hAnsi="Arial" w:eastAsia="Arial" w:cs="Tahoma"/>
                 <w:sz w:val="18"/>
               </w:rPr>
               <w:t>Produce handover summary</w:t>
@@ -2550,13 +2640,13 @@
             </w:pPr>
             <w:r>
               <w:rPr>
-                <w:rFonts w:ascii="Arial" w:hAnsi="Arial" w:eastAsia="Arial"/>
+                <w:rFonts w:ascii="Arial" w:hAnsi="Arial" w:eastAsia="Arial" w:cs="Tahoma"/>
                 <w:sz w:val="18"/>
               </w:rPr>
             </w:r>
             <w:r>
               <w:rPr>
-                <w:rFonts w:ascii="Arial" w:hAnsi="Arial" w:eastAsia="Arial"/>
+                <w:rFonts w:ascii="Arial" w:hAnsi="Arial" w:eastAsia="Arial" w:cs="Tahoma"/>
                 <w:sz w:val="18"/>
               </w:rPr>
               <w:t>build identity, known limitations, evidence index and rollback note complete</w:t>
@@ -2606,7 +2696,7 @@
             <w:r/>
             <w:r>
               <w:rPr>
-                <w:rFonts w:ascii="Arial" w:hAnsi="Arial" w:eastAsia="Arial"/>
+                <w:rFonts w:ascii="Arial" w:hAnsi="Arial" w:eastAsia="Arial" w:cs="Tahoma"/>
                 <w:b/>
                 <w:sz w:val="18"/>
               </w:rPr>
@@ -2628,7 +2718,7 @@
             <w:r/>
             <w:r>
               <w:rPr>
-                <w:rFonts w:ascii="Arial" w:hAnsi="Arial" w:eastAsia="Arial"/>
+                <w:rFonts w:ascii="Arial" w:hAnsi="Arial" w:eastAsia="Arial" w:cs="Tahoma"/>
                 <w:b/>
                 <w:sz w:val="18"/>
               </w:rPr>
@@ -2653,13 +2743,13 @@
             </w:pPr>
             <w:r>
               <w:rPr>
-                <w:rFonts w:ascii="Arial" w:hAnsi="Arial" w:eastAsia="Arial"/>
+                <w:rFonts w:ascii="Arial" w:hAnsi="Arial" w:eastAsia="Arial" w:cs="Tahoma"/>
                 <w:sz w:val="18"/>
               </w:rPr>
             </w:r>
             <w:r>
               <w:rPr>
-                <w:rFonts w:ascii="Arial" w:hAnsi="Arial" w:eastAsia="Arial"/>
+                <w:rFonts w:ascii="Arial" w:hAnsi="Arial" w:eastAsia="Arial" w:cs="Tahoma"/>
                 <w:sz w:val="18"/>
               </w:rPr>
               <w:t>Functional</w:t>
@@ -2678,13 +2768,13 @@
             </w:pPr>
             <w:r>
               <w:rPr>
-                <w:rFonts w:ascii="Arial" w:hAnsi="Arial" w:eastAsia="Arial"/>
+                <w:rFonts w:ascii="Arial" w:hAnsi="Arial" w:eastAsia="Arial" w:cs="Tahoma"/>
                 <w:sz w:val="18"/>
               </w:rPr>
             </w:r>
             <w:r>
               <w:rPr>
-                <w:rFonts w:ascii="Arial" w:hAnsi="Arial" w:eastAsia="Arial"/>
+                <w:rFonts w:ascii="Arial" w:hAnsi="Arial" w:eastAsia="Arial" w:cs="Tahoma"/>
                 <w:sz w:val="18"/>
               </w:rPr>
               <w:t>All Critical/High feature and workflow cases pass</w:t>
@@ -2708,13 +2798,13 @@
             </w:pPr>
             <w:r>
               <w:rPr>
-                <w:rFonts w:ascii="Arial" w:hAnsi="Arial" w:eastAsia="Arial"/>
+                <w:rFonts w:ascii="Arial" w:hAnsi="Arial" w:eastAsia="Arial" w:cs="Tahoma"/>
                 <w:sz w:val="18"/>
               </w:rPr>
             </w:r>
             <w:r>
               <w:rPr>
-                <w:rFonts w:ascii="Arial" w:hAnsi="Arial" w:eastAsia="Arial"/>
+                <w:rFonts w:ascii="Arial" w:hAnsi="Arial" w:eastAsia="Arial" w:cs="Tahoma"/>
                 <w:sz w:val="18"/>
               </w:rPr>
               <w:t>Contract</w:t>
@@ -2733,13 +2823,13 @@
             </w:pPr>
             <w:r>
               <w:rPr>
-                <w:rFonts w:ascii="Arial" w:hAnsi="Arial" w:eastAsia="Arial"/>
+                <w:rFonts w:ascii="Arial" w:hAnsi="Arial" w:eastAsia="Arial" w:cs="Tahoma"/>
                 <w:sz w:val="18"/>
               </w:rPr>
             </w:r>
             <w:r>
               <w:rPr>
-                <w:rFonts w:ascii="Arial" w:hAnsi="Arial" w:eastAsia="Arial"/>
+                <w:rFonts w:ascii="Arial" w:hAnsi="Arial" w:eastAsia="Arial" w:cs="Tahoma"/>
                 <w:sz w:val="18"/>
               </w:rPr>
               <w:t>No request/response field mismatch against feature LLDD schema tables</w:t>
@@ -2763,13 +2853,13 @@
             </w:pPr>
             <w:r>
               <w:rPr>
-                <w:rFonts w:ascii="Arial" w:hAnsi="Arial" w:eastAsia="Arial"/>
+                <w:rFonts w:ascii="Arial" w:hAnsi="Arial" w:eastAsia="Arial" w:cs="Tahoma"/>
                 <w:sz w:val="18"/>
               </w:rPr>
             </w:r>
             <w:r>
               <w:rPr>
-                <w:rFonts w:ascii="Arial" w:hAnsi="Arial" w:eastAsia="Arial"/>
+                <w:rFonts w:ascii="Arial" w:hAnsi="Arial" w:eastAsia="Arial" w:cs="Tahoma"/>
                 <w:sz w:val="18"/>
               </w:rPr>
               <w:t>Visual</w:t>
@@ -2788,13 +2878,13 @@
             </w:pPr>
             <w:r>
               <w:rPr>
-                <w:rFonts w:ascii="Arial" w:hAnsi="Arial" w:eastAsia="Arial"/>
+                <w:rFonts w:ascii="Arial" w:hAnsi="Arial" w:eastAsia="Arial" w:cs="Tahoma"/>
                 <w:sz w:val="18"/>
               </w:rPr>
             </w:r>
             <w:r>
               <w:rPr>
-                <w:rFonts w:ascii="Arial" w:hAnsi="Arial" w:eastAsia="Arial"/>
+                <w:rFonts w:ascii="Arial" w:hAnsi="Arial" w:eastAsia="Arial" w:cs="Tahoma"/>
                 <w:sz w:val="18"/>
               </w:rPr>
               <w:t>No blocked action, clipped modal/table or unusable navigation at required viewports</w:t>
@@ -2818,13 +2908,13 @@
             </w:pPr>
             <w:r>
               <w:rPr>
-                <w:rFonts w:ascii="Arial" w:hAnsi="Arial" w:eastAsia="Arial"/>
+                <w:rFonts w:ascii="Arial" w:hAnsi="Arial" w:eastAsia="Arial" w:cs="Tahoma"/>
                 <w:sz w:val="18"/>
               </w:rPr>
             </w:r>
             <w:r>
               <w:rPr>
-                <w:rFonts w:ascii="Arial" w:hAnsi="Arial" w:eastAsia="Arial"/>
+                <w:rFonts w:ascii="Arial" w:hAnsi="Arial" w:eastAsia="Arial" w:cs="Tahoma"/>
                 <w:sz w:val="18"/>
               </w:rPr>
               <w:t>Security</w:t>
@@ -2843,13 +2933,13 @@
             </w:pPr>
             <w:r>
               <w:rPr>
-                <w:rFonts w:ascii="Arial" w:hAnsi="Arial" w:eastAsia="Arial"/>
+                <w:rFonts w:ascii="Arial" w:hAnsi="Arial" w:eastAsia="Arial" w:cs="Tahoma"/>
                 <w:sz w:val="18"/>
               </w:rPr>
             </w:r>
             <w:r>
               <w:rPr>
-                <w:rFonts w:ascii="Arial" w:hAnsi="Arial" w:eastAsia="Arial"/>
+                <w:rFonts w:ascii="Arial" w:hAnsi="Arial" w:eastAsia="Arial" w:cs="Tahoma"/>
                 <w:sz w:val="18"/>
               </w:rPr>
               <w:t>Unauthorized routes/actions fail closed; evidence contains no token/secret</w:t>
@@ -2873,13 +2963,13 @@
             </w:pPr>
             <w:r>
               <w:rPr>
-                <w:rFonts w:ascii="Arial" w:hAnsi="Arial" w:eastAsia="Arial"/>
+                <w:rFonts w:ascii="Arial" w:hAnsi="Arial" w:eastAsia="Arial" w:cs="Tahoma"/>
                 <w:sz w:val="18"/>
               </w:rPr>
             </w:r>
             <w:r>
               <w:rPr>
-                <w:rFonts w:ascii="Arial" w:hAnsi="Arial" w:eastAsia="Arial"/>
+                <w:rFonts w:ascii="Arial" w:hAnsi="Arial" w:eastAsia="Arial" w:cs="Tahoma"/>
                 <w:sz w:val="18"/>
               </w:rPr>
               <w:t>Data</w:t>
@@ -2898,13 +2988,13 @@
             </w:pPr>
             <w:r>
               <w:rPr>
-                <w:rFonts w:ascii="Arial" w:hAnsi="Arial" w:eastAsia="Arial"/>
+                <w:rFonts w:ascii="Arial" w:hAnsi="Arial" w:eastAsia="Arial" w:cs="Tahoma"/>
                 <w:sz w:val="18"/>
               </w:rPr>
             </w:r>
             <w:r>
               <w:rPr>
-                <w:rFonts w:ascii="Arial" w:hAnsi="Arial" w:eastAsia="Arial"/>
+                <w:rFonts w:ascii="Arial" w:hAnsi="Arial" w:eastAsia="Arial" w:cs="Tahoma"/>
                 <w:sz w:val="18"/>
               </w:rPr>
               <w:t>Report totals/export parity and action transitions reconcile with persisted result</w:t>
@@ -2928,13 +3018,13 @@
             </w:pPr>
             <w:r>
               <w:rPr>
-                <w:rFonts w:ascii="Arial" w:hAnsi="Arial" w:eastAsia="Arial"/>
+                <w:rFonts w:ascii="Arial" w:hAnsi="Arial" w:eastAsia="Arial" w:cs="Tahoma"/>
                 <w:sz w:val="18"/>
               </w:rPr>
             </w:r>
             <w:r>
               <w:rPr>
-                <w:rFonts w:ascii="Arial" w:hAnsi="Arial" w:eastAsia="Arial"/>
+                <w:rFonts w:ascii="Arial" w:hAnsi="Arial" w:eastAsia="Arial" w:cs="Tahoma"/>
                 <w:sz w:val="18"/>
               </w:rPr>
               <w:t>Handover</w:t>
@@ -2953,13 +3043,13 @@
             </w:pPr>
             <w:r>
               <w:rPr>
-                <w:rFonts w:ascii="Arial" w:hAnsi="Arial" w:eastAsia="Arial"/>
+                <w:rFonts w:ascii="Arial" w:hAnsi="Arial" w:eastAsia="Arial" w:cs="Tahoma"/>
                 <w:sz w:val="18"/>
               </w:rPr>
             </w:r>
             <w:r>
               <w:rPr>
-                <w:rFonts w:ascii="Arial" w:hAnsi="Arial" w:eastAsia="Arial"/>
+                <w:rFonts w:ascii="Arial" w:hAnsi="Arial" w:eastAsia="Arial" w:cs="Tahoma"/>
                 <w:sz w:val="18"/>
               </w:rPr>
               <w:t>Known limitations, rollback steps and test evidence index are complete</w:t>
@@ -3009,7 +3099,7 @@
             <w:r/>
             <w:r>
               <w:rPr>
-                <w:rFonts w:ascii="Arial" w:hAnsi="Arial" w:eastAsia="Arial"/>
+                <w:rFonts w:ascii="Arial" w:hAnsi="Arial" w:eastAsia="Arial" w:cs="Tahoma"/>
                 <w:b/>
                 <w:sz w:val="18"/>
               </w:rPr>
@@ -3031,7 +3121,7 @@
             <w:r/>
             <w:r>
               <w:rPr>
-                <w:rFonts w:ascii="Arial" w:hAnsi="Arial" w:eastAsia="Arial"/>
+                <w:rFonts w:ascii="Arial" w:hAnsi="Arial" w:eastAsia="Arial" w:cs="Tahoma"/>
                 <w:b/>
                 <w:sz w:val="18"/>
               </w:rPr>
@@ -3056,13 +3146,13 @@
             </w:pPr>
             <w:r>
               <w:rPr>
-                <w:rFonts w:ascii="Arial" w:hAnsi="Arial" w:eastAsia="Arial"/>
+                <w:rFonts w:ascii="Arial" w:hAnsi="Arial" w:eastAsia="Arial" w:cs="Tahoma"/>
                 <w:sz w:val="18"/>
               </w:rPr>
             </w:r>
             <w:r>
               <w:rPr>
-                <w:rFonts w:ascii="Arial" w:hAnsi="Arial" w:eastAsia="Arial"/>
+                <w:rFonts w:ascii="Arial" w:hAnsi="Arial" w:eastAsia="Arial" w:cs="Tahoma"/>
                 <w:sz w:val="18"/>
               </w:rPr>
               <w:t>1</w:t>
@@ -3081,13 +3171,13 @@
             </w:pPr>
             <w:r>
               <w:rPr>
-                <w:rFonts w:ascii="Arial" w:hAnsi="Arial" w:eastAsia="Arial"/>
+                <w:rFonts w:ascii="Arial" w:hAnsi="Arial" w:eastAsia="Arial" w:cs="Tahoma"/>
                 <w:sz w:val="18"/>
               </w:rPr>
             </w:r>
             <w:r>
               <w:rPr>
-                <w:rFonts w:ascii="Arial" w:hAnsi="Arial" w:eastAsia="Arial"/>
+                <w:rFonts w:ascii="Arial" w:hAnsi="Arial" w:eastAsia="Arial" w:cs="Tahoma"/>
                 <w:sz w:val="18"/>
               </w:rPr>
               <w:t>desktop regression ครบทุก route หลัก</w:t>
@@ -3111,13 +3201,13 @@
             </w:pPr>
             <w:r>
               <w:rPr>
-                <w:rFonts w:ascii="Arial" w:hAnsi="Arial" w:eastAsia="Arial"/>
+                <w:rFonts w:ascii="Arial" w:hAnsi="Arial" w:eastAsia="Arial" w:cs="Tahoma"/>
                 <w:sz w:val="18"/>
               </w:rPr>
             </w:r>
             <w:r>
               <w:rPr>
-                <w:rFonts w:ascii="Arial" w:hAnsi="Arial" w:eastAsia="Arial"/>
+                <w:rFonts w:ascii="Arial" w:hAnsi="Arial" w:eastAsia="Arial" w:cs="Tahoma"/>
                 <w:sz w:val="18"/>
               </w:rPr>
               <w:t>2</w:t>
@@ -3136,13 +3226,13 @@
             </w:pPr>
             <w:r>
               <w:rPr>
-                <w:rFonts w:ascii="Arial" w:hAnsi="Arial" w:eastAsia="Arial"/>
+                <w:rFonts w:ascii="Arial" w:hAnsi="Arial" w:eastAsia="Arial" w:cs="Tahoma"/>
                 <w:sz w:val="18"/>
               </w:rPr>
             </w:r>
             <w:r>
               <w:rPr>
-                <w:rFonts w:ascii="Arial" w:hAnsi="Arial" w:eastAsia="Arial"/>
+                <w:rFonts w:ascii="Arial" w:hAnsi="Arial" w:eastAsia="Arial" w:cs="Tahoma"/>
                 <w:sz w:val="18"/>
               </w:rPr>
               <w:t>tablet/mobile regression</w:t>
@@ -3166,13 +3256,13 @@
             </w:pPr>
             <w:r>
               <w:rPr>
-                <w:rFonts w:ascii="Arial" w:hAnsi="Arial" w:eastAsia="Arial"/>
+                <w:rFonts w:ascii="Arial" w:hAnsi="Arial" w:eastAsia="Arial" w:cs="Tahoma"/>
                 <w:sz w:val="18"/>
               </w:rPr>
             </w:r>
             <w:r>
               <w:rPr>
-                <w:rFonts w:ascii="Arial" w:hAnsi="Arial" w:eastAsia="Arial"/>
+                <w:rFonts w:ascii="Arial" w:hAnsi="Arial" w:eastAsia="Arial" w:cs="Tahoma"/>
                 <w:sz w:val="18"/>
               </w:rPr>
               <w:t>3</w:t>
@@ -3191,13 +3281,13 @@
             </w:pPr>
             <w:r>
               <w:rPr>
-                <w:rFonts w:ascii="Arial" w:hAnsi="Arial" w:eastAsia="Arial"/>
+                <w:rFonts w:ascii="Arial" w:hAnsi="Arial" w:eastAsia="Arial" w:cs="Tahoma"/>
                 <w:sz w:val="18"/>
               </w:rPr>
             </w:r>
             <w:r>
               <w:rPr>
-                <w:rFonts w:ascii="Arial" w:hAnsi="Arial" w:eastAsia="Arial"/>
+                <w:rFonts w:ascii="Arial" w:hAnsi="Arial" w:eastAsia="Arial" w:cs="Tahoma"/>
                 <w:sz w:val="18"/>
               </w:rPr>
               <w:t>request/response schema mismatch ต้องเป็นศูนย์</w:t>
@@ -3221,13 +3311,13 @@
             </w:pPr>
             <w:r>
               <w:rPr>
-                <w:rFonts w:ascii="Arial" w:hAnsi="Arial" w:eastAsia="Arial"/>
+                <w:rFonts w:ascii="Arial" w:hAnsi="Arial" w:eastAsia="Arial" w:cs="Tahoma"/>
                 <w:sz w:val="18"/>
               </w:rPr>
             </w:r>
             <w:r>
               <w:rPr>
-                <w:rFonts w:ascii="Arial" w:hAnsi="Arial" w:eastAsia="Arial"/>
+                <w:rFonts w:ascii="Arial" w:hAnsi="Arial" w:eastAsia="Arial" w:cs="Tahoma"/>
                 <w:sz w:val="18"/>
               </w:rPr>
               <w:t>4</w:t>
@@ -3246,13 +3336,13 @@
             </w:pPr>
             <w:r>
               <w:rPr>
-                <w:rFonts w:ascii="Arial" w:hAnsi="Arial" w:eastAsia="Arial"/>
+                <w:rFonts w:ascii="Arial" w:hAnsi="Arial" w:eastAsia="Arial" w:cs="Tahoma"/>
                 <w:sz w:val="18"/>
               </w:rPr>
             </w:r>
             <w:r>
               <w:rPr>
-                <w:rFonts w:ascii="Arial" w:hAnsi="Arial" w:eastAsia="Arial"/>
+                <w:rFonts w:ascii="Arial" w:hAnsi="Arial" w:eastAsia="Arial" w:cs="Tahoma"/>
                 <w:sz w:val="18"/>
               </w:rPr>
               <w:t>Critical/High defects ต้องปิด</w:t>
@@ -3276,13 +3366,13 @@
             </w:pPr>
             <w:r>
               <w:rPr>
-                <w:rFonts w:ascii="Arial" w:hAnsi="Arial" w:eastAsia="Arial"/>
+                <w:rFonts w:ascii="Arial" w:hAnsi="Arial" w:eastAsia="Arial" w:cs="Tahoma"/>
                 <w:sz w:val="18"/>
               </w:rPr>
             </w:r>
             <w:r>
               <w:rPr>
-                <w:rFonts w:ascii="Arial" w:hAnsi="Arial" w:eastAsia="Arial"/>
+                <w:rFonts w:ascii="Arial" w:hAnsi="Arial" w:eastAsia="Arial" w:cs="Tahoma"/>
                 <w:sz w:val="18"/>
               </w:rPr>
               <w:t>5</w:t>
@@ -3301,13 +3391,13 @@
             </w:pPr>
             <w:r>
               <w:rPr>
-                <w:rFonts w:ascii="Arial" w:hAnsi="Arial" w:eastAsia="Arial"/>
+                <w:rFonts w:ascii="Arial" w:hAnsi="Arial" w:eastAsia="Arial" w:cs="Tahoma"/>
                 <w:sz w:val="18"/>
               </w:rPr>
             </w:r>
             <w:r>
               <w:rPr>
-                <w:rFonts w:ascii="Arial" w:hAnsi="Arial" w:eastAsia="Arial"/>
+                <w:rFonts w:ascii="Arial" w:hAnsi="Arial" w:eastAsia="Arial" w:cs="Tahoma"/>
                 <w:sz w:val="18"/>
               </w:rPr>
               <w:t>report preview/export parity</w:t>
@@ -3331,13 +3421,13 @@
             </w:pPr>
             <w:r>
               <w:rPr>
-                <w:rFonts w:ascii="Arial" w:hAnsi="Arial" w:eastAsia="Arial"/>
+                <w:rFonts w:ascii="Arial" w:hAnsi="Arial" w:eastAsia="Arial" w:cs="Tahoma"/>
                 <w:sz w:val="18"/>
               </w:rPr>
             </w:r>
             <w:r>
               <w:rPr>
-                <w:rFonts w:ascii="Arial" w:hAnsi="Arial" w:eastAsia="Arial"/>
+                <w:rFonts w:ascii="Arial" w:hAnsi="Arial" w:eastAsia="Arial" w:cs="Tahoma"/>
                 <w:sz w:val="18"/>
               </w:rPr>
               <w:t>6</w:t>
@@ -3356,13 +3446,13 @@
             </w:pPr>
             <w:r>
               <w:rPr>
-                <w:rFonts w:ascii="Arial" w:hAnsi="Arial" w:eastAsia="Arial"/>
+                <w:rFonts w:ascii="Arial" w:hAnsi="Arial" w:eastAsia="Arial" w:cs="Tahoma"/>
                 <w:sz w:val="18"/>
               </w:rPr>
             </w:r>
             <w:r>
               <w:rPr>
-                <w:rFonts w:ascii="Arial" w:hAnsi="Arial" w:eastAsia="Arial"/>
+                <w:rFonts w:ascii="Arial" w:hAnsi="Arial" w:eastAsia="Arial" w:cs="Tahoma"/>
                 <w:sz w:val="18"/>
               </w:rPr>
               <w:t>action transition 06→08→01→02→03→99</w:t>
@@ -3386,13 +3476,13 @@
             </w:pPr>
             <w:r>
               <w:rPr>
-                <w:rFonts w:ascii="Arial" w:hAnsi="Arial" w:eastAsia="Arial"/>
+                <w:rFonts w:ascii="Arial" w:hAnsi="Arial" w:eastAsia="Arial" w:cs="Tahoma"/>
                 <w:sz w:val="18"/>
               </w:rPr>
             </w:r>
             <w:r>
               <w:rPr>
-                <w:rFonts w:ascii="Arial" w:hAnsi="Arial" w:eastAsia="Arial"/>
+                <w:rFonts w:ascii="Arial" w:hAnsi="Arial" w:eastAsia="Arial" w:cs="Tahoma"/>
                 <w:sz w:val="18"/>
               </w:rPr>
               <w:t>7</w:t>
@@ -3411,13 +3501,13 @@
             </w:pPr>
             <w:r>
               <w:rPr>
-                <w:rFonts w:ascii="Arial" w:hAnsi="Arial" w:eastAsia="Arial"/>
+                <w:rFonts w:ascii="Arial" w:hAnsi="Arial" w:eastAsia="Arial" w:cs="Tahoma"/>
                 <w:sz w:val="18"/>
               </w:rPr>
             </w:r>
             <w:r>
               <w:rPr>
-                <w:rFonts w:ascii="Arial" w:hAnsi="Arial" w:eastAsia="Arial"/>
+                <w:rFonts w:ascii="Arial" w:hAnsi="Arial" w:eastAsia="Arial" w:cs="Tahoma"/>
                 <w:sz w:val="18"/>
               </w:rPr>
               <w:t>delivery evidence ไม่มี token/secret</w:t>
@@ -3447,7 +3537,7 @@
     </w:pPr>
     <w:r>
       <w:rPr>
-        <w:rFonts w:ascii="Arial" w:hAnsi="Arial"/>
+        <w:rFonts w:ascii="Arial" w:hAnsi="Arial" w:eastAsia="Arial" w:cs="Tahoma"/>
         <w:sz w:val="16"/>
       </w:rPr>
       <w:t xml:space="preserve">หน้า </w:t>
@@ -3466,7 +3556,7 @@
     </w:pPr>
     <w:r>
       <w:rPr>
-        <w:rFonts w:ascii="Arial" w:hAnsi="Arial" w:eastAsia="Arial"/>
+        <w:rFonts w:ascii="Arial" w:hAnsi="Arial" w:eastAsia="Arial" w:cs="Tahoma"/>
         <w:color w:val="66717F"/>
         <w:sz w:val="16"/>
       </w:rPr>
@@ -3840,7 +3930,7 @@
     <w:qFormat/>
     <w:rsid w:val="00FC693F"/>
     <w:rPr>
-      <w:rFonts w:ascii="Arial" w:hAnsi="Arial" w:eastAsia="Arial"/>
+      <w:rFonts w:ascii="Arial" w:hAnsi="Arial" w:eastAsia="Arial" w:cs="Tahoma"/>
       <w:sz w:val="20"/>
     </w:rPr>
   </w:style>
@@ -3903,7 +3993,7 @@
       <w:outlineLvl w:val="0"/>
     </w:pPr>
     <w:rPr>
-      <w:rFonts w:asciiTheme="majorHAnsi" w:eastAsiaTheme="majorEastAsia" w:hAnsiTheme="majorHAnsi" w:cstheme="majorBidi" w:ascii="Arial" w:hAnsi="Arial" w:eastAsia="Arial"/>
+      <w:rFonts w:asciiTheme="majorHAnsi" w:eastAsiaTheme="majorEastAsia" w:hAnsiTheme="majorHAnsi" w:cstheme="majorBidi" w:ascii="Arial" w:hAnsi="Arial" w:eastAsia="Arial" w:cs="Tahoma"/>
       <w:b/>
       <w:bCs/>
       <w:color w:val="1F4D78"/>
@@ -3927,7 +4017,7 @@
       <w:outlineLvl w:val="1"/>
     </w:pPr>
     <w:rPr>
-      <w:rFonts w:asciiTheme="majorHAnsi" w:eastAsiaTheme="majorEastAsia" w:hAnsiTheme="majorHAnsi" w:cstheme="majorBidi" w:ascii="Arial" w:hAnsi="Arial" w:eastAsia="Arial"/>
+      <w:rFonts w:asciiTheme="majorHAnsi" w:eastAsiaTheme="majorEastAsia" w:hAnsiTheme="majorHAnsi" w:cstheme="majorBidi" w:ascii="Arial" w:hAnsi="Arial" w:eastAsia="Arial" w:cs="Tahoma"/>
       <w:b/>
       <w:bCs/>
       <w:color w:val="2E74B5"/>
@@ -3951,7 +4041,7 @@
       <w:outlineLvl w:val="2"/>
     </w:pPr>
     <w:rPr>
-      <w:rFonts w:asciiTheme="majorHAnsi" w:eastAsiaTheme="majorEastAsia" w:hAnsiTheme="majorHAnsi" w:cstheme="majorBidi" w:ascii="Arial" w:hAnsi="Arial" w:eastAsia="Arial"/>
+      <w:rFonts w:asciiTheme="majorHAnsi" w:eastAsiaTheme="majorEastAsia" w:hAnsiTheme="majorHAnsi" w:cstheme="majorBidi" w:ascii="Arial" w:hAnsi="Arial" w:eastAsia="Arial" w:cs="Tahoma"/>
       <w:b/>
       <w:bCs/>
       <w:color w:val="1F4D78"/>
@@ -3975,7 +4065,7 @@
       <w:outlineLvl w:val="3"/>
     </w:pPr>
     <w:rPr>
-      <w:rFonts w:asciiTheme="majorHAnsi" w:eastAsiaTheme="majorEastAsia" w:hAnsiTheme="majorHAnsi" w:cstheme="majorBidi" w:ascii="Arial" w:hAnsi="Arial" w:eastAsia="Arial"/>
+      <w:rFonts w:asciiTheme="majorHAnsi" w:eastAsiaTheme="majorEastAsia" w:hAnsiTheme="majorHAnsi" w:cstheme="majorBidi" w:ascii="Arial" w:hAnsi="Arial" w:eastAsia="Arial" w:cs="Tahoma"/>
       <w:b/>
       <w:bCs/>
       <w:i/>

--- a/LLDD/word/FE/LLDD-FE-Testing-Delivery.docx
+++ b/LLDD/word/FE/LLDD-FE-Testing-Delivery.docx
@@ -693,6 +693,1258 @@
                 <w:sz w:val="18"/>
               </w:rPr>
               <w:t>กำหนด regression, responsive pass, API payload adjustment และ delivery note สำหรับ FE</w:t>
+            </w:r>
+          </w:p>
+        </w:tc>
+      </w:tr>
+    </w:tbl>
+    <w:p/>
+    <w:p>
+      <w:pPr>
+        <w:pStyle w:val="Heading2"/>
+        <w:keepNext/>
+        <w:keepLines/>
+        <w:pageBreakBefore w:val="0"/>
+      </w:pPr>
+      <w:r>
+        <w:t>1.1 เอกสาร LLDD ที่เกี่ยวข้อง</w:t>
+      </w:r>
+    </w:p>
+    <w:p>
+      <w:pPr>
+        <w:keepNext w:val="0"/>
+      </w:pPr>
+      <w:r>
+        <w:t>ตารางนี้สร้างจาก endpoint และตารางที่เอกสารฉบับนี้ประกาศไว้จริง — อ่านฉบับที่อยู่ในตารางก่อนลงมือ เพื่อไม่ให้สัญญา request/response หรือชื่อคอลัมน์หลุดจากกัน</w:t>
+      </w:r>
+    </w:p>
+    <w:tbl>
+      <w:tblPr>
+        <w:tblStyle w:val="TableGrid"/>
+        <w:tblW w:type="auto" w:w="0"/>
+        <w:jc w:val="center"/>
+        <w:tblLook w:firstColumn="1" w:firstRow="1" w:lastColumn="0" w:lastRow="0" w:noHBand="0" w:noVBand="1" w:val="04A0"/>
+      </w:tblPr>
+      <w:tblGrid>
+        <w:gridCol w:w="3360"/>
+        <w:gridCol w:w="3360"/>
+        <w:gridCol w:w="3360"/>
+      </w:tblGrid>
+      <w:tr>
+        <w:trPr>
+          <w:cantSplit/>
+        </w:trPr>
+        <w:tc>
+          <w:tcPr>
+            <w:tcW w:type="dxa" w:w="3360"/>
+            <w:vAlign w:val="center"/>
+            <w:shd w:fill="E8EEF5"/>
+          </w:tcPr>
+          <w:p>
+            <w:pPr>
+              <w:keepLines/>
+              <w:spacing w:after="0"/>
+            </w:pPr>
+            <w:r/>
+            <w:r>
+              <w:rPr>
+                <w:rFonts w:ascii="Arial" w:hAnsi="Arial" w:eastAsia="Arial" w:cs="Tahoma"/>
+                <w:b/>
+                <w:sz w:val="18"/>
+              </w:rPr>
+              <w:t>ความสัมพันธ์</w:t>
+            </w:r>
+          </w:p>
+        </w:tc>
+        <w:tc>
+          <w:tcPr>
+            <w:tcW w:type="dxa" w:w="3360"/>
+            <w:vAlign w:val="center"/>
+            <w:shd w:fill="E8EEF5"/>
+          </w:tcPr>
+          <w:p>
+            <w:pPr>
+              <w:keepLines/>
+              <w:spacing w:after="0"/>
+            </w:pPr>
+            <w:r/>
+            <w:r>
+              <w:rPr>
+                <w:rFonts w:ascii="Arial" w:hAnsi="Arial" w:eastAsia="Arial" w:cs="Tahoma"/>
+                <w:b/>
+                <w:sz w:val="18"/>
+              </w:rPr>
+              <w:t>เอกสาร LLDD</w:t>
+            </w:r>
+          </w:p>
+        </w:tc>
+        <w:tc>
+          <w:tcPr>
+            <w:tcW w:type="dxa" w:w="3360"/>
+            <w:vAlign w:val="center"/>
+            <w:shd w:fill="E8EEF5"/>
+          </w:tcPr>
+          <w:p>
+            <w:pPr>
+              <w:keepLines/>
+              <w:spacing w:after="0"/>
+            </w:pPr>
+            <w:r/>
+            <w:r>
+              <w:rPr>
+                <w:rFonts w:ascii="Arial" w:hAnsi="Arial" w:eastAsia="Arial" w:cs="Tahoma"/>
+                <w:b/>
+                <w:sz w:val="18"/>
+              </w:rPr>
+              <w:t>เกี่ยวข้องตรงไหน</w:t>
+            </w:r>
+          </w:p>
+        </w:tc>
+      </w:tr>
+      <w:tr>
+        <w:trPr>
+          <w:cantSplit/>
+        </w:trPr>
+        <w:tc>
+          <w:tcPr>
+            <w:tcW w:type="dxa" w:w="3360"/>
+            <w:vAlign w:val="center"/>
+          </w:tcPr>
+          <w:p>
+            <w:pPr>
+              <w:keepLines/>
+              <w:spacing w:after="0"/>
+            </w:pPr>
+            <w:r>
+              <w:rPr>
+                <w:rFonts w:ascii="Arial" w:hAnsi="Arial" w:eastAsia="Arial" w:cs="Tahoma"/>
+                <w:sz w:val="18"/>
+              </w:rPr>
+            </w:r>
+            <w:r>
+              <w:rPr>
+                <w:rFonts w:ascii="Arial" w:hAnsi="Arial" w:eastAsia="Arial" w:cs="Tahoma"/>
+                <w:sz w:val="18"/>
+              </w:rPr>
+              <w:t>สัญญากลาง</w:t>
+            </w:r>
+          </w:p>
+        </w:tc>
+        <w:tc>
+          <w:tcPr>
+            <w:tcW w:type="dxa" w:w="3360"/>
+            <w:vAlign w:val="center"/>
+          </w:tcPr>
+          <w:p>
+            <w:pPr>
+              <w:keepLines/>
+              <w:spacing w:after="0"/>
+            </w:pPr>
+            <w:r>
+              <w:rPr>
+                <w:rFonts w:ascii="Arial" w:hAnsi="Arial" w:eastAsia="Arial" w:cs="Tahoma"/>
+                <w:sz w:val="18"/>
+              </w:rPr>
+            </w:r>
+            <w:r>
+              <w:rPr>
+                <w:rFonts w:ascii="Arial" w:hAnsi="Arial" w:eastAsia="Arial" w:cs="Tahoma"/>
+                <w:b/>
+                <w:sz w:val="18"/>
+              </w:rPr>
+              <w:t>LLDD-BE-API-Common-Contracts.pdf</w:t>
+            </w:r>
+          </w:p>
+        </w:tc>
+        <w:tc>
+          <w:tcPr>
+            <w:tcW w:type="dxa" w:w="3360"/>
+            <w:vAlign w:val="center"/>
+          </w:tcPr>
+          <w:p>
+            <w:pPr>
+              <w:keepLines/>
+              <w:spacing w:after="0"/>
+            </w:pPr>
+            <w:r>
+              <w:rPr>
+                <w:rFonts w:ascii="Arial" w:hAnsi="Arial" w:eastAsia="Arial" w:cs="Tahoma"/>
+                <w:sz w:val="18"/>
+              </w:rPr>
+            </w:r>
+            <w:r>
+              <w:rPr>
+                <w:rFonts w:ascii="Arial" w:hAnsi="Arial" w:eastAsia="Arial" w:cs="Tahoma"/>
+                <w:sz w:val="18"/>
+              </w:rPr>
+              <w:t xml:space="preserve">envelope </w:t>
+            </w:r>
+            <w:r>
+              <w:rPr>
+                <w:rFonts w:ascii="Courier New" w:hAnsi="Courier New" w:eastAsia="Courier New" w:cs="Tahoma"/>
+                <w:sz w:val="18"/>
+              </w:rPr>
+              <w:t>{success,data}</w:t>
+            </w:r>
+            <w:r>
+              <w:rPr>
+                <w:rFonts w:ascii="Arial" w:hAnsi="Arial" w:eastAsia="Arial" w:cs="Tahoma"/>
+                <w:sz w:val="18"/>
+              </w:rPr>
+              <w:t xml:space="preserve"> · error code · pagination · รูปแบบวันที่/เลขเอกสาร</w:t>
+            </w:r>
+          </w:p>
+        </w:tc>
+      </w:tr>
+      <w:tr>
+        <w:trPr>
+          <w:cantSplit/>
+        </w:trPr>
+        <w:tc>
+          <w:tcPr>
+            <w:tcW w:type="dxa" w:w="3360"/>
+            <w:vAlign w:val="center"/>
+          </w:tcPr>
+          <w:p>
+            <w:pPr>
+              <w:keepLines/>
+              <w:spacing w:after="0"/>
+            </w:pPr>
+            <w:r>
+              <w:rPr>
+                <w:rFonts w:ascii="Arial" w:hAnsi="Arial" w:eastAsia="Arial" w:cs="Tahoma"/>
+                <w:sz w:val="18"/>
+              </w:rPr>
+            </w:r>
+            <w:r>
+              <w:rPr>
+                <w:rFonts w:ascii="Arial" w:hAnsi="Arial" w:eastAsia="Arial" w:cs="Tahoma"/>
+                <w:sz w:val="18"/>
+              </w:rPr>
+              <w:t>สัญญากลาง</w:t>
+            </w:r>
+          </w:p>
+        </w:tc>
+        <w:tc>
+          <w:tcPr>
+            <w:tcW w:type="dxa" w:w="3360"/>
+            <w:vAlign w:val="center"/>
+          </w:tcPr>
+          <w:p>
+            <w:pPr>
+              <w:keepLines/>
+              <w:spacing w:after="0"/>
+            </w:pPr>
+            <w:r>
+              <w:rPr>
+                <w:rFonts w:ascii="Arial" w:hAnsi="Arial" w:eastAsia="Arial" w:cs="Tahoma"/>
+                <w:sz w:val="18"/>
+              </w:rPr>
+            </w:r>
+            <w:r>
+              <w:rPr>
+                <w:rFonts w:ascii="Arial" w:hAnsi="Arial" w:eastAsia="Arial" w:cs="Tahoma"/>
+                <w:b/>
+                <w:sz w:val="18"/>
+              </w:rPr>
+              <w:t>LLDD-FE-Integration-Contracts.pdf</w:t>
+            </w:r>
+          </w:p>
+        </w:tc>
+        <w:tc>
+          <w:tcPr>
+            <w:tcW w:type="dxa" w:w="3360"/>
+            <w:vAlign w:val="center"/>
+          </w:tcPr>
+          <w:p>
+            <w:pPr>
+              <w:keepLines/>
+              <w:spacing w:after="0"/>
+            </w:pPr>
+            <w:r>
+              <w:rPr>
+                <w:rFonts w:ascii="Arial" w:hAnsi="Arial" w:eastAsia="Arial" w:cs="Tahoma"/>
+                <w:sz w:val="18"/>
+              </w:rPr>
+            </w:r>
+            <w:r>
+              <w:rPr>
+                <w:rFonts w:ascii="Arial" w:hAnsi="Arial" w:eastAsia="Arial" w:cs="Tahoma"/>
+                <w:sz w:val="18"/>
+              </w:rPr>
+              <w:t>API client · auth header · error mapping · RBAC/menu gating ฝั่ง FE</w:t>
+            </w:r>
+          </w:p>
+        </w:tc>
+      </w:tr>
+      <w:tr>
+        <w:trPr>
+          <w:cantSplit/>
+        </w:trPr>
+        <w:tc>
+          <w:tcPr>
+            <w:tcW w:type="dxa" w:w="3360"/>
+            <w:vAlign w:val="center"/>
+          </w:tcPr>
+          <w:p>
+            <w:pPr>
+              <w:keepLines/>
+              <w:spacing w:after="0"/>
+            </w:pPr>
+            <w:r>
+              <w:rPr>
+                <w:rFonts w:ascii="Arial" w:hAnsi="Arial" w:eastAsia="Arial" w:cs="Tahoma"/>
+                <w:sz w:val="18"/>
+              </w:rPr>
+            </w:r>
+            <w:r>
+              <w:rPr>
+                <w:rFonts w:ascii="Arial" w:hAnsi="Arial" w:eastAsia="Arial" w:cs="Tahoma"/>
+                <w:sz w:val="18"/>
+              </w:rPr>
+              <w:t>ต้องจบก่อน (ลำดับงาน)</w:t>
+            </w:r>
+          </w:p>
+        </w:tc>
+        <w:tc>
+          <w:tcPr>
+            <w:tcW w:type="dxa" w:w="3360"/>
+            <w:vAlign w:val="center"/>
+          </w:tcPr>
+          <w:p>
+            <w:pPr>
+              <w:keepLines/>
+              <w:spacing w:after="0"/>
+            </w:pPr>
+            <w:r>
+              <w:rPr>
+                <w:rFonts w:ascii="Arial" w:hAnsi="Arial" w:eastAsia="Arial" w:cs="Tahoma"/>
+                <w:sz w:val="18"/>
+              </w:rPr>
+            </w:r>
+            <w:r>
+              <w:rPr>
+                <w:rFonts w:ascii="Arial" w:hAnsi="Arial" w:eastAsia="Arial" w:cs="Tahoma"/>
+                <w:b/>
+                <w:sz w:val="18"/>
+              </w:rPr>
+              <w:t>LLDD-FE-Create-Document.pdf</w:t>
+            </w:r>
+          </w:p>
+        </w:tc>
+        <w:tc>
+          <w:tcPr>
+            <w:tcW w:type="dxa" w:w="3360"/>
+            <w:vAlign w:val="center"/>
+          </w:tcPr>
+          <w:p>
+            <w:pPr>
+              <w:keepLines/>
+              <w:spacing w:after="0"/>
+            </w:pPr>
+            <w:r>
+              <w:rPr>
+                <w:rFonts w:ascii="Arial" w:hAnsi="Arial" w:eastAsia="Arial" w:cs="Tahoma"/>
+                <w:sz w:val="18"/>
+              </w:rPr>
+            </w:r>
+            <w:r>
+              <w:rPr>
+                <w:rFonts w:ascii="Arial" w:hAnsi="Arial" w:eastAsia="Arial" w:cs="Tahoma"/>
+                <w:sz w:val="18"/>
+              </w:rPr>
+              <w:t>เป็นฉบับต้นทางของสัญญา/โครงที่ฉบับนี้อ้าง</w:t>
+            </w:r>
+          </w:p>
+        </w:tc>
+      </w:tr>
+      <w:tr>
+        <w:trPr>
+          <w:cantSplit/>
+        </w:trPr>
+        <w:tc>
+          <w:tcPr>
+            <w:tcW w:type="dxa" w:w="3360"/>
+            <w:vAlign w:val="center"/>
+          </w:tcPr>
+          <w:p>
+            <w:pPr>
+              <w:keepLines/>
+              <w:spacing w:after="0"/>
+            </w:pPr>
+            <w:r>
+              <w:rPr>
+                <w:rFonts w:ascii="Arial" w:hAnsi="Arial" w:eastAsia="Arial" w:cs="Tahoma"/>
+                <w:sz w:val="18"/>
+              </w:rPr>
+            </w:r>
+            <w:r>
+              <w:rPr>
+                <w:rFonts w:ascii="Arial" w:hAnsi="Arial" w:eastAsia="Arial" w:cs="Tahoma"/>
+                <w:sz w:val="18"/>
+              </w:rPr>
+              <w:t>ต้องจบก่อน (ลำดับงาน)</w:t>
+            </w:r>
+          </w:p>
+        </w:tc>
+        <w:tc>
+          <w:tcPr>
+            <w:tcW w:type="dxa" w:w="3360"/>
+            <w:vAlign w:val="center"/>
+          </w:tcPr>
+          <w:p>
+            <w:pPr>
+              <w:keepLines/>
+              <w:spacing w:after="0"/>
+            </w:pPr>
+            <w:r>
+              <w:rPr>
+                <w:rFonts w:ascii="Arial" w:hAnsi="Arial" w:eastAsia="Arial" w:cs="Tahoma"/>
+                <w:sz w:val="18"/>
+              </w:rPr>
+            </w:r>
+            <w:r>
+              <w:rPr>
+                <w:rFonts w:ascii="Arial" w:hAnsi="Arial" w:eastAsia="Arial" w:cs="Tahoma"/>
+                <w:b/>
+                <w:sz w:val="18"/>
+              </w:rPr>
+              <w:t>LLDD-FE-Document-Detail.pdf</w:t>
+            </w:r>
+          </w:p>
+        </w:tc>
+        <w:tc>
+          <w:tcPr>
+            <w:tcW w:type="dxa" w:w="3360"/>
+            <w:vAlign w:val="center"/>
+          </w:tcPr>
+          <w:p>
+            <w:pPr>
+              <w:keepLines/>
+              <w:spacing w:after="0"/>
+            </w:pPr>
+            <w:r>
+              <w:rPr>
+                <w:rFonts w:ascii="Arial" w:hAnsi="Arial" w:eastAsia="Arial" w:cs="Tahoma"/>
+                <w:sz w:val="18"/>
+              </w:rPr>
+            </w:r>
+            <w:r>
+              <w:rPr>
+                <w:rFonts w:ascii="Arial" w:hAnsi="Arial" w:eastAsia="Arial" w:cs="Tahoma"/>
+                <w:sz w:val="18"/>
+              </w:rPr>
+              <w:t>เป็นฉบับต้นทางของสัญญา/โครงที่ฉบับนี้อ้าง</w:t>
+            </w:r>
+          </w:p>
+        </w:tc>
+      </w:tr>
+      <w:tr>
+        <w:trPr>
+          <w:cantSplit/>
+        </w:trPr>
+        <w:tc>
+          <w:tcPr>
+            <w:tcW w:type="dxa" w:w="3360"/>
+            <w:vAlign w:val="center"/>
+          </w:tcPr>
+          <w:p>
+            <w:pPr>
+              <w:keepLines/>
+              <w:spacing w:after="0"/>
+            </w:pPr>
+            <w:r>
+              <w:rPr>
+                <w:rFonts w:ascii="Arial" w:hAnsi="Arial" w:eastAsia="Arial" w:cs="Tahoma"/>
+                <w:sz w:val="18"/>
+              </w:rPr>
+            </w:r>
+            <w:r>
+              <w:rPr>
+                <w:rFonts w:ascii="Arial" w:hAnsi="Arial" w:eastAsia="Arial" w:cs="Tahoma"/>
+                <w:sz w:val="18"/>
+              </w:rPr>
+              <w:t>ต้องจบก่อน (ลำดับงาน)</w:t>
+            </w:r>
+          </w:p>
+        </w:tc>
+        <w:tc>
+          <w:tcPr>
+            <w:tcW w:type="dxa" w:w="3360"/>
+            <w:vAlign w:val="center"/>
+          </w:tcPr>
+          <w:p>
+            <w:pPr>
+              <w:keepLines/>
+              <w:spacing w:after="0"/>
+            </w:pPr>
+            <w:r>
+              <w:rPr>
+                <w:rFonts w:ascii="Arial" w:hAnsi="Arial" w:eastAsia="Arial" w:cs="Tahoma"/>
+                <w:sz w:val="18"/>
+              </w:rPr>
+            </w:r>
+            <w:r>
+              <w:rPr>
+                <w:rFonts w:ascii="Arial" w:hAnsi="Arial" w:eastAsia="Arial" w:cs="Tahoma"/>
+                <w:b/>
+                <w:sz w:val="18"/>
+              </w:rPr>
+              <w:t>LLDD-FE-Document-Detail-Role-01-Business-Promotion.pdf</w:t>
+            </w:r>
+          </w:p>
+        </w:tc>
+        <w:tc>
+          <w:tcPr>
+            <w:tcW w:type="dxa" w:w="3360"/>
+            <w:vAlign w:val="center"/>
+          </w:tcPr>
+          <w:p>
+            <w:pPr>
+              <w:keepLines/>
+              <w:spacing w:after="0"/>
+            </w:pPr>
+            <w:r>
+              <w:rPr>
+                <w:rFonts w:ascii="Arial" w:hAnsi="Arial" w:eastAsia="Arial" w:cs="Tahoma"/>
+                <w:sz w:val="18"/>
+              </w:rPr>
+            </w:r>
+            <w:r>
+              <w:rPr>
+                <w:rFonts w:ascii="Arial" w:hAnsi="Arial" w:eastAsia="Arial" w:cs="Tahoma"/>
+                <w:sz w:val="18"/>
+              </w:rPr>
+              <w:t>เป็นฉบับต้นทางของสัญญา/โครงที่ฉบับนี้อ้าง</w:t>
+            </w:r>
+          </w:p>
+        </w:tc>
+      </w:tr>
+      <w:tr>
+        <w:trPr>
+          <w:cantSplit/>
+        </w:trPr>
+        <w:tc>
+          <w:tcPr>
+            <w:tcW w:type="dxa" w:w="3360"/>
+            <w:vAlign w:val="center"/>
+          </w:tcPr>
+          <w:p>
+            <w:pPr>
+              <w:keepLines/>
+              <w:spacing w:after="0"/>
+            </w:pPr>
+            <w:r>
+              <w:rPr>
+                <w:rFonts w:ascii="Arial" w:hAnsi="Arial" w:eastAsia="Arial" w:cs="Tahoma"/>
+                <w:sz w:val="18"/>
+              </w:rPr>
+            </w:r>
+            <w:r>
+              <w:rPr>
+                <w:rFonts w:ascii="Arial" w:hAnsi="Arial" w:eastAsia="Arial" w:cs="Tahoma"/>
+                <w:sz w:val="18"/>
+              </w:rPr>
+              <w:t>ต้องจบก่อน (ลำดับงาน)</w:t>
+            </w:r>
+          </w:p>
+        </w:tc>
+        <w:tc>
+          <w:tcPr>
+            <w:tcW w:type="dxa" w:w="3360"/>
+            <w:vAlign w:val="center"/>
+          </w:tcPr>
+          <w:p>
+            <w:pPr>
+              <w:keepLines/>
+              <w:spacing w:after="0"/>
+            </w:pPr>
+            <w:r>
+              <w:rPr>
+                <w:rFonts w:ascii="Arial" w:hAnsi="Arial" w:eastAsia="Arial" w:cs="Tahoma"/>
+                <w:sz w:val="18"/>
+              </w:rPr>
+            </w:r>
+            <w:r>
+              <w:rPr>
+                <w:rFonts w:ascii="Arial" w:hAnsi="Arial" w:eastAsia="Arial" w:cs="Tahoma"/>
+                <w:b/>
+                <w:sz w:val="18"/>
+              </w:rPr>
+              <w:t>LLDD-FE-Document-Detail-Role-02-GM-Business-Promotion.pdf</w:t>
+            </w:r>
+          </w:p>
+        </w:tc>
+        <w:tc>
+          <w:tcPr>
+            <w:tcW w:type="dxa" w:w="3360"/>
+            <w:vAlign w:val="center"/>
+          </w:tcPr>
+          <w:p>
+            <w:pPr>
+              <w:keepLines/>
+              <w:spacing w:after="0"/>
+            </w:pPr>
+            <w:r>
+              <w:rPr>
+                <w:rFonts w:ascii="Arial" w:hAnsi="Arial" w:eastAsia="Arial" w:cs="Tahoma"/>
+                <w:sz w:val="18"/>
+              </w:rPr>
+            </w:r>
+            <w:r>
+              <w:rPr>
+                <w:rFonts w:ascii="Arial" w:hAnsi="Arial" w:eastAsia="Arial" w:cs="Tahoma"/>
+                <w:sz w:val="18"/>
+              </w:rPr>
+              <w:t>เป็นฉบับต้นทางของสัญญา/โครงที่ฉบับนี้อ้าง</w:t>
+            </w:r>
+          </w:p>
+        </w:tc>
+      </w:tr>
+      <w:tr>
+        <w:trPr>
+          <w:cantSplit/>
+        </w:trPr>
+        <w:tc>
+          <w:tcPr>
+            <w:tcW w:type="dxa" w:w="3360"/>
+            <w:vAlign w:val="center"/>
+          </w:tcPr>
+          <w:p>
+            <w:pPr>
+              <w:keepLines/>
+              <w:spacing w:after="0"/>
+            </w:pPr>
+            <w:r>
+              <w:rPr>
+                <w:rFonts w:ascii="Arial" w:hAnsi="Arial" w:eastAsia="Arial" w:cs="Tahoma"/>
+                <w:sz w:val="18"/>
+              </w:rPr>
+            </w:r>
+            <w:r>
+              <w:rPr>
+                <w:rFonts w:ascii="Arial" w:hAnsi="Arial" w:eastAsia="Arial" w:cs="Tahoma"/>
+                <w:sz w:val="18"/>
+              </w:rPr>
+              <w:t>ต้องจบก่อน (ลำดับงาน)</w:t>
+            </w:r>
+          </w:p>
+        </w:tc>
+        <w:tc>
+          <w:tcPr>
+            <w:tcW w:type="dxa" w:w="3360"/>
+            <w:vAlign w:val="center"/>
+          </w:tcPr>
+          <w:p>
+            <w:pPr>
+              <w:keepLines/>
+              <w:spacing w:after="0"/>
+            </w:pPr>
+            <w:r>
+              <w:rPr>
+                <w:rFonts w:ascii="Arial" w:hAnsi="Arial" w:eastAsia="Arial" w:cs="Tahoma"/>
+                <w:sz w:val="18"/>
+              </w:rPr>
+            </w:r>
+            <w:r>
+              <w:rPr>
+                <w:rFonts w:ascii="Arial" w:hAnsi="Arial" w:eastAsia="Arial" w:cs="Tahoma"/>
+                <w:b/>
+                <w:sz w:val="18"/>
+              </w:rPr>
+              <w:t>LLDD-FE-Document-Detail-Role-03-AVP-SBP.pdf</w:t>
+            </w:r>
+          </w:p>
+        </w:tc>
+        <w:tc>
+          <w:tcPr>
+            <w:tcW w:type="dxa" w:w="3360"/>
+            <w:vAlign w:val="center"/>
+          </w:tcPr>
+          <w:p>
+            <w:pPr>
+              <w:keepLines/>
+              <w:spacing w:after="0"/>
+            </w:pPr>
+            <w:r>
+              <w:rPr>
+                <w:rFonts w:ascii="Arial" w:hAnsi="Arial" w:eastAsia="Arial" w:cs="Tahoma"/>
+                <w:sz w:val="18"/>
+              </w:rPr>
+            </w:r>
+            <w:r>
+              <w:rPr>
+                <w:rFonts w:ascii="Arial" w:hAnsi="Arial" w:eastAsia="Arial" w:cs="Tahoma"/>
+                <w:sz w:val="18"/>
+              </w:rPr>
+              <w:t>เป็นฉบับต้นทางของสัญญา/โครงที่ฉบับนี้อ้าง</w:t>
+            </w:r>
+          </w:p>
+        </w:tc>
+      </w:tr>
+      <w:tr>
+        <w:trPr>
+          <w:cantSplit/>
+        </w:trPr>
+        <w:tc>
+          <w:tcPr>
+            <w:tcW w:type="dxa" w:w="3360"/>
+            <w:vAlign w:val="center"/>
+          </w:tcPr>
+          <w:p>
+            <w:pPr>
+              <w:keepLines/>
+              <w:spacing w:after="0"/>
+            </w:pPr>
+            <w:r>
+              <w:rPr>
+                <w:rFonts w:ascii="Arial" w:hAnsi="Arial" w:eastAsia="Arial" w:cs="Tahoma"/>
+                <w:sz w:val="18"/>
+              </w:rPr>
+            </w:r>
+            <w:r>
+              <w:rPr>
+                <w:rFonts w:ascii="Arial" w:hAnsi="Arial" w:eastAsia="Arial" w:cs="Tahoma"/>
+                <w:sz w:val="18"/>
+              </w:rPr>
+              <w:t>ต้องจบก่อน (ลำดับงาน)</w:t>
+            </w:r>
+          </w:p>
+        </w:tc>
+        <w:tc>
+          <w:tcPr>
+            <w:tcW w:type="dxa" w:w="3360"/>
+            <w:vAlign w:val="center"/>
+          </w:tcPr>
+          <w:p>
+            <w:pPr>
+              <w:keepLines/>
+              <w:spacing w:after="0"/>
+            </w:pPr>
+            <w:r>
+              <w:rPr>
+                <w:rFonts w:ascii="Arial" w:hAnsi="Arial" w:eastAsia="Arial" w:cs="Tahoma"/>
+                <w:sz w:val="18"/>
+              </w:rPr>
+            </w:r>
+            <w:r>
+              <w:rPr>
+                <w:rFonts w:ascii="Arial" w:hAnsi="Arial" w:eastAsia="Arial" w:cs="Tahoma"/>
+                <w:b/>
+                <w:sz w:val="18"/>
+              </w:rPr>
+              <w:t>LLDD-FE-Document-Detail-Role-06-SBP-DSA.pdf</w:t>
+            </w:r>
+          </w:p>
+        </w:tc>
+        <w:tc>
+          <w:tcPr>
+            <w:tcW w:type="dxa" w:w="3360"/>
+            <w:vAlign w:val="center"/>
+          </w:tcPr>
+          <w:p>
+            <w:pPr>
+              <w:keepLines/>
+              <w:spacing w:after="0"/>
+            </w:pPr>
+            <w:r>
+              <w:rPr>
+                <w:rFonts w:ascii="Arial" w:hAnsi="Arial" w:eastAsia="Arial" w:cs="Tahoma"/>
+                <w:sz w:val="18"/>
+              </w:rPr>
+            </w:r>
+            <w:r>
+              <w:rPr>
+                <w:rFonts w:ascii="Arial" w:hAnsi="Arial" w:eastAsia="Arial" w:cs="Tahoma"/>
+                <w:sz w:val="18"/>
+              </w:rPr>
+              <w:t>เป็นฉบับต้นทางของสัญญา/โครงที่ฉบับนี้อ้าง</w:t>
+            </w:r>
+          </w:p>
+        </w:tc>
+      </w:tr>
+      <w:tr>
+        <w:trPr>
+          <w:cantSplit/>
+        </w:trPr>
+        <w:tc>
+          <w:tcPr>
+            <w:tcW w:type="dxa" w:w="3360"/>
+            <w:vAlign w:val="center"/>
+          </w:tcPr>
+          <w:p>
+            <w:pPr>
+              <w:keepLines/>
+              <w:spacing w:after="0"/>
+            </w:pPr>
+            <w:r>
+              <w:rPr>
+                <w:rFonts w:ascii="Arial" w:hAnsi="Arial" w:eastAsia="Arial" w:cs="Tahoma"/>
+                <w:sz w:val="18"/>
+              </w:rPr>
+            </w:r>
+            <w:r>
+              <w:rPr>
+                <w:rFonts w:ascii="Arial" w:hAnsi="Arial" w:eastAsia="Arial" w:cs="Tahoma"/>
+                <w:sz w:val="18"/>
+              </w:rPr>
+              <w:t>ต้องจบก่อน (ลำดับงาน)</w:t>
+            </w:r>
+          </w:p>
+        </w:tc>
+        <w:tc>
+          <w:tcPr>
+            <w:tcW w:type="dxa" w:w="3360"/>
+            <w:vAlign w:val="center"/>
+          </w:tcPr>
+          <w:p>
+            <w:pPr>
+              <w:keepLines/>
+              <w:spacing w:after="0"/>
+            </w:pPr>
+            <w:r>
+              <w:rPr>
+                <w:rFonts w:ascii="Arial" w:hAnsi="Arial" w:eastAsia="Arial" w:cs="Tahoma"/>
+                <w:sz w:val="18"/>
+              </w:rPr>
+            </w:r>
+            <w:r>
+              <w:rPr>
+                <w:rFonts w:ascii="Arial" w:hAnsi="Arial" w:eastAsia="Arial" w:cs="Tahoma"/>
+                <w:b/>
+                <w:sz w:val="18"/>
+              </w:rPr>
+              <w:t>LLDD-FE-Document-Detail-Role-08-SBP-DSA-Officer.pdf</w:t>
+            </w:r>
+          </w:p>
+        </w:tc>
+        <w:tc>
+          <w:tcPr>
+            <w:tcW w:type="dxa" w:w="3360"/>
+            <w:vAlign w:val="center"/>
+          </w:tcPr>
+          <w:p>
+            <w:pPr>
+              <w:keepLines/>
+              <w:spacing w:after="0"/>
+            </w:pPr>
+            <w:r>
+              <w:rPr>
+                <w:rFonts w:ascii="Arial" w:hAnsi="Arial" w:eastAsia="Arial" w:cs="Tahoma"/>
+                <w:sz w:val="18"/>
+              </w:rPr>
+            </w:r>
+            <w:r>
+              <w:rPr>
+                <w:rFonts w:ascii="Arial" w:hAnsi="Arial" w:eastAsia="Arial" w:cs="Tahoma"/>
+                <w:sz w:val="18"/>
+              </w:rPr>
+              <w:t>เป็นฉบับต้นทางของสัญญา/โครงที่ฉบับนี้อ้าง</w:t>
+            </w:r>
+          </w:p>
+        </w:tc>
+      </w:tr>
+      <w:tr>
+        <w:trPr>
+          <w:cantSplit/>
+        </w:trPr>
+        <w:tc>
+          <w:tcPr>
+            <w:tcW w:type="dxa" w:w="3360"/>
+            <w:vAlign w:val="center"/>
+          </w:tcPr>
+          <w:p>
+            <w:pPr>
+              <w:keepLines/>
+              <w:spacing w:after="0"/>
+            </w:pPr>
+            <w:r>
+              <w:rPr>
+                <w:rFonts w:ascii="Arial" w:hAnsi="Arial" w:eastAsia="Arial" w:cs="Tahoma"/>
+                <w:sz w:val="18"/>
+              </w:rPr>
+            </w:r>
+            <w:r>
+              <w:rPr>
+                <w:rFonts w:ascii="Arial" w:hAnsi="Arial" w:eastAsia="Arial" w:cs="Tahoma"/>
+                <w:sz w:val="18"/>
+              </w:rPr>
+              <w:t>ต้องจบก่อน (ลำดับงาน)</w:t>
+            </w:r>
+          </w:p>
+        </w:tc>
+        <w:tc>
+          <w:tcPr>
+            <w:tcW w:type="dxa" w:w="3360"/>
+            <w:vAlign w:val="center"/>
+          </w:tcPr>
+          <w:p>
+            <w:pPr>
+              <w:keepLines/>
+              <w:spacing w:after="0"/>
+            </w:pPr>
+            <w:r>
+              <w:rPr>
+                <w:rFonts w:ascii="Arial" w:hAnsi="Arial" w:eastAsia="Arial" w:cs="Tahoma"/>
+                <w:sz w:val="18"/>
+              </w:rPr>
+            </w:r>
+            <w:r>
+              <w:rPr>
+                <w:rFonts w:ascii="Arial" w:hAnsi="Arial" w:eastAsia="Arial" w:cs="Tahoma"/>
+                <w:b/>
+                <w:sz w:val="18"/>
+              </w:rPr>
+              <w:t>LLDD-FE-Document-Lists.pdf</w:t>
+            </w:r>
+          </w:p>
+        </w:tc>
+        <w:tc>
+          <w:tcPr>
+            <w:tcW w:type="dxa" w:w="3360"/>
+            <w:vAlign w:val="center"/>
+          </w:tcPr>
+          <w:p>
+            <w:pPr>
+              <w:keepLines/>
+              <w:spacing w:after="0"/>
+            </w:pPr>
+            <w:r>
+              <w:rPr>
+                <w:rFonts w:ascii="Arial" w:hAnsi="Arial" w:eastAsia="Arial" w:cs="Tahoma"/>
+                <w:sz w:val="18"/>
+              </w:rPr>
+            </w:r>
+            <w:r>
+              <w:rPr>
+                <w:rFonts w:ascii="Arial" w:hAnsi="Arial" w:eastAsia="Arial" w:cs="Tahoma"/>
+                <w:sz w:val="18"/>
+              </w:rPr>
+              <w:t>เป็นฉบับต้นทางของสัญญา/โครงที่ฉบับนี้อ้าง</w:t>
+            </w:r>
+          </w:p>
+        </w:tc>
+      </w:tr>
+      <w:tr>
+        <w:trPr>
+          <w:cantSplit/>
+        </w:trPr>
+        <w:tc>
+          <w:tcPr>
+            <w:tcW w:type="dxa" w:w="3360"/>
+            <w:vAlign w:val="center"/>
+          </w:tcPr>
+          <w:p>
+            <w:pPr>
+              <w:keepLines/>
+              <w:spacing w:after="0"/>
+            </w:pPr>
+            <w:r>
+              <w:rPr>
+                <w:rFonts w:ascii="Arial" w:hAnsi="Arial" w:eastAsia="Arial" w:cs="Tahoma"/>
+                <w:sz w:val="18"/>
+              </w:rPr>
+            </w:r>
+            <w:r>
+              <w:rPr>
+                <w:rFonts w:ascii="Arial" w:hAnsi="Arial" w:eastAsia="Arial" w:cs="Tahoma"/>
+                <w:sz w:val="18"/>
+              </w:rPr>
+              <w:t>ต้องจบก่อน (ลำดับงาน)</w:t>
+            </w:r>
+          </w:p>
+        </w:tc>
+        <w:tc>
+          <w:tcPr>
+            <w:tcW w:type="dxa" w:w="3360"/>
+            <w:vAlign w:val="center"/>
+          </w:tcPr>
+          <w:p>
+            <w:pPr>
+              <w:keepLines/>
+              <w:spacing w:after="0"/>
+            </w:pPr>
+            <w:r>
+              <w:rPr>
+                <w:rFonts w:ascii="Arial" w:hAnsi="Arial" w:eastAsia="Arial" w:cs="Tahoma"/>
+                <w:sz w:val="18"/>
+              </w:rPr>
+            </w:r>
+            <w:r>
+              <w:rPr>
+                <w:rFonts w:ascii="Arial" w:hAnsi="Arial" w:eastAsia="Arial" w:cs="Tahoma"/>
+                <w:b/>
+                <w:sz w:val="18"/>
+              </w:rPr>
+              <w:t>LLDD-FE-Foundation.pdf</w:t>
+            </w:r>
+          </w:p>
+        </w:tc>
+        <w:tc>
+          <w:tcPr>
+            <w:tcW w:type="dxa" w:w="3360"/>
+            <w:vAlign w:val="center"/>
+          </w:tcPr>
+          <w:p>
+            <w:pPr>
+              <w:keepLines/>
+              <w:spacing w:after="0"/>
+            </w:pPr>
+            <w:r>
+              <w:rPr>
+                <w:rFonts w:ascii="Arial" w:hAnsi="Arial" w:eastAsia="Arial" w:cs="Tahoma"/>
+                <w:sz w:val="18"/>
+              </w:rPr>
+            </w:r>
+            <w:r>
+              <w:rPr>
+                <w:rFonts w:ascii="Arial" w:hAnsi="Arial" w:eastAsia="Arial" w:cs="Tahoma"/>
+                <w:sz w:val="18"/>
+              </w:rPr>
+              <w:t>เป็นฉบับต้นทางของสัญญา/โครงที่ฉบับนี้อ้าง</w:t>
+            </w:r>
+          </w:p>
+        </w:tc>
+      </w:tr>
+      <w:tr>
+        <w:trPr>
+          <w:cantSplit/>
+        </w:trPr>
+        <w:tc>
+          <w:tcPr>
+            <w:tcW w:type="dxa" w:w="3360"/>
+            <w:vAlign w:val="center"/>
+          </w:tcPr>
+          <w:p>
+            <w:pPr>
+              <w:keepLines/>
+              <w:spacing w:after="0"/>
+            </w:pPr>
+            <w:r>
+              <w:rPr>
+                <w:rFonts w:ascii="Arial" w:hAnsi="Arial" w:eastAsia="Arial" w:cs="Tahoma"/>
+                <w:sz w:val="18"/>
+              </w:rPr>
+            </w:r>
+            <w:r>
+              <w:rPr>
+                <w:rFonts w:ascii="Arial" w:hAnsi="Arial" w:eastAsia="Arial" w:cs="Tahoma"/>
+                <w:sz w:val="18"/>
+              </w:rPr>
+              <w:t>ต้องจบก่อน (ลำดับงาน)</w:t>
+            </w:r>
+          </w:p>
+        </w:tc>
+        <w:tc>
+          <w:tcPr>
+            <w:tcW w:type="dxa" w:w="3360"/>
+            <w:vAlign w:val="center"/>
+          </w:tcPr>
+          <w:p>
+            <w:pPr>
+              <w:keepLines/>
+              <w:spacing w:after="0"/>
+            </w:pPr>
+            <w:r>
+              <w:rPr>
+                <w:rFonts w:ascii="Arial" w:hAnsi="Arial" w:eastAsia="Arial" w:cs="Tahoma"/>
+                <w:sz w:val="18"/>
+              </w:rPr>
+            </w:r>
+            <w:r>
+              <w:rPr>
+                <w:rFonts w:ascii="Arial" w:hAnsi="Arial" w:eastAsia="Arial" w:cs="Tahoma"/>
+                <w:b/>
+                <w:sz w:val="18"/>
+              </w:rPr>
+              <w:t>LLDD-FE-Integration-Contracts.pdf</w:t>
+            </w:r>
+          </w:p>
+        </w:tc>
+        <w:tc>
+          <w:tcPr>
+            <w:tcW w:type="dxa" w:w="3360"/>
+            <w:vAlign w:val="center"/>
+          </w:tcPr>
+          <w:p>
+            <w:pPr>
+              <w:keepLines/>
+              <w:spacing w:after="0"/>
+            </w:pPr>
+            <w:r>
+              <w:rPr>
+                <w:rFonts w:ascii="Arial" w:hAnsi="Arial" w:eastAsia="Arial" w:cs="Tahoma"/>
+                <w:sz w:val="18"/>
+              </w:rPr>
+            </w:r>
+            <w:r>
+              <w:rPr>
+                <w:rFonts w:ascii="Arial" w:hAnsi="Arial" w:eastAsia="Arial" w:cs="Tahoma"/>
+                <w:sz w:val="18"/>
+              </w:rPr>
+              <w:t>เป็นฉบับต้นทางของสัญญา/โครงที่ฉบับนี้อ้าง</w:t>
+            </w:r>
+          </w:p>
+        </w:tc>
+      </w:tr>
+      <w:tr>
+        <w:trPr>
+          <w:cantSplit/>
+        </w:trPr>
+        <w:tc>
+          <w:tcPr>
+            <w:tcW w:type="dxa" w:w="3360"/>
+            <w:vAlign w:val="center"/>
+          </w:tcPr>
+          <w:p>
+            <w:pPr>
+              <w:keepLines/>
+              <w:spacing w:after="0"/>
+            </w:pPr>
+            <w:r>
+              <w:rPr>
+                <w:rFonts w:ascii="Arial" w:hAnsi="Arial" w:eastAsia="Arial" w:cs="Tahoma"/>
+                <w:sz w:val="18"/>
+              </w:rPr>
+            </w:r>
+            <w:r>
+              <w:rPr>
+                <w:rFonts w:ascii="Arial" w:hAnsi="Arial" w:eastAsia="Arial" w:cs="Tahoma"/>
+                <w:sz w:val="18"/>
+              </w:rPr>
+              <w:t>ต้องจบก่อน (ลำดับงาน)</w:t>
+            </w:r>
+          </w:p>
+        </w:tc>
+        <w:tc>
+          <w:tcPr>
+            <w:tcW w:type="dxa" w:w="3360"/>
+            <w:vAlign w:val="center"/>
+          </w:tcPr>
+          <w:p>
+            <w:pPr>
+              <w:keepLines/>
+              <w:spacing w:after="0"/>
+            </w:pPr>
+            <w:r>
+              <w:rPr>
+                <w:rFonts w:ascii="Arial" w:hAnsi="Arial" w:eastAsia="Arial" w:cs="Tahoma"/>
+                <w:sz w:val="18"/>
+              </w:rPr>
+            </w:r>
+            <w:r>
+              <w:rPr>
+                <w:rFonts w:ascii="Arial" w:hAnsi="Arial" w:eastAsia="Arial" w:cs="Tahoma"/>
+                <w:b/>
+                <w:sz w:val="18"/>
+              </w:rPr>
+              <w:t>LLDD-FE-Master-Data.pdf</w:t>
+            </w:r>
+          </w:p>
+        </w:tc>
+        <w:tc>
+          <w:tcPr>
+            <w:tcW w:type="dxa" w:w="3360"/>
+            <w:vAlign w:val="center"/>
+          </w:tcPr>
+          <w:p>
+            <w:pPr>
+              <w:keepLines/>
+              <w:spacing w:after="0"/>
+            </w:pPr>
+            <w:r>
+              <w:rPr>
+                <w:rFonts w:ascii="Arial" w:hAnsi="Arial" w:eastAsia="Arial" w:cs="Tahoma"/>
+                <w:sz w:val="18"/>
+              </w:rPr>
+            </w:r>
+            <w:r>
+              <w:rPr>
+                <w:rFonts w:ascii="Arial" w:hAnsi="Arial" w:eastAsia="Arial" w:cs="Tahoma"/>
+                <w:sz w:val="18"/>
+              </w:rPr>
+              <w:t>เป็นฉบับต้นทางของสัญญา/โครงที่ฉบับนี้อ้าง</w:t>
+            </w:r>
+          </w:p>
+        </w:tc>
+      </w:tr>
+      <w:tr>
+        <w:trPr>
+          <w:cantSplit/>
+        </w:trPr>
+        <w:tc>
+          <w:tcPr>
+            <w:tcW w:type="dxa" w:w="3360"/>
+            <w:vAlign w:val="center"/>
+          </w:tcPr>
+          <w:p>
+            <w:pPr>
+              <w:keepLines/>
+              <w:spacing w:after="0"/>
+            </w:pPr>
+            <w:r>
+              <w:rPr>
+                <w:rFonts w:ascii="Arial" w:hAnsi="Arial" w:eastAsia="Arial" w:cs="Tahoma"/>
+                <w:sz w:val="18"/>
+              </w:rPr>
+            </w:r>
+            <w:r>
+              <w:rPr>
+                <w:rFonts w:ascii="Arial" w:hAnsi="Arial" w:eastAsia="Arial" w:cs="Tahoma"/>
+                <w:sz w:val="18"/>
+              </w:rPr>
+              <w:t>ต้องจบก่อน (ลำดับงาน)</w:t>
+            </w:r>
+          </w:p>
+        </w:tc>
+        <w:tc>
+          <w:tcPr>
+            <w:tcW w:type="dxa" w:w="3360"/>
+            <w:vAlign w:val="center"/>
+          </w:tcPr>
+          <w:p>
+            <w:pPr>
+              <w:keepLines/>
+              <w:spacing w:after="0"/>
+            </w:pPr>
+            <w:r>
+              <w:rPr>
+                <w:rFonts w:ascii="Arial" w:hAnsi="Arial" w:eastAsia="Arial" w:cs="Tahoma"/>
+                <w:sz w:val="18"/>
+              </w:rPr>
+            </w:r>
+            <w:r>
+              <w:rPr>
+                <w:rFonts w:ascii="Arial" w:hAnsi="Arial" w:eastAsia="Arial" w:cs="Tahoma"/>
+                <w:b/>
+                <w:sz w:val="18"/>
+              </w:rPr>
+              <w:t>LLDD-FE-Report.pdf</w:t>
+            </w:r>
+          </w:p>
+        </w:tc>
+        <w:tc>
+          <w:tcPr>
+            <w:tcW w:type="dxa" w:w="3360"/>
+            <w:vAlign w:val="center"/>
+          </w:tcPr>
+          <w:p>
+            <w:pPr>
+              <w:keepLines/>
+              <w:spacing w:after="0"/>
+            </w:pPr>
+            <w:r>
+              <w:rPr>
+                <w:rFonts w:ascii="Arial" w:hAnsi="Arial" w:eastAsia="Arial" w:cs="Tahoma"/>
+                <w:sz w:val="18"/>
+              </w:rPr>
+            </w:r>
+            <w:r>
+              <w:rPr>
+                <w:rFonts w:ascii="Arial" w:hAnsi="Arial" w:eastAsia="Arial" w:cs="Tahoma"/>
+                <w:sz w:val="18"/>
+              </w:rPr>
+              <w:t>เป็นฉบับต้นทางของสัญญา/โครงที่ฉบับนี้อ้าง</w:t>
             </w:r>
           </w:p>
         </w:tc>
@@ -3455,7 +4707,7 @@
                 <w:rFonts w:ascii="Arial" w:hAnsi="Arial" w:eastAsia="Arial" w:cs="Tahoma"/>
                 <w:sz w:val="18"/>
               </w:rPr>
-              <w:t>action transition 06→08→01→02→03→99</w:t>
+              <w:t>action transition 06→08→06→01→02→03→99</w:t>
             </w:r>
           </w:p>
         </w:tc>
